--- a/EBIOS Risk Manager - Formation - Livret stagiaire.docx
+++ b/EBIOS Risk Manager - Formation - Livret stagiaire.docx
@@ -106,7 +106,6 @@
         <w:dataBinding w:prefixMappings="xmlns:ns0='http://schemas.openxmlformats.org/package/2006/metadata/core-properties' xmlns:ns1='http://purl.org/dc/elements/1.1/'" w:xpath="/ns0:coreProperties[1]/ns1:title[1]" w:storeItemID="{6C3C8BC8-F283-45AE-878A-BAB7291924A1}"/>
         <w:text/>
       </w:sdtPr>
-      <w:sdtEndPr/>
       <w:sdtContent>
         <w:p>
           <w:pPr>
@@ -143,7 +142,6 @@
           <w:dataBinding w:prefixMappings="xmlns:ns0='http://schemas.openxmlformats.org/package/2006/metadata/core-properties' xmlns:ns1='http://purl.org/dc/elements/1.1/'" w:xpath="/ns0:coreProperties[1]/ns1:subject[1]" w:storeItemID="{6C3C8BC8-F283-45AE-878A-BAB7291924A1}"/>
           <w:text/>
         </w:sdtPr>
-        <w:sdtEndPr/>
         <w:sdtContent>
           <w:r>
             <w:rPr>
@@ -389,28 +387,44 @@
             <w:tcW w:w="696" w:type="pct"/>
             <w:vAlign w:val="center"/>
           </w:tcPr>
-          <w:p/>
+          <w:p>
+            <w:r>
+              <w:t>03/07/2025</w:t>
+            </w:r>
+          </w:p>
         </w:tc>
         <w:tc>
           <w:tcPr>
             <w:tcW w:w="2123" w:type="pct"/>
             <w:vAlign w:val="center"/>
           </w:tcPr>
-          <w:p/>
+          <w:p>
+            <w:r>
+              <w:t>Amélioration de la cohérence entre les éléments du kit</w:t>
+            </w:r>
+          </w:p>
         </w:tc>
         <w:tc>
           <w:tcPr>
             <w:tcW w:w="939" w:type="pct"/>
             <w:vAlign w:val="center"/>
           </w:tcPr>
-          <w:p/>
+          <w:p>
+            <w:r>
+              <w:t>Matthieu GRALL</w:t>
+            </w:r>
+          </w:p>
         </w:tc>
         <w:tc>
           <w:tcPr>
             <w:tcW w:w="1241" w:type="pct"/>
             <w:vAlign w:val="center"/>
           </w:tcPr>
-          <w:p/>
+          <w:p>
+            <w:r>
+              <w:t>Amélioration continue</w:t>
+            </w:r>
+          </w:p>
         </w:tc>
       </w:tr>
     </w:tbl>
@@ -816,7 +830,7 @@
       <w:r>
         <w:fldChar w:fldCharType="separate"/>
       </w:r>
-      <w:hyperlink w:anchor="_Toc202281852" w:history="1">
+      <w:hyperlink w:anchor="_Toc202457206" w:history="1">
         <w:r>
           <w:rPr>
             <w:rStyle w:val="Lienhypertexte"/>
@@ -864,7 +878,7 @@
             <w:noProof/>
             <w:webHidden/>
           </w:rPr>
-          <w:instrText xml:space="preserve"> PAGEREF _Toc202281852 \h </w:instrText>
+          <w:instrText xml:space="preserve"> PAGEREF _Toc202457206 \h </w:instrText>
         </w:r>
         <w:r>
           <w:rPr>
@@ -912,7 +926,7 @@
           <w14:ligatures w14:val="standardContextual"/>
         </w:rPr>
       </w:pPr>
-      <w:hyperlink w:anchor="_Toc202281853" w:history="1">
+      <w:hyperlink w:anchor="_Toc202457207" w:history="1">
         <w:r>
           <w:rPr>
             <w:rStyle w:val="Lienhypertexte"/>
@@ -958,7 +972,7 @@
             <w:noProof/>
             <w:webHidden/>
           </w:rPr>
-          <w:instrText xml:space="preserve"> PAGEREF _Toc202281853 \h </w:instrText>
+          <w:instrText xml:space="preserve"> PAGEREF _Toc202457207 \h </w:instrText>
         </w:r>
         <w:r>
           <w:rPr>
@@ -1006,7 +1020,7 @@
           <w14:ligatures w14:val="standardContextual"/>
         </w:rPr>
       </w:pPr>
-      <w:hyperlink w:anchor="_Toc202281854" w:history="1">
+      <w:hyperlink w:anchor="_Toc202457208" w:history="1">
         <w:r>
           <w:rPr>
             <w:rStyle w:val="Lienhypertexte"/>
@@ -1052,7 +1066,7 @@
             <w:noProof/>
             <w:webHidden/>
           </w:rPr>
-          <w:instrText xml:space="preserve"> PAGEREF _Toc202281854 \h </w:instrText>
+          <w:instrText xml:space="preserve"> PAGEREF _Toc202457208 \h </w:instrText>
         </w:r>
         <w:r>
           <w:rPr>
@@ -1101,7 +1115,7 @@
           <w14:ligatures w14:val="standardContextual"/>
         </w:rPr>
       </w:pPr>
-      <w:hyperlink w:anchor="_Toc202281855" w:history="1">
+      <w:hyperlink w:anchor="_Toc202457209" w:history="1">
         <w:r>
           <w:rPr>
             <w:rStyle w:val="Lienhypertexte"/>
@@ -1148,7 +1162,7 @@
             <w:noProof/>
             <w:webHidden/>
           </w:rPr>
-          <w:instrText xml:space="preserve"> PAGEREF _Toc202281855 \h </w:instrText>
+          <w:instrText xml:space="preserve"> PAGEREF _Toc202457209 \h </w:instrText>
         </w:r>
         <w:r>
           <w:rPr>
@@ -1197,7 +1211,7 @@
           <w14:ligatures w14:val="standardContextual"/>
         </w:rPr>
       </w:pPr>
-      <w:hyperlink w:anchor="_Toc202281856" w:history="1">
+      <w:hyperlink w:anchor="_Toc202457210" w:history="1">
         <w:r>
           <w:rPr>
             <w:rStyle w:val="Lienhypertexte"/>
@@ -1244,7 +1258,7 @@
             <w:noProof/>
             <w:webHidden/>
           </w:rPr>
-          <w:instrText xml:space="preserve"> PAGEREF _Toc202281856 \h </w:instrText>
+          <w:instrText xml:space="preserve"> PAGEREF _Toc202457210 \h </w:instrText>
         </w:r>
         <w:r>
           <w:rPr>
@@ -1293,7 +1307,7 @@
           <w14:ligatures w14:val="standardContextual"/>
         </w:rPr>
       </w:pPr>
-      <w:hyperlink w:anchor="_Toc202281857" w:history="1">
+      <w:hyperlink w:anchor="_Toc202457211" w:history="1">
         <w:r>
           <w:rPr>
             <w:rStyle w:val="Lienhypertexte"/>
@@ -1340,7 +1354,7 @@
             <w:noProof/>
             <w:webHidden/>
           </w:rPr>
-          <w:instrText xml:space="preserve"> PAGEREF _Toc202281857 \h </w:instrText>
+          <w:instrText xml:space="preserve"> PAGEREF _Toc202457211 \h </w:instrText>
         </w:r>
         <w:r>
           <w:rPr>
@@ -1389,7 +1403,7 @@
           <w14:ligatures w14:val="standardContextual"/>
         </w:rPr>
       </w:pPr>
-      <w:hyperlink w:anchor="_Toc202281858" w:history="1">
+      <w:hyperlink w:anchor="_Toc202457212" w:history="1">
         <w:r>
           <w:rPr>
             <w:rStyle w:val="Lienhypertexte"/>
@@ -1436,7 +1450,7 @@
             <w:noProof/>
             <w:webHidden/>
           </w:rPr>
-          <w:instrText xml:space="preserve"> PAGEREF _Toc202281858 \h </w:instrText>
+          <w:instrText xml:space="preserve"> PAGEREF _Toc202457212 \h </w:instrText>
         </w:r>
         <w:r>
           <w:rPr>
@@ -1484,7 +1498,7 @@
           <w14:ligatures w14:val="standardContextual"/>
         </w:rPr>
       </w:pPr>
-      <w:hyperlink w:anchor="_Toc202281859" w:history="1">
+      <w:hyperlink w:anchor="_Toc202457213" w:history="1">
         <w:r>
           <w:rPr>
             <w:rStyle w:val="Lienhypertexte"/>
@@ -1530,7 +1544,7 @@
             <w:noProof/>
             <w:webHidden/>
           </w:rPr>
-          <w:instrText xml:space="preserve"> PAGEREF _Toc202281859 \h </w:instrText>
+          <w:instrText xml:space="preserve"> PAGEREF _Toc202457213 \h </w:instrText>
         </w:r>
         <w:r>
           <w:rPr>
@@ -1579,7 +1593,7 @@
           <w14:ligatures w14:val="standardContextual"/>
         </w:rPr>
       </w:pPr>
-      <w:hyperlink w:anchor="_Toc202281860" w:history="1">
+      <w:hyperlink w:anchor="_Toc202457214" w:history="1">
         <w:r>
           <w:rPr>
             <w:rStyle w:val="Lienhypertexte"/>
@@ -1626,7 +1640,7 @@
             <w:noProof/>
             <w:webHidden/>
           </w:rPr>
-          <w:instrText xml:space="preserve"> PAGEREF _Toc202281860 \h </w:instrText>
+          <w:instrText xml:space="preserve"> PAGEREF _Toc202457214 \h </w:instrText>
         </w:r>
         <w:r>
           <w:rPr>
@@ -1675,7 +1689,7 @@
           <w14:ligatures w14:val="standardContextual"/>
         </w:rPr>
       </w:pPr>
-      <w:hyperlink w:anchor="_Toc202281861" w:history="1">
+      <w:hyperlink w:anchor="_Toc202457215" w:history="1">
         <w:r>
           <w:rPr>
             <w:rStyle w:val="Lienhypertexte"/>
@@ -1722,7 +1736,7 @@
             <w:noProof/>
             <w:webHidden/>
           </w:rPr>
-          <w:instrText xml:space="preserve"> PAGEREF _Toc202281861 \h </w:instrText>
+          <w:instrText xml:space="preserve"> PAGEREF _Toc202457215 \h </w:instrText>
         </w:r>
         <w:r>
           <w:rPr>
@@ -1770,7 +1784,7 @@
           <w14:ligatures w14:val="standardContextual"/>
         </w:rPr>
       </w:pPr>
-      <w:hyperlink w:anchor="_Toc202281862" w:history="1">
+      <w:hyperlink w:anchor="_Toc202457216" w:history="1">
         <w:r>
           <w:rPr>
             <w:rStyle w:val="Lienhypertexte"/>
@@ -1816,7 +1830,7 @@
             <w:noProof/>
             <w:webHidden/>
           </w:rPr>
-          <w:instrText xml:space="preserve"> PAGEREF _Toc202281862 \h </w:instrText>
+          <w:instrText xml:space="preserve"> PAGEREF _Toc202457216 \h </w:instrText>
         </w:r>
         <w:r>
           <w:rPr>
@@ -1865,7 +1879,7 @@
           <w14:ligatures w14:val="standardContextual"/>
         </w:rPr>
       </w:pPr>
-      <w:hyperlink w:anchor="_Toc202281863" w:history="1">
+      <w:hyperlink w:anchor="_Toc202457217" w:history="1">
         <w:r>
           <w:rPr>
             <w:rStyle w:val="Lienhypertexte"/>
@@ -1912,7 +1926,7 @@
             <w:noProof/>
             <w:webHidden/>
           </w:rPr>
-          <w:instrText xml:space="preserve"> PAGEREF _Toc202281863 \h </w:instrText>
+          <w:instrText xml:space="preserve"> PAGEREF _Toc202457217 \h </w:instrText>
         </w:r>
         <w:r>
           <w:rPr>
@@ -1961,7 +1975,7 @@
           <w14:ligatures w14:val="standardContextual"/>
         </w:rPr>
       </w:pPr>
-      <w:hyperlink w:anchor="_Toc202281864" w:history="1">
+      <w:hyperlink w:anchor="_Toc202457218" w:history="1">
         <w:r>
           <w:rPr>
             <w:rStyle w:val="Lienhypertexte"/>
@@ -2008,7 +2022,7 @@
             <w:noProof/>
             <w:webHidden/>
           </w:rPr>
-          <w:instrText xml:space="preserve"> PAGEREF _Toc202281864 \h </w:instrText>
+          <w:instrText xml:space="preserve"> PAGEREF _Toc202457218 \h </w:instrText>
         </w:r>
         <w:r>
           <w:rPr>
@@ -2057,7 +2071,7 @@
           <w14:ligatures w14:val="standardContextual"/>
         </w:rPr>
       </w:pPr>
-      <w:hyperlink w:anchor="_Toc202281865" w:history="1">
+      <w:hyperlink w:anchor="_Toc202457219" w:history="1">
         <w:r>
           <w:rPr>
             <w:rStyle w:val="Lienhypertexte"/>
@@ -2104,7 +2118,7 @@
             <w:noProof/>
             <w:webHidden/>
           </w:rPr>
-          <w:instrText xml:space="preserve"> PAGEREF _Toc202281865 \h </w:instrText>
+          <w:instrText xml:space="preserve"> PAGEREF _Toc202457219 \h </w:instrText>
         </w:r>
         <w:r>
           <w:rPr>
@@ -2153,7 +2167,7 @@
           <w14:ligatures w14:val="standardContextual"/>
         </w:rPr>
       </w:pPr>
-      <w:hyperlink w:anchor="_Toc202281866" w:history="1">
+      <w:hyperlink w:anchor="_Toc202457220" w:history="1">
         <w:r>
           <w:rPr>
             <w:rStyle w:val="Lienhypertexte"/>
@@ -2200,7 +2214,7 @@
             <w:noProof/>
             <w:webHidden/>
           </w:rPr>
-          <w:instrText xml:space="preserve"> PAGEREF _Toc202281866 \h </w:instrText>
+          <w:instrText xml:space="preserve"> PAGEREF _Toc202457220 \h </w:instrText>
         </w:r>
         <w:r>
           <w:rPr>
@@ -2249,7 +2263,7 @@
           <w14:ligatures w14:val="standardContextual"/>
         </w:rPr>
       </w:pPr>
-      <w:hyperlink w:anchor="_Toc202281867" w:history="1">
+      <w:hyperlink w:anchor="_Toc202457221" w:history="1">
         <w:r>
           <w:rPr>
             <w:rStyle w:val="Lienhypertexte"/>
@@ -2296,7 +2310,7 @@
             <w:noProof/>
             <w:webHidden/>
           </w:rPr>
-          <w:instrText xml:space="preserve"> PAGEREF _Toc202281867 \h </w:instrText>
+          <w:instrText xml:space="preserve"> PAGEREF _Toc202457221 \h </w:instrText>
         </w:r>
         <w:r>
           <w:rPr>
@@ -2345,7 +2359,7 @@
           <w14:ligatures w14:val="standardContextual"/>
         </w:rPr>
       </w:pPr>
-      <w:hyperlink w:anchor="_Toc202281868" w:history="1">
+      <w:hyperlink w:anchor="_Toc202457222" w:history="1">
         <w:r>
           <w:rPr>
             <w:rStyle w:val="Lienhypertexte"/>
@@ -2392,7 +2406,7 @@
             <w:noProof/>
             <w:webHidden/>
           </w:rPr>
-          <w:instrText xml:space="preserve"> PAGEREF _Toc202281868 \h </w:instrText>
+          <w:instrText xml:space="preserve"> PAGEREF _Toc202457222 \h </w:instrText>
         </w:r>
         <w:r>
           <w:rPr>
@@ -2441,7 +2455,7 @@
           <w14:ligatures w14:val="standardContextual"/>
         </w:rPr>
       </w:pPr>
-      <w:hyperlink w:anchor="_Toc202281869" w:history="1">
+      <w:hyperlink w:anchor="_Toc202457223" w:history="1">
         <w:r>
           <w:rPr>
             <w:rStyle w:val="Lienhypertexte"/>
@@ -2488,7 +2502,7 @@
             <w:noProof/>
             <w:webHidden/>
           </w:rPr>
-          <w:instrText xml:space="preserve"> PAGEREF _Toc202281869 \h </w:instrText>
+          <w:instrText xml:space="preserve"> PAGEREF _Toc202457223 \h </w:instrText>
         </w:r>
         <w:r>
           <w:rPr>
@@ -2536,7 +2550,7 @@
           <w14:ligatures w14:val="standardContextual"/>
         </w:rPr>
       </w:pPr>
-      <w:hyperlink w:anchor="_Toc202281870" w:history="1">
+      <w:hyperlink w:anchor="_Toc202457224" w:history="1">
         <w:r>
           <w:rPr>
             <w:rStyle w:val="Lienhypertexte"/>
@@ -2582,7 +2596,7 @@
             <w:noProof/>
             <w:webHidden/>
           </w:rPr>
-          <w:instrText xml:space="preserve"> PAGEREF _Toc202281870 \h </w:instrText>
+          <w:instrText xml:space="preserve"> PAGEREF _Toc202457224 \h </w:instrText>
         </w:r>
         <w:r>
           <w:rPr>
@@ -2631,7 +2645,7 @@
           <w14:ligatures w14:val="standardContextual"/>
         </w:rPr>
       </w:pPr>
-      <w:hyperlink w:anchor="_Toc202281871" w:history="1">
+      <w:hyperlink w:anchor="_Toc202457225" w:history="1">
         <w:r>
           <w:rPr>
             <w:rStyle w:val="Lienhypertexte"/>
@@ -2678,7 +2692,7 @@
             <w:noProof/>
             <w:webHidden/>
           </w:rPr>
-          <w:instrText xml:space="preserve"> PAGEREF _Toc202281871 \h </w:instrText>
+          <w:instrText xml:space="preserve"> PAGEREF _Toc202457225 \h </w:instrText>
         </w:r>
         <w:r>
           <w:rPr>
@@ -2727,7 +2741,7 @@
           <w14:ligatures w14:val="standardContextual"/>
         </w:rPr>
       </w:pPr>
-      <w:hyperlink w:anchor="_Toc202281872" w:history="1">
+      <w:hyperlink w:anchor="_Toc202457226" w:history="1">
         <w:r>
           <w:rPr>
             <w:rStyle w:val="Lienhypertexte"/>
@@ -2774,7 +2788,7 @@
             <w:noProof/>
             <w:webHidden/>
           </w:rPr>
-          <w:instrText xml:space="preserve"> PAGEREF _Toc202281872 \h </w:instrText>
+          <w:instrText xml:space="preserve"> PAGEREF _Toc202457226 \h </w:instrText>
         </w:r>
         <w:r>
           <w:rPr>
@@ -2824,7 +2838,7 @@
           <w14:ligatures w14:val="standardContextual"/>
         </w:rPr>
       </w:pPr>
-      <w:hyperlink w:anchor="_Toc202281873" w:history="1">
+      <w:hyperlink w:anchor="_Toc202457227" w:history="1">
         <w:r>
           <w:rPr>
             <w:rStyle w:val="Lienhypertexte"/>
@@ -2872,7 +2886,7 @@
             <w:noProof/>
             <w:webHidden/>
           </w:rPr>
-          <w:instrText xml:space="preserve"> PAGEREF _Toc202281873 \h </w:instrText>
+          <w:instrText xml:space="preserve"> PAGEREF _Toc202457227 \h </w:instrText>
         </w:r>
         <w:r>
           <w:rPr>
@@ -2920,7 +2934,7 @@
           <w14:ligatures w14:val="standardContextual"/>
         </w:rPr>
       </w:pPr>
-      <w:hyperlink w:anchor="_Toc202281874" w:history="1">
+      <w:hyperlink w:anchor="_Toc202457228" w:history="1">
         <w:r>
           <w:rPr>
             <w:rStyle w:val="Lienhypertexte"/>
@@ -2966,7 +2980,7 @@
             <w:noProof/>
             <w:webHidden/>
           </w:rPr>
-          <w:instrText xml:space="preserve"> PAGEREF _Toc202281874 \h </w:instrText>
+          <w:instrText xml:space="preserve"> PAGEREF _Toc202457228 \h </w:instrText>
         </w:r>
         <w:r>
           <w:rPr>
@@ -3014,7 +3028,7 @@
           <w14:ligatures w14:val="standardContextual"/>
         </w:rPr>
       </w:pPr>
-      <w:hyperlink w:anchor="_Toc202281875" w:history="1">
+      <w:hyperlink w:anchor="_Toc202457229" w:history="1">
         <w:r>
           <w:rPr>
             <w:rStyle w:val="Lienhypertexte"/>
@@ -3060,7 +3074,7 @@
             <w:noProof/>
             <w:webHidden/>
           </w:rPr>
-          <w:instrText xml:space="preserve"> PAGEREF _Toc202281875 \h </w:instrText>
+          <w:instrText xml:space="preserve"> PAGEREF _Toc202457229 \h </w:instrText>
         </w:r>
         <w:r>
           <w:rPr>
@@ -3109,7 +3123,7 @@
           <w14:ligatures w14:val="standardContextual"/>
         </w:rPr>
       </w:pPr>
-      <w:hyperlink w:anchor="_Toc202281876" w:history="1">
+      <w:hyperlink w:anchor="_Toc202457230" w:history="1">
         <w:r>
           <w:rPr>
             <w:rStyle w:val="Lienhypertexte"/>
@@ -3156,7 +3170,7 @@
             <w:noProof/>
             <w:webHidden/>
           </w:rPr>
-          <w:instrText xml:space="preserve"> PAGEREF _Toc202281876 \h </w:instrText>
+          <w:instrText xml:space="preserve"> PAGEREF _Toc202457230 \h </w:instrText>
         </w:r>
         <w:r>
           <w:rPr>
@@ -3205,7 +3219,7 @@
           <w14:ligatures w14:val="standardContextual"/>
         </w:rPr>
       </w:pPr>
-      <w:hyperlink w:anchor="_Toc202281877" w:history="1">
+      <w:hyperlink w:anchor="_Toc202457231" w:history="1">
         <w:r>
           <w:rPr>
             <w:rStyle w:val="Lienhypertexte"/>
@@ -3252,7 +3266,7 @@
             <w:noProof/>
             <w:webHidden/>
           </w:rPr>
-          <w:instrText xml:space="preserve"> PAGEREF _Toc202281877 \h </w:instrText>
+          <w:instrText xml:space="preserve"> PAGEREF _Toc202457231 \h </w:instrText>
         </w:r>
         <w:r>
           <w:rPr>
@@ -3300,7 +3314,7 @@
           <w14:ligatures w14:val="standardContextual"/>
         </w:rPr>
       </w:pPr>
-      <w:hyperlink w:anchor="_Toc202281878" w:history="1">
+      <w:hyperlink w:anchor="_Toc202457232" w:history="1">
         <w:r>
           <w:rPr>
             <w:rStyle w:val="Lienhypertexte"/>
@@ -3325,7 +3339,7 @@
             <w:rStyle w:val="Lienhypertexte"/>
             <w:noProof/>
           </w:rPr>
-          <w:t>Définir le périmètre métier et technique</w:t>
+          <w:t>Définissez le périmètre métier et technique</w:t>
         </w:r>
         <w:r>
           <w:rPr>
@@ -3346,7 +3360,7 @@
             <w:noProof/>
             <w:webHidden/>
           </w:rPr>
-          <w:instrText xml:space="preserve"> PAGEREF _Toc202281878 \h </w:instrText>
+          <w:instrText xml:space="preserve"> PAGEREF _Toc202457232 \h </w:instrText>
         </w:r>
         <w:r>
           <w:rPr>
@@ -3394,7 +3408,7 @@
           <w14:ligatures w14:val="standardContextual"/>
         </w:rPr>
       </w:pPr>
-      <w:hyperlink w:anchor="_Toc202281879" w:history="1">
+      <w:hyperlink w:anchor="_Toc202457233" w:history="1">
         <w:r>
           <w:rPr>
             <w:rStyle w:val="Lienhypertexte"/>
@@ -3419,7 +3433,7 @@
             <w:rStyle w:val="Lienhypertexte"/>
             <w:noProof/>
           </w:rPr>
-          <w:t>Identifier les événements redoutés (ER)</w:t>
+          <w:t>Appréciez les événements redoutés (ER)</w:t>
         </w:r>
         <w:r>
           <w:rPr>
@@ -3440,7 +3454,7 @@
             <w:noProof/>
             <w:webHidden/>
           </w:rPr>
-          <w:instrText xml:space="preserve"> PAGEREF _Toc202281879 \h </w:instrText>
+          <w:instrText xml:space="preserve"> PAGEREF _Toc202457233 \h </w:instrText>
         </w:r>
         <w:r>
           <w:rPr>
@@ -3488,7 +3502,7 @@
           <w14:ligatures w14:val="standardContextual"/>
         </w:rPr>
       </w:pPr>
-      <w:hyperlink w:anchor="_Toc202281880" w:history="1">
+      <w:hyperlink w:anchor="_Toc202457234" w:history="1">
         <w:r>
           <w:rPr>
             <w:rStyle w:val="Lienhypertexte"/>
@@ -3513,7 +3527,7 @@
             <w:rStyle w:val="Lienhypertexte"/>
             <w:noProof/>
           </w:rPr>
-          <w:t>Évaluer les couples sources de risques / objectifs visés (SR/OV)</w:t>
+          <w:t>Évaluez les couples sources de risques / objectifs visés (SR/OV)</w:t>
         </w:r>
         <w:r>
           <w:rPr>
@@ -3534,7 +3548,101 @@
             <w:noProof/>
             <w:webHidden/>
           </w:rPr>
-          <w:instrText xml:space="preserve"> PAGEREF _Toc202281880 \h </w:instrText>
+          <w:instrText xml:space="preserve"> PAGEREF _Toc202457234 \h </w:instrText>
+        </w:r>
+        <w:r>
+          <w:rPr>
+            <w:noProof/>
+            <w:webHidden/>
+          </w:rPr>
+        </w:r>
+        <w:r>
+          <w:rPr>
+            <w:noProof/>
+            <w:webHidden/>
+          </w:rPr>
+          <w:fldChar w:fldCharType="separate"/>
+        </w:r>
+        <w:r>
+          <w:rPr>
+            <w:noProof/>
+            <w:webHidden/>
+          </w:rPr>
+          <w:t>31</w:t>
+        </w:r>
+        <w:r>
+          <w:rPr>
+            <w:noProof/>
+            <w:webHidden/>
+          </w:rPr>
+          <w:fldChar w:fldCharType="end"/>
+        </w:r>
+      </w:hyperlink>
+    </w:p>
+    <w:p>
+      <w:pPr>
+        <w:pStyle w:val="TM2"/>
+        <w:tabs>
+          <w:tab w:val="left" w:pos="960"/>
+          <w:tab w:val="right" w:leader="dot" w:pos="9799"/>
+        </w:tabs>
+        <w:rPr>
+          <w:rFonts w:cstheme="minorBidi"/>
+          <w:smallCaps w:val="0"/>
+          <w:noProof/>
+          <w:kern w:val="2"/>
+          <w:sz w:val="24"/>
+          <w:szCs w:val="24"/>
+          <w14:ligatures w14:val="standardContextual"/>
+        </w:rPr>
+      </w:pPr>
+      <w:hyperlink w:anchor="_Toc202457235" w:history="1">
+        <w:r>
+          <w:rPr>
+            <w:rStyle w:val="Lienhypertexte"/>
+            <w:noProof/>
+          </w:rPr>
+          <w:t>2.6</w:t>
+        </w:r>
+        <w:r>
+          <w:rPr>
+            <w:rFonts w:cstheme="minorBidi"/>
+            <w:smallCaps w:val="0"/>
+            <w:noProof/>
+            <w:kern w:val="2"/>
+            <w:sz w:val="24"/>
+            <w:szCs w:val="24"/>
+            <w14:ligatures w14:val="standardContextual"/>
+          </w:rPr>
+          <w:tab/>
+        </w:r>
+        <w:r>
+          <w:rPr>
+            <w:rStyle w:val="Lienhypertexte"/>
+            <w:noProof/>
+          </w:rPr>
+          <w:t>Reliez événements redoutés et couples SR/OV</w:t>
+        </w:r>
+        <w:r>
+          <w:rPr>
+            <w:noProof/>
+            <w:webHidden/>
+          </w:rPr>
+          <w:tab/>
+        </w:r>
+        <w:r>
+          <w:rPr>
+            <w:noProof/>
+            <w:webHidden/>
+          </w:rPr>
+          <w:fldChar w:fldCharType="begin"/>
+        </w:r>
+        <w:r>
+          <w:rPr>
+            <w:noProof/>
+            <w:webHidden/>
+          </w:rPr>
+          <w:instrText xml:space="preserve"> PAGEREF _Toc202457235 \h </w:instrText>
         </w:r>
         <w:r>
           <w:rPr>
@@ -3582,13 +3690,13 @@
           <w14:ligatures w14:val="standardContextual"/>
         </w:rPr>
       </w:pPr>
-      <w:hyperlink w:anchor="_Toc202281881" w:history="1">
+      <w:hyperlink w:anchor="_Toc202457236" w:history="1">
         <w:r>
           <w:rPr>
             <w:rStyle w:val="Lienhypertexte"/>
             <w:noProof/>
           </w:rPr>
-          <w:t>2.6</w:t>
+          <w:t>2.7</w:t>
         </w:r>
         <w:r>
           <w:rPr>
@@ -3607,7 +3715,7 @@
             <w:rStyle w:val="Lienhypertexte"/>
             <w:noProof/>
           </w:rPr>
-          <w:t>Établir le lien entre les événements redoutés et les couples SR/OV</w:t>
+          <w:t>Construisez la cartographie de l’écosystème</w:t>
         </w:r>
         <w:r>
           <w:rPr>
@@ -3628,7 +3736,7 @@
             <w:noProof/>
             <w:webHidden/>
           </w:rPr>
-          <w:instrText xml:space="preserve"> PAGEREF _Toc202281881 \h </w:instrText>
+          <w:instrText xml:space="preserve"> PAGEREF _Toc202457236 \h </w:instrText>
         </w:r>
         <w:r>
           <w:rPr>
@@ -3676,101 +3784,7 @@
           <w14:ligatures w14:val="standardContextual"/>
         </w:rPr>
       </w:pPr>
-      <w:hyperlink w:anchor="_Toc202281882" w:history="1">
-        <w:r>
-          <w:rPr>
-            <w:rStyle w:val="Lienhypertexte"/>
-            <w:noProof/>
-          </w:rPr>
-          <w:t>2.7</w:t>
-        </w:r>
-        <w:r>
-          <w:rPr>
-            <w:rFonts w:cstheme="minorBidi"/>
-            <w:smallCaps w:val="0"/>
-            <w:noProof/>
-            <w:kern w:val="2"/>
-            <w:sz w:val="24"/>
-            <w:szCs w:val="24"/>
-            <w14:ligatures w14:val="standardContextual"/>
-          </w:rPr>
-          <w:tab/>
-        </w:r>
-        <w:r>
-          <w:rPr>
-            <w:rStyle w:val="Lienhypertexte"/>
-            <w:noProof/>
-          </w:rPr>
-          <w:t>Construire la cartographie de l’écosystème</w:t>
-        </w:r>
-        <w:r>
-          <w:rPr>
-            <w:noProof/>
-            <w:webHidden/>
-          </w:rPr>
-          <w:tab/>
-        </w:r>
-        <w:r>
-          <w:rPr>
-            <w:noProof/>
-            <w:webHidden/>
-          </w:rPr>
-          <w:fldChar w:fldCharType="begin"/>
-        </w:r>
-        <w:r>
-          <w:rPr>
-            <w:noProof/>
-            <w:webHidden/>
-          </w:rPr>
-          <w:instrText xml:space="preserve"> PAGEREF _Toc202281882 \h </w:instrText>
-        </w:r>
-        <w:r>
-          <w:rPr>
-            <w:noProof/>
-            <w:webHidden/>
-          </w:rPr>
-        </w:r>
-        <w:r>
-          <w:rPr>
-            <w:noProof/>
-            <w:webHidden/>
-          </w:rPr>
-          <w:fldChar w:fldCharType="separate"/>
-        </w:r>
-        <w:r>
-          <w:rPr>
-            <w:noProof/>
-            <w:webHidden/>
-          </w:rPr>
-          <w:t>34</w:t>
-        </w:r>
-        <w:r>
-          <w:rPr>
-            <w:noProof/>
-            <w:webHidden/>
-          </w:rPr>
-          <w:fldChar w:fldCharType="end"/>
-        </w:r>
-      </w:hyperlink>
-    </w:p>
-    <w:p>
-      <w:pPr>
-        <w:pStyle w:val="TM2"/>
-        <w:tabs>
-          <w:tab w:val="left" w:pos="960"/>
-          <w:tab w:val="right" w:leader="dot" w:pos="9799"/>
-        </w:tabs>
-        <w:rPr>
-          <w:rFonts w:cstheme="minorBidi"/>
-          <w:smallCaps w:val="0"/>
-          <w:noProof/>
-          <w:kern w:val="2"/>
-          <w:sz w:val="24"/>
-          <w:szCs w:val="24"/>
-          <w14:ligatures w14:val="standardContextual"/>
-        </w:rPr>
-      </w:pPr>
-      <w:hyperlink w:anchor="_Toc202281883" w:history="1">
+      <w:hyperlink w:anchor="_Toc202457237" w:history="1">
         <w:r>
           <w:rPr>
             <w:rStyle w:val="Lienhypertexte"/>
@@ -3795,7 +3809,7 @@
             <w:rStyle w:val="Lienhypertexte"/>
             <w:noProof/>
           </w:rPr>
-          <w:t>Élaborer des scénarios stratégiques</w:t>
+          <w:t>Élaborez un scénario stratégique</w:t>
         </w:r>
         <w:r>
           <w:rPr>
@@ -3816,7 +3830,101 @@
             <w:noProof/>
             <w:webHidden/>
           </w:rPr>
-          <w:instrText xml:space="preserve"> PAGEREF _Toc202281883 \h </w:instrText>
+          <w:instrText xml:space="preserve"> PAGEREF _Toc202457237 \h </w:instrText>
+        </w:r>
+        <w:r>
+          <w:rPr>
+            <w:noProof/>
+            <w:webHidden/>
+          </w:rPr>
+        </w:r>
+        <w:r>
+          <w:rPr>
+            <w:noProof/>
+            <w:webHidden/>
+          </w:rPr>
+          <w:fldChar w:fldCharType="separate"/>
+        </w:r>
+        <w:r>
+          <w:rPr>
+            <w:noProof/>
+            <w:webHidden/>
+          </w:rPr>
+          <w:t>35</w:t>
+        </w:r>
+        <w:r>
+          <w:rPr>
+            <w:noProof/>
+            <w:webHidden/>
+          </w:rPr>
+          <w:fldChar w:fldCharType="end"/>
+        </w:r>
+      </w:hyperlink>
+    </w:p>
+    <w:p>
+      <w:pPr>
+        <w:pStyle w:val="TM2"/>
+        <w:tabs>
+          <w:tab w:val="left" w:pos="960"/>
+          <w:tab w:val="right" w:leader="dot" w:pos="9799"/>
+        </w:tabs>
+        <w:rPr>
+          <w:rFonts w:cstheme="minorBidi"/>
+          <w:smallCaps w:val="0"/>
+          <w:noProof/>
+          <w:kern w:val="2"/>
+          <w:sz w:val="24"/>
+          <w:szCs w:val="24"/>
+          <w14:ligatures w14:val="standardContextual"/>
+        </w:rPr>
+      </w:pPr>
+      <w:hyperlink w:anchor="_Toc202457238" w:history="1">
+        <w:r>
+          <w:rPr>
+            <w:rStyle w:val="Lienhypertexte"/>
+            <w:noProof/>
+          </w:rPr>
+          <w:t>2.9</w:t>
+        </w:r>
+        <w:r>
+          <w:rPr>
+            <w:rFonts w:cstheme="minorBidi"/>
+            <w:smallCaps w:val="0"/>
+            <w:noProof/>
+            <w:kern w:val="2"/>
+            <w:sz w:val="24"/>
+            <w:szCs w:val="24"/>
+            <w14:ligatures w14:val="standardContextual"/>
+          </w:rPr>
+          <w:tab/>
+        </w:r>
+        <w:r>
+          <w:rPr>
+            <w:rStyle w:val="Lienhypertexte"/>
+            <w:noProof/>
+          </w:rPr>
+          <w:t>Élaborez un scénario opérationnel</w:t>
+        </w:r>
+        <w:r>
+          <w:rPr>
+            <w:noProof/>
+            <w:webHidden/>
+          </w:rPr>
+          <w:tab/>
+        </w:r>
+        <w:r>
+          <w:rPr>
+            <w:noProof/>
+            <w:webHidden/>
+          </w:rPr>
+          <w:fldChar w:fldCharType="begin"/>
+        </w:r>
+        <w:r>
+          <w:rPr>
+            <w:noProof/>
+            <w:webHidden/>
+          </w:rPr>
+          <w:instrText xml:space="preserve"> PAGEREF _Toc202457238 \h </w:instrText>
         </w:r>
         <w:r>
           <w:rPr>
@@ -3864,101 +3972,7 @@
           <w14:ligatures w14:val="standardContextual"/>
         </w:rPr>
       </w:pPr>
-      <w:hyperlink w:anchor="_Toc202281884" w:history="1">
-        <w:r>
-          <w:rPr>
-            <w:rStyle w:val="Lienhypertexte"/>
-            <w:noProof/>
-          </w:rPr>
-          <w:t>2.9</w:t>
-        </w:r>
-        <w:r>
-          <w:rPr>
-            <w:rFonts w:cstheme="minorBidi"/>
-            <w:smallCaps w:val="0"/>
-            <w:noProof/>
-            <w:kern w:val="2"/>
-            <w:sz w:val="24"/>
-            <w:szCs w:val="24"/>
-            <w14:ligatures w14:val="standardContextual"/>
-          </w:rPr>
-          <w:tab/>
-        </w:r>
-        <w:r>
-          <w:rPr>
-            <w:rStyle w:val="Lienhypertexte"/>
-            <w:noProof/>
-          </w:rPr>
-          <w:t>Élaborer des scénarios opérationnels</w:t>
-        </w:r>
-        <w:r>
-          <w:rPr>
-            <w:noProof/>
-            <w:webHidden/>
-          </w:rPr>
-          <w:tab/>
-        </w:r>
-        <w:r>
-          <w:rPr>
-            <w:noProof/>
-            <w:webHidden/>
-          </w:rPr>
-          <w:fldChar w:fldCharType="begin"/>
-        </w:r>
-        <w:r>
-          <w:rPr>
-            <w:noProof/>
-            <w:webHidden/>
-          </w:rPr>
-          <w:instrText xml:space="preserve"> PAGEREF _Toc202281884 \h </w:instrText>
-        </w:r>
-        <w:r>
-          <w:rPr>
-            <w:noProof/>
-            <w:webHidden/>
-          </w:rPr>
-        </w:r>
-        <w:r>
-          <w:rPr>
-            <w:noProof/>
-            <w:webHidden/>
-          </w:rPr>
-          <w:fldChar w:fldCharType="separate"/>
-        </w:r>
-        <w:r>
-          <w:rPr>
-            <w:noProof/>
-            <w:webHidden/>
-          </w:rPr>
-          <w:t>37</w:t>
-        </w:r>
-        <w:r>
-          <w:rPr>
-            <w:noProof/>
-            <w:webHidden/>
-          </w:rPr>
-          <w:fldChar w:fldCharType="end"/>
-        </w:r>
-      </w:hyperlink>
-    </w:p>
-    <w:p>
-      <w:pPr>
-        <w:pStyle w:val="TM2"/>
-        <w:tabs>
-          <w:tab w:val="left" w:pos="960"/>
-          <w:tab w:val="right" w:leader="dot" w:pos="9799"/>
-        </w:tabs>
-        <w:rPr>
-          <w:rFonts w:cstheme="minorBidi"/>
-          <w:smallCaps w:val="0"/>
-          <w:noProof/>
-          <w:kern w:val="2"/>
-          <w:sz w:val="24"/>
-          <w:szCs w:val="24"/>
-          <w14:ligatures w14:val="standardContextual"/>
-        </w:rPr>
-      </w:pPr>
-      <w:hyperlink w:anchor="_Toc202281885" w:history="1">
+      <w:hyperlink w:anchor="_Toc202457239" w:history="1">
         <w:r>
           <w:rPr>
             <w:rStyle w:val="Lienhypertexte"/>
@@ -3983,7 +3997,7 @@
             <w:rStyle w:val="Lienhypertexte"/>
             <w:noProof/>
           </w:rPr>
-          <w:t>Réaliser une synthèse des risques</w:t>
+          <w:t>Positionnez le risque ainsi constitué pour l’évaluer</w:t>
         </w:r>
         <w:r>
           <w:rPr>
@@ -4004,7 +4018,7 @@
             <w:noProof/>
             <w:webHidden/>
           </w:rPr>
-          <w:instrText xml:space="preserve"> PAGEREF _Toc202281885 \h </w:instrText>
+          <w:instrText xml:space="preserve"> PAGEREF _Toc202457239 \h </w:instrText>
         </w:r>
         <w:r>
           <w:rPr>
@@ -4024,7 +4038,7 @@
             <w:noProof/>
             <w:webHidden/>
           </w:rPr>
-          <w:t>40</w:t>
+          <w:t>38</w:t>
         </w:r>
         <w:r>
           <w:rPr>
@@ -4052,7 +4066,7 @@
           <w14:ligatures w14:val="standardContextual"/>
         </w:rPr>
       </w:pPr>
-      <w:hyperlink w:anchor="_Toc202281886" w:history="1">
+      <w:hyperlink w:anchor="_Toc202457240" w:history="1">
         <w:r>
           <w:rPr>
             <w:rStyle w:val="Lienhypertexte"/>
@@ -4077,7 +4091,7 @@
             <w:rStyle w:val="Lienhypertexte"/>
             <w:noProof/>
           </w:rPr>
-          <w:t>Définir le plan de traitement des risques</w:t>
+          <w:t>Définissez un plan de traitement du risque</w:t>
         </w:r>
         <w:r>
           <w:rPr>
@@ -4098,7 +4112,7 @@
             <w:noProof/>
             <w:webHidden/>
           </w:rPr>
-          <w:instrText xml:space="preserve"> PAGEREF _Toc202281886 \h </w:instrText>
+          <w:instrText xml:space="preserve"> PAGEREF _Toc202457240 \h </w:instrText>
         </w:r>
         <w:r>
           <w:rPr>
@@ -4118,7 +4132,7 @@
             <w:noProof/>
             <w:webHidden/>
           </w:rPr>
-          <w:t>41</w:t>
+          <w:t>39</w:t>
         </w:r>
         <w:r>
           <w:rPr>
@@ -4169,7 +4183,7 @@
       <w:pPr>
         <w:pStyle w:val="Titre1"/>
       </w:pPr>
-      <w:bookmarkStart w:id="0" w:name="_Toc202281852"/>
+      <w:bookmarkStart w:id="0" w:name="_Toc202457206"/>
       <w:r>
         <w:lastRenderedPageBreak/>
         <w:t>Exercices</w:t>
@@ -4180,7 +4194,7 @@
       <w:pPr>
         <w:pStyle w:val="Titre2"/>
       </w:pPr>
-      <w:bookmarkStart w:id="1" w:name="_Toc202281853"/>
+      <w:bookmarkStart w:id="1" w:name="_Toc202457207"/>
       <w:r>
         <w:t>Contexte des exercices</w:t>
       </w:r>
@@ -4834,7 +4848,7 @@
       <w:pPr>
         <w:pStyle w:val="Titre2"/>
       </w:pPr>
-      <w:bookmarkStart w:id="2" w:name="_Toc202281854"/>
+      <w:bookmarkStart w:id="2" w:name="_Toc202457208"/>
       <w:r>
         <w:lastRenderedPageBreak/>
         <w:t>Établir le contexte</w:t>
@@ -4845,7 +4859,7 @@
       <w:pPr>
         <w:pStyle w:val="Titre3"/>
       </w:pPr>
-      <w:bookmarkStart w:id="3" w:name="_Toc202281855"/>
+      <w:bookmarkStart w:id="3" w:name="_Toc202457209"/>
       <w:r>
         <w:t>Vos notes</w:t>
       </w:r>
@@ -4872,7 +4886,7 @@
       <w:pPr>
         <w:pStyle w:val="Titre3"/>
       </w:pPr>
-      <w:bookmarkStart w:id="4" w:name="_Toc202281856"/>
+      <w:bookmarkStart w:id="4" w:name="_Toc202457210"/>
       <w:r>
         <w:lastRenderedPageBreak/>
         <w:t>Décrivez l’objet de l’étude : valeurs métier et biens supports</w:t>
@@ -5184,7 +5198,7 @@
       <w:pPr>
         <w:pStyle w:val="Titre3"/>
       </w:pPr>
-      <w:bookmarkStart w:id="5" w:name="_Toc202281857"/>
+      <w:bookmarkStart w:id="5" w:name="_Toc202457211"/>
       <w:r>
         <w:t>Décrivez l’écosystème de l’objet de l’étude : parties prenantes</w:t>
       </w:r>
@@ -5471,7 +5485,7 @@
       <w:pPr>
         <w:pStyle w:val="Titre3"/>
       </w:pPr>
-      <w:bookmarkStart w:id="6" w:name="_Toc202281858"/>
+      <w:bookmarkStart w:id="6" w:name="_Toc202457212"/>
       <w:r>
         <w:lastRenderedPageBreak/>
         <w:t>Et chez-vous alors ?</w:t>
@@ -6155,7 +6169,7 @@
       <w:pPr>
         <w:pStyle w:val="Titre2"/>
       </w:pPr>
-      <w:bookmarkStart w:id="7" w:name="_Toc202281859"/>
+      <w:bookmarkStart w:id="7" w:name="_Toc202457213"/>
       <w:r>
         <w:lastRenderedPageBreak/>
         <w:t>Apprécier les risques</w:t>
@@ -6172,7 +6186,7 @@
       <w:pPr>
         <w:pStyle w:val="Titre3"/>
       </w:pPr>
-      <w:bookmarkStart w:id="8" w:name="_Toc202281860"/>
+      <w:bookmarkStart w:id="8" w:name="_Toc202457214"/>
       <w:r>
         <w:t>Vos notes</w:t>
       </w:r>
@@ -6199,7 +6213,7 @@
       <w:pPr>
         <w:pStyle w:val="Titre3"/>
       </w:pPr>
-      <w:bookmarkStart w:id="9" w:name="_Toc202281861"/>
+      <w:bookmarkStart w:id="9" w:name="_Toc202457215"/>
       <w:r>
         <w:lastRenderedPageBreak/>
         <w:t xml:space="preserve">Et chez-vous alors ? Choisissez </w:t>
@@ -6918,7 +6932,7 @@
       <w:pPr>
         <w:pStyle w:val="Titre2"/>
       </w:pPr>
-      <w:bookmarkStart w:id="10" w:name="_Toc202281862"/>
+      <w:bookmarkStart w:id="10" w:name="_Toc202457216"/>
       <w:r>
         <w:lastRenderedPageBreak/>
         <w:t>Apprécier les risques</w:t>
@@ -6935,7 +6949,7 @@
       <w:pPr>
         <w:pStyle w:val="Titre3"/>
       </w:pPr>
-      <w:bookmarkStart w:id="11" w:name="_Toc202281863"/>
+      <w:bookmarkStart w:id="11" w:name="_Toc202457217"/>
       <w:r>
         <w:t>Vos notes</w:t>
       </w:r>
@@ -6962,7 +6976,7 @@
       <w:pPr>
         <w:pStyle w:val="Titre3"/>
       </w:pPr>
-      <w:bookmarkStart w:id="12" w:name="_Toc202281864"/>
+      <w:bookmarkStart w:id="12" w:name="_Toc202457218"/>
       <w:r>
         <w:lastRenderedPageBreak/>
         <w:t>Analysez et estimez les principaux événements redoutés</w:t>
@@ -7815,7 +7829,7 @@
       <w:pPr>
         <w:pStyle w:val="Titre3"/>
       </w:pPr>
-      <w:bookmarkStart w:id="13" w:name="_Toc202281865"/>
+      <w:bookmarkStart w:id="13" w:name="_Toc202457219"/>
       <w:r>
         <w:lastRenderedPageBreak/>
         <w:t>Analysez et estimez les principales sources de risques</w:t>
@@ -9644,7 +9658,7 @@
       <w:pPr>
         <w:pStyle w:val="Titre3"/>
       </w:pPr>
-      <w:bookmarkStart w:id="14" w:name="_Toc202281866"/>
+      <w:bookmarkStart w:id="14" w:name="_Toc202457220"/>
       <w:r>
         <w:lastRenderedPageBreak/>
         <w:t>Estimez les critères et calculez la dangerosité des parties prenantes</w:t>
@@ -13075,7 +13089,7 @@
       <w:pPr>
         <w:pStyle w:val="Titre3"/>
       </w:pPr>
-      <w:bookmarkStart w:id="15" w:name="_Toc202281867"/>
+      <w:bookmarkStart w:id="15" w:name="_Toc202457221"/>
       <w:r>
         <w:lastRenderedPageBreak/>
         <w:t>Analysez les chemins d’attaques de la source de risques</w:t>
@@ -14116,7 +14130,7 @@
       <w:pPr>
         <w:pStyle w:val="Titre3"/>
       </w:pPr>
-      <w:bookmarkStart w:id="16" w:name="_Toc202281868"/>
+      <w:bookmarkStart w:id="16" w:name="_Toc202457222"/>
       <w:r>
         <w:lastRenderedPageBreak/>
         <w:t>Appréciez le chemin d’attaque</w:t>
@@ -14931,7 +14945,7 @@
       <w:pPr>
         <w:pStyle w:val="Titre3"/>
       </w:pPr>
-      <w:bookmarkStart w:id="17" w:name="_Toc202281869"/>
+      <w:bookmarkStart w:id="17" w:name="_Toc202457223"/>
       <w:r>
         <w:lastRenderedPageBreak/>
         <w:t xml:space="preserve">Et chez-vous alors ? </w:t>
@@ -15721,7 +15735,7 @@
       <w:pPr>
         <w:pStyle w:val="Titre2"/>
       </w:pPr>
-      <w:bookmarkStart w:id="18" w:name="_Toc202281870"/>
+      <w:bookmarkStart w:id="18" w:name="_Toc202457224"/>
       <w:r>
         <w:lastRenderedPageBreak/>
         <w:t>Traiter les risques</w:t>
@@ -15732,7 +15746,7 @@
       <w:pPr>
         <w:pStyle w:val="Titre3"/>
       </w:pPr>
-      <w:bookmarkStart w:id="19" w:name="_Toc202281871"/>
+      <w:bookmarkStart w:id="19" w:name="_Toc202457225"/>
       <w:r>
         <w:t>Vos notes</w:t>
       </w:r>
@@ -15759,7 +15773,7 @@
       <w:pPr>
         <w:pStyle w:val="Titre3"/>
       </w:pPr>
-      <w:bookmarkStart w:id="20" w:name="_Toc202281872"/>
+      <w:bookmarkStart w:id="20" w:name="_Toc202457226"/>
       <w:r>
         <w:lastRenderedPageBreak/>
         <w:t xml:space="preserve">Et chez-vous alors ? </w:t>
@@ -16516,7 +16530,7 @@
       <w:pPr>
         <w:pStyle w:val="Titre1"/>
       </w:pPr>
-      <w:bookmarkStart w:id="21" w:name="_Toc202281873"/>
+      <w:bookmarkStart w:id="21" w:name="_Toc202457227"/>
       <w:r>
         <w:lastRenderedPageBreak/>
         <w:t>Étude de cas</w:t>
@@ -16530,7 +16544,7 @@
       <w:pPr>
         <w:pStyle w:val="Titre2"/>
       </w:pPr>
-      <w:bookmarkStart w:id="22" w:name="_Toc202281874"/>
+      <w:bookmarkStart w:id="22" w:name="_Toc202457228"/>
       <w:r>
         <w:t>Contexte</w:t>
       </w:r>
@@ -16746,7 +16760,7 @@
       <w:pPr>
         <w:pStyle w:val="Titre2"/>
       </w:pPr>
-      <w:bookmarkStart w:id="23" w:name="_Toc202281875"/>
+      <w:bookmarkStart w:id="23" w:name="_Toc202457229"/>
       <w:r>
         <w:lastRenderedPageBreak/>
         <w:t>Dossier fourni</w:t>
@@ -16757,7 +16771,7 @@
       <w:pPr>
         <w:pStyle w:val="Titre3"/>
       </w:pPr>
-      <w:bookmarkStart w:id="24" w:name="_Toc202281876"/>
+      <w:bookmarkStart w:id="24" w:name="_Toc202457230"/>
       <w:r>
         <w:t>Informations</w:t>
       </w:r>
@@ -17178,24 +17192,14 @@
       <w:r>
         <w:t xml:space="preserve">Figure </w:t>
       </w:r>
-      <w:r>
-        <w:fldChar w:fldCharType="begin"/>
-      </w:r>
-      <w:r>
-        <w:instrText xml:space="preserve"> SEQ Figure \* ARABIC </w:instrText>
-      </w:r>
-      <w:r>
-        <w:fldChar w:fldCharType="separate"/>
-      </w:r>
-      <w:r>
-        <w:rPr>
-          <w:noProof/>
-        </w:rPr>
-        <w:t>1</w:t>
-      </w:r>
-      <w:r>
-        <w:fldChar w:fldCharType="end"/>
-      </w:r>
+      <w:fldSimple w:instr=" SEQ Figure \* ARABIC ">
+        <w:r>
+          <w:rPr>
+            <w:noProof/>
+          </w:rPr>
+          <w:t>1</w:t>
+        </w:r>
+      </w:fldSimple>
       <w:r>
         <w:t xml:space="preserve"> : Diagramme de flux de la démarche de renouvellement de titres d’identité numérique</w:t>
       </w:r>
@@ -18216,24 +18220,14 @@
                             <w:r>
                               <w:t xml:space="preserve">Figure </w:t>
                             </w:r>
-                            <w:r>
-                              <w:fldChar w:fldCharType="begin"/>
-                            </w:r>
-                            <w:r>
-                              <w:instrText xml:space="preserve"> SEQ Figure \* ARABIC </w:instrText>
-                            </w:r>
-                            <w:r>
-                              <w:fldChar w:fldCharType="separate"/>
-                            </w:r>
-                            <w:r>
-                              <w:rPr>
-                                <w:noProof/>
-                              </w:rPr>
-                              <w:t>2</w:t>
-                            </w:r>
-                            <w:r>
-                              <w:fldChar w:fldCharType="end"/>
-                            </w:r>
+                            <w:fldSimple w:instr=" SEQ Figure \* ARABIC ">
+                              <w:r>
+                                <w:rPr>
+                                  <w:noProof/>
+                                </w:rPr>
+                                <w:t>2</w:t>
+                              </w:r>
+                            </w:fldSimple>
                             <w:r>
                               <w:t xml:space="preserve"> : Schéma d'infrastructure réseau</w:t>
                             </w:r>
@@ -18272,24 +18266,14 @@
                       <w:r>
                         <w:t xml:space="preserve">Figure </w:t>
                       </w:r>
-                      <w:r>
-                        <w:fldChar w:fldCharType="begin"/>
-                      </w:r>
-                      <w:r>
-                        <w:instrText xml:space="preserve"> SEQ Figure \* ARABIC </w:instrText>
-                      </w:r>
-                      <w:r>
-                        <w:fldChar w:fldCharType="separate"/>
-                      </w:r>
-                      <w:r>
-                        <w:rPr>
-                          <w:noProof/>
-                        </w:rPr>
-                        <w:t>2</w:t>
-                      </w:r>
-                      <w:r>
-                        <w:fldChar w:fldCharType="end"/>
-                      </w:r>
+                      <w:fldSimple w:instr=" SEQ Figure \* ARABIC ">
+                        <w:r>
+                          <w:rPr>
+                            <w:noProof/>
+                          </w:rPr>
+                          <w:t>2</w:t>
+                        </w:r>
+                      </w:fldSimple>
                       <w:r>
                         <w:t xml:space="preserve"> : Schéma d'infrastructure réseau</w:t>
                       </w:r>
@@ -18309,7 +18293,7 @@
       <w:pPr>
         <w:pStyle w:val="Titre3"/>
       </w:pPr>
-      <w:bookmarkStart w:id="25" w:name="_Toc202281877"/>
+      <w:bookmarkStart w:id="25" w:name="_Toc202457231"/>
       <w:r>
         <w:lastRenderedPageBreak/>
         <w:t>C</w:t>
@@ -18782,10 +18766,16 @@
       <w:pPr>
         <w:pStyle w:val="Titre2"/>
       </w:pPr>
-      <w:bookmarkStart w:id="30" w:name="_Toc202281878"/>
+      <w:bookmarkStart w:id="30" w:name="_Toc202457232"/>
       <w:r>
         <w:lastRenderedPageBreak/>
-        <w:t>Définir le périmètre métier et technique</w:t>
+        <w:t>Défini</w:t>
+      </w:r>
+      <w:r>
+        <w:t>ssez</w:t>
+      </w:r>
+      <w:r>
+        <w:t xml:space="preserve"> le périmètre métier et technique</w:t>
       </w:r>
       <w:bookmarkEnd w:id="30"/>
     </w:p>
@@ -19384,124 +19374,21 @@
       <w:pPr>
         <w:pStyle w:val="Titre2"/>
       </w:pPr>
-      <w:bookmarkStart w:id="31" w:name="_Toc202281879"/>
+      <w:bookmarkStart w:id="31" w:name="_Toc202457233"/>
       <w:r>
         <w:lastRenderedPageBreak/>
-        <w:t>Identifier les événements redoutés</w:t>
+        <w:t>Appréciez</w:t>
+      </w:r>
+      <w:r>
+        <w:t xml:space="preserve"> </w:t>
+      </w:r>
+      <w:r>
+        <w:t>les événements redoutés</w:t>
       </w:r>
       <w:r>
         <w:t xml:space="preserve"> (ER)</w:t>
       </w:r>
       <w:bookmarkEnd w:id="31"/>
-    </w:p>
-    <w:p>
-      <w:pPr>
-        <w:spacing w:after="120"/>
-        <w:rPr>
-          <w:rFonts w:ascii="Segoe UI" w:hAnsi="Segoe UI" w:cs="Segoe UI"/>
-        </w:rPr>
-      </w:pPr>
-    </w:p>
-    <w:p>
-      <w:pPr>
-        <w:keepNext/>
-        <w:spacing w:after="120"/>
-      </w:pPr>
-      <w:r>
-        <w:rPr>
-          <w:rFonts w:ascii="Marianne" w:hAnsi="Marianne"/>
-          <w:noProof/>
-        </w:rPr>
-        <w:drawing>
-          <wp:inline distT="0" distB="0" distL="0" distR="0" wp14:anchorId="73E1CEB2" wp14:editId="4E0882C0">
-            <wp:extent cx="5760720" cy="3173980"/>
-            <wp:effectExtent l="0" t="0" r="0" b="7620"/>
-            <wp:docPr id="50" name="Image 50" descr="Une image contenant texte, capture d’écran, Police, nombre&#10;&#10;Le contenu généré par l’IA peut être incorrect."/>
-            <wp:cNvGraphicFramePr>
-              <a:graphicFrameLocks xmlns:a="http://schemas.openxmlformats.org/drawingml/2006/main" noChangeAspect="1"/>
-            </wp:cNvGraphicFramePr>
-            <a:graphic xmlns:a="http://schemas.openxmlformats.org/drawingml/2006/main">
-              <a:graphicData uri="http://schemas.openxmlformats.org/drawingml/2006/picture">
-                <pic:pic xmlns:pic="http://schemas.openxmlformats.org/drawingml/2006/picture">
-                  <pic:nvPicPr>
-                    <pic:cNvPr id="50" name="Image 50" descr="Une image contenant texte, capture d’écran, Police, nombre&#10;&#10;Le contenu généré par l’IA peut être incorrect."/>
-                    <pic:cNvPicPr>
-                      <a:picLocks noChangeAspect="1" noChangeArrowheads="1"/>
-                    </pic:cNvPicPr>
-                  </pic:nvPicPr>
-                  <pic:blipFill>
-                    <a:blip r:embed="rId19">
-                      <a:extLst>
-                        <a:ext uri="{28A0092B-C50C-407E-A947-70E740481C1C}">
-                          <a14:useLocalDpi xmlns:a14="http://schemas.microsoft.com/office/drawing/2010/main" val="0"/>
-                        </a:ext>
-                      </a:extLst>
-                    </a:blip>
-                    <a:srcRect/>
-                    <a:stretch>
-                      <a:fillRect/>
-                    </a:stretch>
-                  </pic:blipFill>
-                  <pic:spPr bwMode="auto">
-                    <a:xfrm>
-                      <a:off x="0" y="0"/>
-                      <a:ext cx="5760720" cy="3173980"/>
-                    </a:xfrm>
-                    <a:prstGeom prst="rect">
-                      <a:avLst/>
-                    </a:prstGeom>
-                    <a:noFill/>
-                  </pic:spPr>
-                </pic:pic>
-              </a:graphicData>
-            </a:graphic>
-          </wp:inline>
-        </w:drawing>
-      </w:r>
-    </w:p>
-    <w:p>
-      <w:pPr>
-        <w:pStyle w:val="Lgende"/>
-        <w:jc w:val="center"/>
-      </w:pPr>
-      <w:r>
-        <w:t xml:space="preserve">Figure </w:t>
-      </w:r>
-      <w:r>
-        <w:fldChar w:fldCharType="begin"/>
-      </w:r>
-      <w:r>
-        <w:instrText xml:space="preserve"> SEQ Figure \* ARABIC </w:instrText>
-      </w:r>
-      <w:r>
-        <w:fldChar w:fldCharType="separate"/>
-      </w:r>
-      <w:r>
-        <w:rPr>
-          <w:noProof/>
-        </w:rPr>
-        <w:t>3</w:t>
-      </w:r>
-      <w:r>
-        <w:fldChar w:fldCharType="end"/>
-      </w:r>
-      <w:r>
-        <w:t xml:space="preserve"> : Échelle de gravité définie par la SGTIN</w:t>
-      </w:r>
-    </w:p>
-    <w:p>
-      <w:pPr>
-        <w:spacing w:after="120"/>
-        <w:rPr>
-          <w:rFonts w:ascii="Segoe UI" w:hAnsi="Segoe UI" w:cs="Segoe UI"/>
-        </w:rPr>
-      </w:pPr>
-    </w:p>
-    <w:p>
-      <w:pPr>
-        <w:keepNext/>
-        <w:spacing w:after="120"/>
-      </w:pPr>
     </w:p>
     <w:p>
       <w:pPr>
@@ -19532,7 +19419,7 @@
                     </pic:cNvPicPr>
                   </pic:nvPicPr>
                   <pic:blipFill>
-                    <a:blip r:embed="rId20">
+                    <a:blip r:embed="rId19">
                       <a:extLst>
                         <a:ext uri="{28A0092B-C50C-407E-A947-70E740481C1C}">
                           <a14:useLocalDpi xmlns:a14="http://schemas.microsoft.com/office/drawing/2010/main" val="0"/>
@@ -19573,24 +19460,14 @@
       <w:r>
         <w:t xml:space="preserve">Figure </w:t>
       </w:r>
-      <w:r>
-        <w:fldChar w:fldCharType="begin"/>
-      </w:r>
-      <w:r>
-        <w:instrText xml:space="preserve"> SEQ Figure \* ARABIC </w:instrText>
-      </w:r>
-      <w:r>
-        <w:fldChar w:fldCharType="separate"/>
-      </w:r>
-      <w:r>
-        <w:rPr>
-          <w:noProof/>
-        </w:rPr>
-        <w:t>4</w:t>
-      </w:r>
-      <w:r>
-        <w:fldChar w:fldCharType="end"/>
-      </w:r>
+      <w:fldSimple w:instr=" SEQ Figure \* ARABIC ">
+        <w:r>
+          <w:rPr>
+            <w:noProof/>
+          </w:rPr>
+          <w:t>3</w:t>
+        </w:r>
+      </w:fldSimple>
       <w:r>
         <w:t xml:space="preserve"> : Catégories d’impacts proposées dans EBIOS </w:t>
       </w:r>
@@ -19615,6 +19492,95 @@
           <w:rFonts w:ascii="Segoe UI" w:hAnsi="Segoe UI" w:cs="Segoe UI"/>
         </w:rPr>
         <w:br w:type="page"/>
+      </w:r>
+    </w:p>
+    <w:p>
+      <w:pPr>
+        <w:keepNext/>
+        <w:spacing w:after="120"/>
+        <w:jc w:val="center"/>
+      </w:pPr>
+      <w:r>
+        <w:rPr>
+          <w:rFonts w:ascii="Marianne" w:hAnsi="Marianne"/>
+          <w:noProof/>
+        </w:rPr>
+        <w:lastRenderedPageBreak/>
+        <w:drawing>
+          <wp:inline distT="0" distB="0" distL="0" distR="0" wp14:anchorId="58C08F20" wp14:editId="35D9B9BA">
+            <wp:extent cx="5271655" cy="2656898"/>
+            <wp:effectExtent l="0" t="0" r="5715" b="0"/>
+            <wp:docPr id="50" name="Image 50" descr="Une image contenant texte, capture d’écran, Police, nombre&#10;&#10;Le contenu généré par l’IA peut être incorrect."/>
+            <wp:cNvGraphicFramePr>
+              <a:graphicFrameLocks xmlns:a="http://schemas.openxmlformats.org/drawingml/2006/main" noChangeAspect="1"/>
+            </wp:cNvGraphicFramePr>
+            <a:graphic xmlns:a="http://schemas.openxmlformats.org/drawingml/2006/main">
+              <a:graphicData uri="http://schemas.openxmlformats.org/drawingml/2006/picture">
+                <pic:pic xmlns:pic="http://schemas.openxmlformats.org/drawingml/2006/picture">
+                  <pic:nvPicPr>
+                    <pic:cNvPr id="50" name="Image 50" descr="Une image contenant texte, capture d’écran, Police, nombre&#10;&#10;Le contenu généré par l’IA peut être incorrect."/>
+                    <pic:cNvPicPr>
+                      <a:picLocks noChangeAspect="1" noChangeArrowheads="1"/>
+                    </pic:cNvPicPr>
+                  </pic:nvPicPr>
+                  <pic:blipFill>
+                    <a:blip r:embed="rId20">
+                      <a:extLst>
+                        <a:ext uri="{28A0092B-C50C-407E-A947-70E740481C1C}">
+                          <a14:useLocalDpi xmlns:a14="http://schemas.microsoft.com/office/drawing/2010/main" val="0"/>
+                        </a:ext>
+                      </a:extLst>
+                    </a:blip>
+                    <a:srcRect/>
+                    <a:stretch>
+                      <a:fillRect/>
+                    </a:stretch>
+                  </pic:blipFill>
+                  <pic:spPr bwMode="auto">
+                    <a:xfrm>
+                      <a:off x="0" y="0"/>
+                      <a:ext cx="5314449" cy="2678466"/>
+                    </a:xfrm>
+                    <a:prstGeom prst="rect">
+                      <a:avLst/>
+                    </a:prstGeom>
+                    <a:noFill/>
+                  </pic:spPr>
+                </pic:pic>
+              </a:graphicData>
+            </a:graphic>
+          </wp:inline>
+        </w:drawing>
+      </w:r>
+    </w:p>
+    <w:p>
+      <w:pPr>
+        <w:pStyle w:val="Lgende"/>
+        <w:jc w:val="center"/>
+      </w:pPr>
+      <w:r>
+        <w:t xml:space="preserve">Figure </w:t>
+      </w:r>
+      <w:r>
+        <w:fldChar w:fldCharType="begin"/>
+      </w:r>
+      <w:r>
+        <w:instrText xml:space="preserve"> SEQ Figure \* ARABIC </w:instrText>
+      </w:r>
+      <w:r>
+        <w:fldChar w:fldCharType="separate"/>
+      </w:r>
+      <w:r>
+        <w:rPr>
+          <w:noProof/>
+        </w:rPr>
+        <w:t>4</w:t>
+      </w:r>
+      <w:r>
+        <w:fldChar w:fldCharType="end"/>
+      </w:r>
+      <w:r>
+        <w:t xml:space="preserve"> : Échelle de gravité définie par la SGTIN</w:t>
       </w:r>
     </w:p>
     <w:p>
@@ -19641,11 +19607,11 @@
         <w:tblLook w:val="0660" w:firstRow="1" w:lastRow="1" w:firstColumn="0" w:lastColumn="0" w:noHBand="1" w:noVBand="1"/>
       </w:tblPr>
       <w:tblGrid>
-        <w:gridCol w:w="2222"/>
-        <w:gridCol w:w="2728"/>
-        <w:gridCol w:w="2298"/>
+        <w:gridCol w:w="1980"/>
+        <w:gridCol w:w="2694"/>
+        <w:gridCol w:w="2573"/>
         <w:gridCol w:w="919"/>
-        <w:gridCol w:w="1632"/>
+        <w:gridCol w:w="1633"/>
       </w:tblGrid>
       <w:tr>
         <w:trPr>
@@ -19655,7 +19621,7 @@
         </w:trPr>
         <w:tc>
           <w:tcPr>
-            <w:tcW w:w="1155" w:type="pct"/>
+            <w:tcW w:w="1010" w:type="pct"/>
             <w:tcBorders>
               <w:top w:val="none" w:sz="0" w:space="0" w:color="auto"/>
               <w:left w:val="none" w:sz="0" w:space="0" w:color="auto"/>
@@ -19687,7 +19653,7 @@
         </w:tc>
         <w:tc>
           <w:tcPr>
-            <w:tcW w:w="1413" w:type="pct"/>
+            <w:tcW w:w="1374" w:type="pct"/>
             <w:tcBorders>
               <w:top w:val="none" w:sz="0" w:space="0" w:color="auto"/>
               <w:left w:val="none" w:sz="0" w:space="0" w:color="auto"/>
@@ -19726,7 +19692,7 @@
         </w:tc>
         <w:tc>
           <w:tcPr>
-            <w:tcW w:w="1193" w:type="pct"/>
+            <w:tcW w:w="1313" w:type="pct"/>
             <w:tcBorders>
               <w:top w:val="none" w:sz="0" w:space="0" w:color="auto"/>
               <w:left w:val="none" w:sz="0" w:space="0" w:color="auto"/>
@@ -19765,7 +19731,7 @@
         </w:tc>
         <w:tc>
           <w:tcPr>
-            <w:tcW w:w="395" w:type="pct"/>
+            <w:tcW w:w="469" w:type="pct"/>
             <w:tcBorders>
               <w:top w:val="none" w:sz="0" w:space="0" w:color="auto"/>
               <w:left w:val="none" w:sz="0" w:space="0" w:color="auto"/>
@@ -19796,7 +19762,7 @@
         </w:tc>
         <w:tc>
           <w:tcPr>
-            <w:tcW w:w="844" w:type="pct"/>
+            <w:tcW w:w="833" w:type="pct"/>
             <w:tcBorders>
               <w:top w:val="none" w:sz="0" w:space="0" w:color="auto"/>
               <w:left w:val="none" w:sz="0" w:space="0" w:color="auto"/>
@@ -19828,12 +19794,12 @@
       </w:tr>
       <w:tr>
         <w:trPr>
-          <w:trHeight w:val="797"/>
+          <w:trHeight w:val="567"/>
           <w:jc w:val="center"/>
         </w:trPr>
         <w:tc>
           <w:tcPr>
-            <w:tcW w:w="1155" w:type="pct"/>
+            <w:tcW w:w="1010" w:type="pct"/>
             <w:noWrap/>
             <w:vAlign w:val="center"/>
           </w:tcPr>
@@ -19847,7 +19813,7 @@
         </w:tc>
         <w:tc>
           <w:tcPr>
-            <w:tcW w:w="1413" w:type="pct"/>
+            <w:tcW w:w="1374" w:type="pct"/>
             <w:vAlign w:val="center"/>
           </w:tcPr>
           <w:p>
@@ -19863,7 +19829,7 @@
         </w:tc>
         <w:tc>
           <w:tcPr>
-            <w:tcW w:w="1193" w:type="pct"/>
+            <w:tcW w:w="1313" w:type="pct"/>
             <w:vAlign w:val="center"/>
           </w:tcPr>
           <w:p>
@@ -19882,7 +19848,7 @@
         </w:tc>
         <w:tc>
           <w:tcPr>
-            <w:tcW w:w="395" w:type="pct"/>
+            <w:tcW w:w="469" w:type="pct"/>
             <w:shd w:val="clear" w:color="auto" w:fill="auto"/>
             <w:vAlign w:val="center"/>
           </w:tcPr>
@@ -19899,7 +19865,7 @@
         </w:tc>
         <w:tc>
           <w:tcPr>
-            <w:tcW w:w="844" w:type="pct"/>
+            <w:tcW w:w="833" w:type="pct"/>
             <w:vAlign w:val="center"/>
           </w:tcPr>
           <w:p>
@@ -19916,12 +19882,12 @@
       </w:tr>
       <w:tr>
         <w:trPr>
-          <w:trHeight w:val="826"/>
+          <w:trHeight w:val="567"/>
           <w:jc w:val="center"/>
         </w:trPr>
         <w:tc>
           <w:tcPr>
-            <w:tcW w:w="1155" w:type="pct"/>
+            <w:tcW w:w="1010" w:type="pct"/>
             <w:noWrap/>
             <w:vAlign w:val="center"/>
           </w:tcPr>
@@ -19935,7 +19901,7 @@
         </w:tc>
         <w:tc>
           <w:tcPr>
-            <w:tcW w:w="1413" w:type="pct"/>
+            <w:tcW w:w="1374" w:type="pct"/>
             <w:vAlign w:val="center"/>
           </w:tcPr>
           <w:p>
@@ -19954,7 +19920,7 @@
         </w:tc>
         <w:tc>
           <w:tcPr>
-            <w:tcW w:w="1193" w:type="pct"/>
+            <w:tcW w:w="1313" w:type="pct"/>
             <w:vAlign w:val="center"/>
           </w:tcPr>
           <w:p>
@@ -19973,7 +19939,7 @@
         </w:tc>
         <w:tc>
           <w:tcPr>
-            <w:tcW w:w="395" w:type="pct"/>
+            <w:tcW w:w="469" w:type="pct"/>
             <w:vAlign w:val="center"/>
           </w:tcPr>
           <w:p>
@@ -19989,7 +19955,7 @@
         </w:tc>
         <w:tc>
           <w:tcPr>
-            <w:tcW w:w="844" w:type="pct"/>
+            <w:tcW w:w="833" w:type="pct"/>
             <w:vAlign w:val="center"/>
           </w:tcPr>
           <w:p>
@@ -20009,12 +19975,12 @@
       </w:tr>
       <w:tr>
         <w:trPr>
-          <w:trHeight w:val="847"/>
+          <w:trHeight w:val="567"/>
           <w:jc w:val="center"/>
         </w:trPr>
         <w:tc>
           <w:tcPr>
-            <w:tcW w:w="1155" w:type="pct"/>
+            <w:tcW w:w="1010" w:type="pct"/>
             <w:noWrap/>
             <w:vAlign w:val="center"/>
           </w:tcPr>
@@ -20028,7 +19994,7 @@
         </w:tc>
         <w:tc>
           <w:tcPr>
-            <w:tcW w:w="1413" w:type="pct"/>
+            <w:tcW w:w="1374" w:type="pct"/>
             <w:vAlign w:val="center"/>
           </w:tcPr>
           <w:p>
@@ -20047,7 +20013,7 @@
         </w:tc>
         <w:tc>
           <w:tcPr>
-            <w:tcW w:w="1193" w:type="pct"/>
+            <w:tcW w:w="1313" w:type="pct"/>
             <w:vAlign w:val="center"/>
           </w:tcPr>
           <w:p>
@@ -20066,7 +20032,7 @@
         </w:tc>
         <w:tc>
           <w:tcPr>
-            <w:tcW w:w="395" w:type="pct"/>
+            <w:tcW w:w="469" w:type="pct"/>
             <w:vAlign w:val="center"/>
           </w:tcPr>
           <w:p>
@@ -20082,7 +20048,7 @@
         </w:tc>
         <w:tc>
           <w:tcPr>
-            <w:tcW w:w="844" w:type="pct"/>
+            <w:tcW w:w="833" w:type="pct"/>
             <w:vAlign w:val="center"/>
           </w:tcPr>
           <w:p>
@@ -20102,12 +20068,12 @@
       </w:tr>
       <w:tr>
         <w:trPr>
-          <w:trHeight w:val="855"/>
+          <w:trHeight w:val="567"/>
           <w:jc w:val="center"/>
         </w:trPr>
         <w:tc>
           <w:tcPr>
-            <w:tcW w:w="1155" w:type="pct"/>
+            <w:tcW w:w="1010" w:type="pct"/>
             <w:noWrap/>
             <w:vAlign w:val="center"/>
           </w:tcPr>
@@ -20121,7 +20087,7 @@
         </w:tc>
         <w:tc>
           <w:tcPr>
-            <w:tcW w:w="1413" w:type="pct"/>
+            <w:tcW w:w="1374" w:type="pct"/>
             <w:vAlign w:val="center"/>
           </w:tcPr>
           <w:p>
@@ -20140,7 +20106,7 @@
         </w:tc>
         <w:tc>
           <w:tcPr>
-            <w:tcW w:w="1193" w:type="pct"/>
+            <w:tcW w:w="1313" w:type="pct"/>
             <w:vAlign w:val="center"/>
           </w:tcPr>
           <w:p>
@@ -20159,7 +20125,7 @@
         </w:tc>
         <w:tc>
           <w:tcPr>
-            <w:tcW w:w="395" w:type="pct"/>
+            <w:tcW w:w="469" w:type="pct"/>
             <w:vAlign w:val="center"/>
           </w:tcPr>
           <w:p>
@@ -20175,7 +20141,7 @@
         </w:tc>
         <w:tc>
           <w:tcPr>
-            <w:tcW w:w="844" w:type="pct"/>
+            <w:tcW w:w="833" w:type="pct"/>
             <w:vAlign w:val="center"/>
           </w:tcPr>
           <w:p>
@@ -20195,12 +20161,12 @@
       </w:tr>
       <w:tr>
         <w:trPr>
-          <w:trHeight w:val="835"/>
+          <w:trHeight w:val="567"/>
           <w:jc w:val="center"/>
         </w:trPr>
         <w:tc>
           <w:tcPr>
-            <w:tcW w:w="1155" w:type="pct"/>
+            <w:tcW w:w="1010" w:type="pct"/>
             <w:noWrap/>
             <w:vAlign w:val="center"/>
           </w:tcPr>
@@ -20214,7 +20180,7 @@
         </w:tc>
         <w:tc>
           <w:tcPr>
-            <w:tcW w:w="1413" w:type="pct"/>
+            <w:tcW w:w="1374" w:type="pct"/>
             <w:vAlign w:val="center"/>
           </w:tcPr>
           <w:p>
@@ -20233,7 +20199,7 @@
         </w:tc>
         <w:tc>
           <w:tcPr>
-            <w:tcW w:w="1193" w:type="pct"/>
+            <w:tcW w:w="1313" w:type="pct"/>
             <w:vAlign w:val="center"/>
           </w:tcPr>
           <w:p>
@@ -20252,7 +20218,7 @@
         </w:tc>
         <w:tc>
           <w:tcPr>
-            <w:tcW w:w="395" w:type="pct"/>
+            <w:tcW w:w="469" w:type="pct"/>
             <w:vAlign w:val="center"/>
           </w:tcPr>
           <w:p>
@@ -20268,7 +20234,7 @@
         </w:tc>
         <w:tc>
           <w:tcPr>
-            <w:tcW w:w="844" w:type="pct"/>
+            <w:tcW w:w="833" w:type="pct"/>
             <w:vAlign w:val="center"/>
           </w:tcPr>
           <w:p>
@@ -20288,12 +20254,12 @@
       </w:tr>
       <w:tr>
         <w:trPr>
-          <w:trHeight w:val="871"/>
+          <w:trHeight w:val="567"/>
           <w:jc w:val="center"/>
         </w:trPr>
         <w:tc>
           <w:tcPr>
-            <w:tcW w:w="1155" w:type="pct"/>
+            <w:tcW w:w="1010" w:type="pct"/>
             <w:noWrap/>
             <w:vAlign w:val="center"/>
           </w:tcPr>
@@ -20307,7 +20273,7 @@
         </w:tc>
         <w:tc>
           <w:tcPr>
-            <w:tcW w:w="1413" w:type="pct"/>
+            <w:tcW w:w="1374" w:type="pct"/>
             <w:vAlign w:val="center"/>
           </w:tcPr>
           <w:p>
@@ -20326,7 +20292,7 @@
         </w:tc>
         <w:tc>
           <w:tcPr>
-            <w:tcW w:w="1193" w:type="pct"/>
+            <w:tcW w:w="1313" w:type="pct"/>
             <w:vAlign w:val="center"/>
           </w:tcPr>
           <w:p>
@@ -20345,7 +20311,7 @@
         </w:tc>
         <w:tc>
           <w:tcPr>
-            <w:tcW w:w="395" w:type="pct"/>
+            <w:tcW w:w="469" w:type="pct"/>
             <w:vAlign w:val="center"/>
           </w:tcPr>
           <w:p>
@@ -20361,7 +20327,7 @@
         </w:tc>
         <w:tc>
           <w:tcPr>
-            <w:tcW w:w="844" w:type="pct"/>
+            <w:tcW w:w="833" w:type="pct"/>
             <w:vAlign w:val="center"/>
           </w:tcPr>
           <w:p>
@@ -20381,12 +20347,12 @@
       </w:tr>
       <w:tr>
         <w:trPr>
-          <w:trHeight w:val="871"/>
+          <w:trHeight w:val="567"/>
           <w:jc w:val="center"/>
         </w:trPr>
         <w:tc>
           <w:tcPr>
-            <w:tcW w:w="1155" w:type="pct"/>
+            <w:tcW w:w="1010" w:type="pct"/>
             <w:noWrap/>
             <w:vAlign w:val="center"/>
           </w:tcPr>
@@ -20400,7 +20366,7 @@
         </w:tc>
         <w:tc>
           <w:tcPr>
-            <w:tcW w:w="1413" w:type="pct"/>
+            <w:tcW w:w="1374" w:type="pct"/>
             <w:vAlign w:val="center"/>
           </w:tcPr>
           <w:p>
@@ -20419,7 +20385,7 @@
         </w:tc>
         <w:tc>
           <w:tcPr>
-            <w:tcW w:w="1193" w:type="pct"/>
+            <w:tcW w:w="1313" w:type="pct"/>
             <w:vAlign w:val="center"/>
           </w:tcPr>
           <w:p>
@@ -20438,7 +20404,7 @@
         </w:tc>
         <w:tc>
           <w:tcPr>
-            <w:tcW w:w="395" w:type="pct"/>
+            <w:tcW w:w="469" w:type="pct"/>
             <w:vAlign w:val="center"/>
           </w:tcPr>
           <w:p>
@@ -20454,7 +20420,7 @@
         </w:tc>
         <w:tc>
           <w:tcPr>
-            <w:tcW w:w="844" w:type="pct"/>
+            <w:tcW w:w="833" w:type="pct"/>
             <w:vAlign w:val="center"/>
           </w:tcPr>
           <w:p>
@@ -20474,12 +20440,12 @@
       </w:tr>
       <w:tr>
         <w:trPr>
-          <w:trHeight w:val="871"/>
+          <w:trHeight w:val="567"/>
           <w:jc w:val="center"/>
         </w:trPr>
         <w:tc>
           <w:tcPr>
-            <w:tcW w:w="1155" w:type="pct"/>
+            <w:tcW w:w="1010" w:type="pct"/>
             <w:noWrap/>
             <w:vAlign w:val="center"/>
           </w:tcPr>
@@ -20493,7 +20459,7 @@
         </w:tc>
         <w:tc>
           <w:tcPr>
-            <w:tcW w:w="1413" w:type="pct"/>
+            <w:tcW w:w="1374" w:type="pct"/>
             <w:vAlign w:val="center"/>
           </w:tcPr>
           <w:p>
@@ -20512,7 +20478,7 @@
         </w:tc>
         <w:tc>
           <w:tcPr>
-            <w:tcW w:w="1193" w:type="pct"/>
+            <w:tcW w:w="1313" w:type="pct"/>
             <w:vAlign w:val="center"/>
           </w:tcPr>
           <w:p>
@@ -20531,7 +20497,7 @@
         </w:tc>
         <w:tc>
           <w:tcPr>
-            <w:tcW w:w="395" w:type="pct"/>
+            <w:tcW w:w="469" w:type="pct"/>
             <w:vAlign w:val="center"/>
           </w:tcPr>
           <w:p>
@@ -20547,7 +20513,7 @@
         </w:tc>
         <w:tc>
           <w:tcPr>
-            <w:tcW w:w="844" w:type="pct"/>
+            <w:tcW w:w="833" w:type="pct"/>
             <w:vAlign w:val="center"/>
           </w:tcPr>
           <w:p>
@@ -20567,13 +20533,571 @@
       </w:tr>
       <w:tr>
         <w:trPr>
-          <w:cnfStyle w:val="010000000000" w:firstRow="0" w:lastRow="1" w:firstColumn="0" w:lastColumn="0" w:oddVBand="0" w:evenVBand="0" w:oddHBand="0" w:evenHBand="0" w:firstRowFirstColumn="0" w:firstRowLastColumn="0" w:lastRowFirstColumn="0" w:lastRowLastColumn="0"/>
-          <w:trHeight w:val="817"/>
+          <w:trHeight w:val="567"/>
           <w:jc w:val="center"/>
         </w:trPr>
         <w:tc>
           <w:tcPr>
-            <w:tcW w:w="1155" w:type="pct"/>
+            <w:tcW w:w="1010" w:type="pct"/>
+            <w:noWrap/>
+            <w:vAlign w:val="center"/>
+          </w:tcPr>
+          <w:p>
+            <w:pPr>
+              <w:rPr>
+                <w:rFonts w:asciiTheme="majorHAnsi" w:hAnsiTheme="majorHAnsi" w:cstheme="majorHAnsi"/>
+              </w:rPr>
+            </w:pPr>
+          </w:p>
+        </w:tc>
+        <w:tc>
+          <w:tcPr>
+            <w:tcW w:w="1374" w:type="pct"/>
+            <w:vAlign w:val="center"/>
+          </w:tcPr>
+          <w:p>
+            <w:pPr>
+              <w:pStyle w:val="DecimalAligned"/>
+              <w:tabs>
+                <w:tab w:val="clear" w:pos="360"/>
+              </w:tabs>
+              <w:spacing w:after="0" w:line="240" w:lineRule="auto"/>
+              <w:rPr>
+                <w:rFonts w:asciiTheme="majorHAnsi" w:hAnsiTheme="majorHAnsi" w:cstheme="majorHAnsi"/>
+                <w:szCs w:val="24"/>
+              </w:rPr>
+            </w:pPr>
+          </w:p>
+        </w:tc>
+        <w:tc>
+          <w:tcPr>
+            <w:tcW w:w="1313" w:type="pct"/>
+            <w:vAlign w:val="center"/>
+          </w:tcPr>
+          <w:p>
+            <w:pPr>
+              <w:pStyle w:val="DecimalAligned"/>
+              <w:tabs>
+                <w:tab w:val="clear" w:pos="360"/>
+              </w:tabs>
+              <w:spacing w:after="0" w:line="240" w:lineRule="auto"/>
+              <w:rPr>
+                <w:rFonts w:asciiTheme="majorHAnsi" w:hAnsiTheme="majorHAnsi" w:cstheme="majorHAnsi"/>
+                <w:szCs w:val="24"/>
+              </w:rPr>
+            </w:pPr>
+          </w:p>
+        </w:tc>
+        <w:tc>
+          <w:tcPr>
+            <w:tcW w:w="469" w:type="pct"/>
+            <w:vAlign w:val="center"/>
+          </w:tcPr>
+          <w:p>
+            <w:pPr>
+              <w:pStyle w:val="DecimalAligned"/>
+              <w:spacing w:after="0" w:line="240" w:lineRule="auto"/>
+              <w:rPr>
+                <w:rFonts w:asciiTheme="majorHAnsi" w:hAnsiTheme="majorHAnsi" w:cstheme="majorHAnsi"/>
+                <w:szCs w:val="24"/>
+              </w:rPr>
+            </w:pPr>
+          </w:p>
+        </w:tc>
+        <w:tc>
+          <w:tcPr>
+            <w:tcW w:w="833" w:type="pct"/>
+            <w:vAlign w:val="center"/>
+          </w:tcPr>
+          <w:p>
+            <w:pPr>
+              <w:pStyle w:val="DecimalAligned"/>
+              <w:tabs>
+                <w:tab w:val="clear" w:pos="360"/>
+              </w:tabs>
+              <w:spacing w:after="0" w:line="240" w:lineRule="auto"/>
+              <w:rPr>
+                <w:rFonts w:asciiTheme="majorHAnsi" w:hAnsiTheme="majorHAnsi" w:cstheme="majorHAnsi"/>
+                <w:szCs w:val="24"/>
+              </w:rPr>
+            </w:pPr>
+          </w:p>
+        </w:tc>
+      </w:tr>
+      <w:tr>
+        <w:trPr>
+          <w:trHeight w:val="567"/>
+          <w:jc w:val="center"/>
+        </w:trPr>
+        <w:tc>
+          <w:tcPr>
+            <w:tcW w:w="1010" w:type="pct"/>
+            <w:noWrap/>
+            <w:vAlign w:val="center"/>
+          </w:tcPr>
+          <w:p>
+            <w:pPr>
+              <w:rPr>
+                <w:rFonts w:asciiTheme="majorHAnsi" w:hAnsiTheme="majorHAnsi" w:cstheme="majorHAnsi"/>
+              </w:rPr>
+            </w:pPr>
+          </w:p>
+        </w:tc>
+        <w:tc>
+          <w:tcPr>
+            <w:tcW w:w="1374" w:type="pct"/>
+            <w:vAlign w:val="center"/>
+          </w:tcPr>
+          <w:p>
+            <w:pPr>
+              <w:pStyle w:val="DecimalAligned"/>
+              <w:tabs>
+                <w:tab w:val="clear" w:pos="360"/>
+              </w:tabs>
+              <w:spacing w:after="0" w:line="240" w:lineRule="auto"/>
+              <w:rPr>
+                <w:rFonts w:asciiTheme="majorHAnsi" w:hAnsiTheme="majorHAnsi" w:cstheme="majorHAnsi"/>
+                <w:szCs w:val="24"/>
+              </w:rPr>
+            </w:pPr>
+          </w:p>
+        </w:tc>
+        <w:tc>
+          <w:tcPr>
+            <w:tcW w:w="1313" w:type="pct"/>
+            <w:vAlign w:val="center"/>
+          </w:tcPr>
+          <w:p>
+            <w:pPr>
+              <w:pStyle w:val="DecimalAligned"/>
+              <w:tabs>
+                <w:tab w:val="clear" w:pos="360"/>
+              </w:tabs>
+              <w:spacing w:after="0" w:line="240" w:lineRule="auto"/>
+              <w:rPr>
+                <w:rFonts w:asciiTheme="majorHAnsi" w:hAnsiTheme="majorHAnsi" w:cstheme="majorHAnsi"/>
+                <w:szCs w:val="24"/>
+              </w:rPr>
+            </w:pPr>
+          </w:p>
+        </w:tc>
+        <w:tc>
+          <w:tcPr>
+            <w:tcW w:w="469" w:type="pct"/>
+            <w:vAlign w:val="center"/>
+          </w:tcPr>
+          <w:p>
+            <w:pPr>
+              <w:pStyle w:val="DecimalAligned"/>
+              <w:spacing w:after="0" w:line="240" w:lineRule="auto"/>
+              <w:rPr>
+                <w:rFonts w:asciiTheme="majorHAnsi" w:hAnsiTheme="majorHAnsi" w:cstheme="majorHAnsi"/>
+                <w:szCs w:val="24"/>
+              </w:rPr>
+            </w:pPr>
+          </w:p>
+        </w:tc>
+        <w:tc>
+          <w:tcPr>
+            <w:tcW w:w="833" w:type="pct"/>
+            <w:vAlign w:val="center"/>
+          </w:tcPr>
+          <w:p>
+            <w:pPr>
+              <w:pStyle w:val="DecimalAligned"/>
+              <w:tabs>
+                <w:tab w:val="clear" w:pos="360"/>
+              </w:tabs>
+              <w:spacing w:after="0" w:line="240" w:lineRule="auto"/>
+              <w:rPr>
+                <w:rFonts w:asciiTheme="majorHAnsi" w:hAnsiTheme="majorHAnsi" w:cstheme="majorHAnsi"/>
+                <w:szCs w:val="24"/>
+              </w:rPr>
+            </w:pPr>
+          </w:p>
+        </w:tc>
+      </w:tr>
+      <w:tr>
+        <w:trPr>
+          <w:trHeight w:val="567"/>
+          <w:jc w:val="center"/>
+        </w:trPr>
+        <w:tc>
+          <w:tcPr>
+            <w:tcW w:w="1010" w:type="pct"/>
+            <w:noWrap/>
+            <w:vAlign w:val="center"/>
+          </w:tcPr>
+          <w:p>
+            <w:pPr>
+              <w:rPr>
+                <w:rFonts w:asciiTheme="majorHAnsi" w:hAnsiTheme="majorHAnsi" w:cstheme="majorHAnsi"/>
+              </w:rPr>
+            </w:pPr>
+          </w:p>
+        </w:tc>
+        <w:tc>
+          <w:tcPr>
+            <w:tcW w:w="1374" w:type="pct"/>
+            <w:vAlign w:val="center"/>
+          </w:tcPr>
+          <w:p>
+            <w:pPr>
+              <w:pStyle w:val="DecimalAligned"/>
+              <w:tabs>
+                <w:tab w:val="clear" w:pos="360"/>
+              </w:tabs>
+              <w:spacing w:after="0" w:line="240" w:lineRule="auto"/>
+              <w:rPr>
+                <w:rFonts w:asciiTheme="majorHAnsi" w:hAnsiTheme="majorHAnsi" w:cstheme="majorHAnsi"/>
+                <w:szCs w:val="24"/>
+              </w:rPr>
+            </w:pPr>
+          </w:p>
+        </w:tc>
+        <w:tc>
+          <w:tcPr>
+            <w:tcW w:w="1313" w:type="pct"/>
+            <w:vAlign w:val="center"/>
+          </w:tcPr>
+          <w:p>
+            <w:pPr>
+              <w:pStyle w:val="DecimalAligned"/>
+              <w:tabs>
+                <w:tab w:val="clear" w:pos="360"/>
+              </w:tabs>
+              <w:spacing w:after="0" w:line="240" w:lineRule="auto"/>
+              <w:rPr>
+                <w:rFonts w:asciiTheme="majorHAnsi" w:hAnsiTheme="majorHAnsi" w:cstheme="majorHAnsi"/>
+                <w:szCs w:val="24"/>
+              </w:rPr>
+            </w:pPr>
+          </w:p>
+        </w:tc>
+        <w:tc>
+          <w:tcPr>
+            <w:tcW w:w="469" w:type="pct"/>
+            <w:vAlign w:val="center"/>
+          </w:tcPr>
+          <w:p>
+            <w:pPr>
+              <w:pStyle w:val="DecimalAligned"/>
+              <w:spacing w:after="0" w:line="240" w:lineRule="auto"/>
+              <w:rPr>
+                <w:rFonts w:asciiTheme="majorHAnsi" w:hAnsiTheme="majorHAnsi" w:cstheme="majorHAnsi"/>
+                <w:szCs w:val="24"/>
+              </w:rPr>
+            </w:pPr>
+          </w:p>
+        </w:tc>
+        <w:tc>
+          <w:tcPr>
+            <w:tcW w:w="833" w:type="pct"/>
+            <w:vAlign w:val="center"/>
+          </w:tcPr>
+          <w:p>
+            <w:pPr>
+              <w:pStyle w:val="DecimalAligned"/>
+              <w:tabs>
+                <w:tab w:val="clear" w:pos="360"/>
+              </w:tabs>
+              <w:spacing w:after="0" w:line="240" w:lineRule="auto"/>
+              <w:rPr>
+                <w:rFonts w:asciiTheme="majorHAnsi" w:hAnsiTheme="majorHAnsi" w:cstheme="majorHAnsi"/>
+                <w:szCs w:val="24"/>
+              </w:rPr>
+            </w:pPr>
+          </w:p>
+        </w:tc>
+      </w:tr>
+      <w:tr>
+        <w:trPr>
+          <w:trHeight w:val="567"/>
+          <w:jc w:val="center"/>
+        </w:trPr>
+        <w:tc>
+          <w:tcPr>
+            <w:tcW w:w="1010" w:type="pct"/>
+            <w:noWrap/>
+            <w:vAlign w:val="center"/>
+          </w:tcPr>
+          <w:p>
+            <w:pPr>
+              <w:rPr>
+                <w:rFonts w:asciiTheme="majorHAnsi" w:hAnsiTheme="majorHAnsi" w:cstheme="majorHAnsi"/>
+              </w:rPr>
+            </w:pPr>
+          </w:p>
+        </w:tc>
+        <w:tc>
+          <w:tcPr>
+            <w:tcW w:w="1374" w:type="pct"/>
+            <w:vAlign w:val="center"/>
+          </w:tcPr>
+          <w:p>
+            <w:pPr>
+              <w:pStyle w:val="DecimalAligned"/>
+              <w:tabs>
+                <w:tab w:val="clear" w:pos="360"/>
+              </w:tabs>
+              <w:spacing w:after="0" w:line="240" w:lineRule="auto"/>
+              <w:rPr>
+                <w:rFonts w:asciiTheme="majorHAnsi" w:hAnsiTheme="majorHAnsi" w:cstheme="majorHAnsi"/>
+                <w:szCs w:val="24"/>
+              </w:rPr>
+            </w:pPr>
+          </w:p>
+        </w:tc>
+        <w:tc>
+          <w:tcPr>
+            <w:tcW w:w="1313" w:type="pct"/>
+            <w:vAlign w:val="center"/>
+          </w:tcPr>
+          <w:p>
+            <w:pPr>
+              <w:pStyle w:val="DecimalAligned"/>
+              <w:tabs>
+                <w:tab w:val="clear" w:pos="360"/>
+              </w:tabs>
+              <w:spacing w:after="0" w:line="240" w:lineRule="auto"/>
+              <w:rPr>
+                <w:rFonts w:asciiTheme="majorHAnsi" w:hAnsiTheme="majorHAnsi" w:cstheme="majorHAnsi"/>
+                <w:szCs w:val="24"/>
+              </w:rPr>
+            </w:pPr>
+          </w:p>
+        </w:tc>
+        <w:tc>
+          <w:tcPr>
+            <w:tcW w:w="469" w:type="pct"/>
+            <w:vAlign w:val="center"/>
+          </w:tcPr>
+          <w:p>
+            <w:pPr>
+              <w:pStyle w:val="DecimalAligned"/>
+              <w:spacing w:after="0" w:line="240" w:lineRule="auto"/>
+              <w:rPr>
+                <w:rFonts w:asciiTheme="majorHAnsi" w:hAnsiTheme="majorHAnsi" w:cstheme="majorHAnsi"/>
+                <w:szCs w:val="24"/>
+              </w:rPr>
+            </w:pPr>
+          </w:p>
+        </w:tc>
+        <w:tc>
+          <w:tcPr>
+            <w:tcW w:w="833" w:type="pct"/>
+            <w:vAlign w:val="center"/>
+          </w:tcPr>
+          <w:p>
+            <w:pPr>
+              <w:pStyle w:val="DecimalAligned"/>
+              <w:tabs>
+                <w:tab w:val="clear" w:pos="360"/>
+              </w:tabs>
+              <w:spacing w:after="0" w:line="240" w:lineRule="auto"/>
+              <w:rPr>
+                <w:rFonts w:asciiTheme="majorHAnsi" w:hAnsiTheme="majorHAnsi" w:cstheme="majorHAnsi"/>
+                <w:szCs w:val="24"/>
+              </w:rPr>
+            </w:pPr>
+          </w:p>
+        </w:tc>
+      </w:tr>
+      <w:tr>
+        <w:trPr>
+          <w:trHeight w:val="567"/>
+          <w:jc w:val="center"/>
+        </w:trPr>
+        <w:tc>
+          <w:tcPr>
+            <w:tcW w:w="1010" w:type="pct"/>
+            <w:noWrap/>
+            <w:vAlign w:val="center"/>
+          </w:tcPr>
+          <w:p>
+            <w:pPr>
+              <w:rPr>
+                <w:rFonts w:asciiTheme="majorHAnsi" w:hAnsiTheme="majorHAnsi" w:cstheme="majorHAnsi"/>
+              </w:rPr>
+            </w:pPr>
+          </w:p>
+        </w:tc>
+        <w:tc>
+          <w:tcPr>
+            <w:tcW w:w="1374" w:type="pct"/>
+            <w:vAlign w:val="center"/>
+          </w:tcPr>
+          <w:p>
+            <w:pPr>
+              <w:pStyle w:val="DecimalAligned"/>
+              <w:tabs>
+                <w:tab w:val="clear" w:pos="360"/>
+              </w:tabs>
+              <w:spacing w:after="0" w:line="240" w:lineRule="auto"/>
+              <w:rPr>
+                <w:rFonts w:asciiTheme="majorHAnsi" w:hAnsiTheme="majorHAnsi" w:cstheme="majorHAnsi"/>
+                <w:szCs w:val="24"/>
+              </w:rPr>
+            </w:pPr>
+          </w:p>
+        </w:tc>
+        <w:tc>
+          <w:tcPr>
+            <w:tcW w:w="1313" w:type="pct"/>
+            <w:vAlign w:val="center"/>
+          </w:tcPr>
+          <w:p>
+            <w:pPr>
+              <w:pStyle w:val="DecimalAligned"/>
+              <w:tabs>
+                <w:tab w:val="clear" w:pos="360"/>
+              </w:tabs>
+              <w:spacing w:after="0" w:line="240" w:lineRule="auto"/>
+              <w:rPr>
+                <w:rFonts w:asciiTheme="majorHAnsi" w:hAnsiTheme="majorHAnsi" w:cstheme="majorHAnsi"/>
+                <w:szCs w:val="24"/>
+              </w:rPr>
+            </w:pPr>
+          </w:p>
+        </w:tc>
+        <w:tc>
+          <w:tcPr>
+            <w:tcW w:w="469" w:type="pct"/>
+            <w:vAlign w:val="center"/>
+          </w:tcPr>
+          <w:p>
+            <w:pPr>
+              <w:pStyle w:val="DecimalAligned"/>
+              <w:spacing w:after="0" w:line="240" w:lineRule="auto"/>
+              <w:rPr>
+                <w:rFonts w:asciiTheme="majorHAnsi" w:hAnsiTheme="majorHAnsi" w:cstheme="majorHAnsi"/>
+                <w:szCs w:val="24"/>
+              </w:rPr>
+            </w:pPr>
+          </w:p>
+        </w:tc>
+        <w:tc>
+          <w:tcPr>
+            <w:tcW w:w="833" w:type="pct"/>
+            <w:vAlign w:val="center"/>
+          </w:tcPr>
+          <w:p>
+            <w:pPr>
+              <w:pStyle w:val="DecimalAligned"/>
+              <w:tabs>
+                <w:tab w:val="clear" w:pos="360"/>
+              </w:tabs>
+              <w:spacing w:after="0" w:line="240" w:lineRule="auto"/>
+              <w:rPr>
+                <w:rFonts w:asciiTheme="majorHAnsi" w:hAnsiTheme="majorHAnsi" w:cstheme="majorHAnsi"/>
+                <w:szCs w:val="24"/>
+              </w:rPr>
+            </w:pPr>
+          </w:p>
+        </w:tc>
+      </w:tr>
+      <w:tr>
+        <w:trPr>
+          <w:trHeight w:val="567"/>
+          <w:jc w:val="center"/>
+        </w:trPr>
+        <w:tc>
+          <w:tcPr>
+            <w:tcW w:w="1010" w:type="pct"/>
+            <w:noWrap/>
+            <w:vAlign w:val="center"/>
+          </w:tcPr>
+          <w:p>
+            <w:pPr>
+              <w:rPr>
+                <w:rFonts w:asciiTheme="majorHAnsi" w:hAnsiTheme="majorHAnsi" w:cstheme="majorHAnsi"/>
+              </w:rPr>
+            </w:pPr>
+          </w:p>
+        </w:tc>
+        <w:tc>
+          <w:tcPr>
+            <w:tcW w:w="1374" w:type="pct"/>
+            <w:vAlign w:val="center"/>
+          </w:tcPr>
+          <w:p>
+            <w:pPr>
+              <w:pStyle w:val="DecimalAligned"/>
+              <w:tabs>
+                <w:tab w:val="clear" w:pos="360"/>
+              </w:tabs>
+              <w:spacing w:after="0" w:line="240" w:lineRule="auto"/>
+              <w:rPr>
+                <w:rFonts w:asciiTheme="majorHAnsi" w:hAnsiTheme="majorHAnsi" w:cstheme="majorHAnsi"/>
+                <w:szCs w:val="24"/>
+              </w:rPr>
+            </w:pPr>
+          </w:p>
+        </w:tc>
+        <w:tc>
+          <w:tcPr>
+            <w:tcW w:w="1313" w:type="pct"/>
+            <w:vAlign w:val="center"/>
+          </w:tcPr>
+          <w:p>
+            <w:pPr>
+              <w:pStyle w:val="DecimalAligned"/>
+              <w:tabs>
+                <w:tab w:val="clear" w:pos="360"/>
+              </w:tabs>
+              <w:spacing w:after="0" w:line="240" w:lineRule="auto"/>
+              <w:rPr>
+                <w:rFonts w:asciiTheme="majorHAnsi" w:hAnsiTheme="majorHAnsi" w:cstheme="majorHAnsi"/>
+                <w:szCs w:val="24"/>
+              </w:rPr>
+            </w:pPr>
+          </w:p>
+        </w:tc>
+        <w:tc>
+          <w:tcPr>
+            <w:tcW w:w="469" w:type="pct"/>
+            <w:vAlign w:val="center"/>
+          </w:tcPr>
+          <w:p>
+            <w:pPr>
+              <w:pStyle w:val="DecimalAligned"/>
+              <w:spacing w:after="0" w:line="240" w:lineRule="auto"/>
+              <w:rPr>
+                <w:rFonts w:asciiTheme="majorHAnsi" w:hAnsiTheme="majorHAnsi" w:cstheme="majorHAnsi"/>
+                <w:szCs w:val="24"/>
+              </w:rPr>
+            </w:pPr>
+          </w:p>
+        </w:tc>
+        <w:tc>
+          <w:tcPr>
+            <w:tcW w:w="833" w:type="pct"/>
+            <w:vAlign w:val="center"/>
+          </w:tcPr>
+          <w:p>
+            <w:pPr>
+              <w:pStyle w:val="DecimalAligned"/>
+              <w:tabs>
+                <w:tab w:val="clear" w:pos="360"/>
+              </w:tabs>
+              <w:spacing w:after="0" w:line="240" w:lineRule="auto"/>
+              <w:rPr>
+                <w:rFonts w:asciiTheme="majorHAnsi" w:hAnsiTheme="majorHAnsi" w:cstheme="majorHAnsi"/>
+                <w:szCs w:val="24"/>
+              </w:rPr>
+            </w:pPr>
+          </w:p>
+        </w:tc>
+      </w:tr>
+      <w:tr>
+        <w:trPr>
+          <w:cnfStyle w:val="010000000000" w:firstRow="0" w:lastRow="1" w:firstColumn="0" w:lastColumn="0" w:oddVBand="0" w:evenVBand="0" w:oddHBand="0" w:evenHBand="0" w:firstRowFirstColumn="0" w:firstRowLastColumn="0" w:lastRowFirstColumn="0" w:lastRowLastColumn="0"/>
+          <w:trHeight w:val="567"/>
+          <w:jc w:val="center"/>
+        </w:trPr>
+        <w:tc>
+          <w:tcPr>
+            <w:tcW w:w="1010" w:type="pct"/>
             <w:tcBorders>
               <w:top w:val="none" w:sz="0" w:space="0" w:color="auto"/>
               <w:left w:val="none" w:sz="0" w:space="0" w:color="auto"/>
@@ -20593,7 +21117,7 @@
         </w:tc>
         <w:tc>
           <w:tcPr>
-            <w:tcW w:w="1413" w:type="pct"/>
+            <w:tcW w:w="1374" w:type="pct"/>
             <w:tcBorders>
               <w:top w:val="none" w:sz="0" w:space="0" w:color="auto"/>
               <w:left w:val="none" w:sz="0" w:space="0" w:color="auto"/>
@@ -20618,7 +21142,7 @@
         </w:tc>
         <w:tc>
           <w:tcPr>
-            <w:tcW w:w="1193" w:type="pct"/>
+            <w:tcW w:w="1313" w:type="pct"/>
             <w:tcBorders>
               <w:top w:val="none" w:sz="0" w:space="0" w:color="auto"/>
               <w:left w:val="none" w:sz="0" w:space="0" w:color="auto"/>
@@ -20643,7 +21167,7 @@
         </w:tc>
         <w:tc>
           <w:tcPr>
-            <w:tcW w:w="395" w:type="pct"/>
+            <w:tcW w:w="469" w:type="pct"/>
             <w:tcBorders>
               <w:top w:val="none" w:sz="0" w:space="0" w:color="auto"/>
               <w:left w:val="none" w:sz="0" w:space="0" w:color="auto"/>
@@ -20665,7 +21189,7 @@
         </w:tc>
         <w:tc>
           <w:tcPr>
-            <w:tcW w:w="844" w:type="pct"/>
+            <w:tcW w:w="833" w:type="pct"/>
             <w:tcBorders>
               <w:top w:val="none" w:sz="0" w:space="0" w:color="auto"/>
               <w:left w:val="none" w:sz="0" w:space="0" w:color="auto"/>
@@ -20692,35 +21216,18 @@
     </w:tbl>
     <w:p>
       <w:pPr>
-        <w:spacing w:after="200" w:line="276" w:lineRule="auto"/>
-        <w:jc w:val="left"/>
-      </w:pPr>
-    </w:p>
-    <w:p>
-      <w:pPr>
-        <w:spacing w:after="200" w:line="276" w:lineRule="auto"/>
-        <w:jc w:val="left"/>
-        <w:rPr>
-          <w:rFonts w:asciiTheme="majorHAnsi" w:eastAsiaTheme="majorEastAsia" w:hAnsiTheme="majorHAnsi" w:cstheme="majorBidi"/>
-          <w:b/>
-          <w:bCs/>
-          <w:color w:val="7A7A7A" w:themeColor="accent1"/>
-          <w:sz w:val="26"/>
-          <w:szCs w:val="26"/>
-        </w:rPr>
-      </w:pPr>
-      <w:r>
-        <w:br w:type="page"/>
-      </w:r>
-    </w:p>
-    <w:p>
-      <w:pPr>
         <w:pStyle w:val="Titre2"/>
       </w:pPr>
-      <w:bookmarkStart w:id="32" w:name="_Toc202281880"/>
+      <w:bookmarkStart w:id="32" w:name="_Toc202457234"/>
       <w:r>
         <w:lastRenderedPageBreak/>
-        <w:t xml:space="preserve">Évaluer les couples </w:t>
+        <w:t>Évalue</w:t>
+      </w:r>
+      <w:r>
+        <w:t>z</w:t>
+      </w:r>
+      <w:r>
+        <w:t xml:space="preserve"> les couples </w:t>
       </w:r>
       <w:r>
         <w:t>sources de risques / objectifs visés</w:t>
@@ -20803,24 +21310,14 @@
       <w:r>
         <w:t xml:space="preserve">Figure </w:t>
       </w:r>
-      <w:r>
-        <w:fldChar w:fldCharType="begin"/>
-      </w:r>
-      <w:r>
-        <w:instrText xml:space="preserve"> SEQ Figure \* ARABIC </w:instrText>
-      </w:r>
-      <w:r>
-        <w:fldChar w:fldCharType="separate"/>
-      </w:r>
-      <w:r>
-        <w:rPr>
-          <w:noProof/>
-        </w:rPr>
-        <w:t>5</w:t>
-      </w:r>
-      <w:r>
-        <w:fldChar w:fldCharType="end"/>
-      </w:r>
+      <w:fldSimple w:instr=" SEQ Figure \* ARABIC ">
+        <w:r>
+          <w:rPr>
+            <w:noProof/>
+          </w:rPr>
+          <w:t>5</w:t>
+        </w:r>
+      </w:fldSimple>
       <w:r>
         <w:t xml:space="preserve"> : Échelle de pertinence des couples SR/OV définie par la SGTIN</w:t>
       </w:r>
@@ -21544,10 +22041,16 @@
       <w:pPr>
         <w:pStyle w:val="Titre2"/>
       </w:pPr>
-      <w:bookmarkStart w:id="33" w:name="_Toc202281881"/>
+      <w:bookmarkStart w:id="33" w:name="_Toc202457235"/>
       <w:r>
         <w:lastRenderedPageBreak/>
-        <w:t>Établir le lien entre les événements redoutés et les couples SR/OV</w:t>
+        <w:t>Relie</w:t>
+      </w:r>
+      <w:r>
+        <w:t>z</w:t>
+      </w:r>
+      <w:r>
+        <w:t xml:space="preserve"> événements redoutés et couples SR/OV</w:t>
       </w:r>
       <w:bookmarkEnd w:id="33"/>
     </w:p>
@@ -22201,7 +22704,7 @@
       <w:pPr>
         <w:pStyle w:val="Titre2"/>
       </w:pPr>
-      <w:bookmarkStart w:id="34" w:name="_Toc202281882"/>
+      <w:bookmarkStart w:id="34" w:name="_Toc202457236"/>
       <w:r>
         <w:rPr>
           <w:rFonts w:ascii="Marianne" w:hAnsi="Marianne"/>
@@ -22269,9 +22772,62 @@
         </w:drawing>
       </w:r>
       <w:r>
-        <w:t>Construire la cartographie de l’écosystème</w:t>
+        <w:t>Construi</w:t>
+      </w:r>
+      <w:r>
+        <w:t>sez</w:t>
+      </w:r>
+      <w:r>
+        <w:t xml:space="preserve"> la cartographie de l’écosystème</w:t>
       </w:r>
       <w:bookmarkEnd w:id="34"/>
+    </w:p>
+    <w:p>
+      <w:pPr>
+        <w:pStyle w:val="Lgende"/>
+        <w:jc w:val="center"/>
+        <w:rPr>
+          <w:i/>
+          <w:iCs/>
+        </w:rPr>
+      </w:pPr>
+      <w:r>
+        <w:t xml:space="preserve">Figure </w:t>
+      </w:r>
+      <w:r>
+        <w:fldChar w:fldCharType="begin"/>
+      </w:r>
+      <w:r>
+        <w:instrText xml:space="preserve"> SEQ Figure \* ARABIC </w:instrText>
+      </w:r>
+      <w:r>
+        <w:fldChar w:fldCharType="separate"/>
+      </w:r>
+      <w:r>
+        <w:rPr>
+          <w:noProof/>
+        </w:rPr>
+        <w:t>6</w:t>
+      </w:r>
+      <w:r>
+        <w:fldChar w:fldCharType="end"/>
+      </w:r>
+      <w:r>
+        <w:t xml:space="preserve"> : </w:t>
+      </w:r>
+      <w:r>
+        <w:t>échelles utiles à l’estimation de la dangerosité des parties prenantes</w:t>
+      </w:r>
+      <w:r>
+        <w:t xml:space="preserve"> proposées dans EBIOS </w:t>
+      </w:r>
+      <w:r>
+        <w:rPr>
+          <w:i/>
+          <w:iCs/>
+        </w:rPr>
+        <w:t>Risk Manager</w:t>
+      </w:r>
     </w:p>
     <w:p>
       <w:pPr>
@@ -23447,10 +24003,22 @@
       <w:pPr>
         <w:pStyle w:val="Titre2"/>
       </w:pPr>
-      <w:bookmarkStart w:id="35" w:name="_Toc202281883"/>
+      <w:bookmarkStart w:id="35" w:name="_Toc202457237"/>
       <w:r>
         <w:lastRenderedPageBreak/>
-        <w:t>Élaborer des scénarios stratégiques</w:t>
+        <w:t>Élabore</w:t>
+      </w:r>
+      <w:r>
+        <w:t>z</w:t>
+      </w:r>
+      <w:r>
+        <w:t xml:space="preserve"> </w:t>
+      </w:r>
+      <w:r>
+        <w:t>un</w:t>
+      </w:r>
+      <w:r>
+        <w:t xml:space="preserve"> scénario stratégique</w:t>
       </w:r>
       <w:bookmarkEnd w:id="35"/>
     </w:p>
@@ -23503,7 +24071,7 @@
                 <w:rFonts w:asciiTheme="majorHAnsi" w:hAnsiTheme="majorHAnsi" w:cstheme="majorHAnsi"/>
                 <w:b/>
               </w:rPr>
-              <w:t>Source</w:t>
+              <w:t>Source de risque</w:t>
             </w:r>
             <w:r>
               <w:rPr>
@@ -23511,13 +24079,6 @@
                 <w:b/>
               </w:rPr>
               <w:t>s</w:t>
-            </w:r>
-            <w:r>
-              <w:rPr>
-                <w:rFonts w:asciiTheme="majorHAnsi" w:hAnsiTheme="majorHAnsi" w:cstheme="majorHAnsi"/>
-                <w:b/>
-              </w:rPr>
-              <w:t xml:space="preserve"> de risque</w:t>
             </w:r>
           </w:p>
         </w:tc>
@@ -23696,20 +24257,390 @@
       <w:pPr>
         <w:pStyle w:val="Titre2"/>
       </w:pPr>
-      <w:bookmarkStart w:id="36" w:name="_Toc202281884"/>
+      <w:bookmarkStart w:id="36" w:name="_Toc202457238"/>
       <w:r>
         <w:lastRenderedPageBreak/>
-        <w:t>Élaborer des scénarios opérationnels</w:t>
+        <w:t>Élabore</w:t>
+      </w:r>
+      <w:r>
+        <w:t>z</w:t>
+      </w:r>
+      <w:r>
+        <w:t xml:space="preserve"> </w:t>
+      </w:r>
+      <w:r>
+        <w:t>un</w:t>
+      </w:r>
+      <w:r>
+        <w:t xml:space="preserve"> scénario opérationnel</w:t>
       </w:r>
       <w:bookmarkEnd w:id="36"/>
     </w:p>
+    <w:p/>
+    <w:tbl>
+      <w:tblPr>
+        <w:tblW w:w="5000" w:type="pct"/>
+        <w:tblCellMar>
+          <w:left w:w="0" w:type="dxa"/>
+          <w:right w:w="0" w:type="dxa"/>
+        </w:tblCellMar>
+        <w:tblLook w:val="0600" w:firstRow="0" w:lastRow="0" w:firstColumn="0" w:lastColumn="0" w:noHBand="1" w:noVBand="1"/>
+      </w:tblPr>
+      <w:tblGrid>
+        <w:gridCol w:w="2526"/>
+        <w:gridCol w:w="7263"/>
+      </w:tblGrid>
+      <w:tr>
+        <w:trPr>
+          <w:trHeight w:val="968"/>
+        </w:trPr>
+        <w:tc>
+          <w:tcPr>
+            <w:tcW w:w="1290" w:type="pct"/>
+            <w:tcBorders>
+              <w:top w:val="single" w:sz="8" w:space="0" w:color="FFFFFF"/>
+              <w:left w:val="single" w:sz="8" w:space="0" w:color="FFFFFF"/>
+              <w:bottom w:val="single" w:sz="24" w:space="0" w:color="FFFFFF"/>
+              <w:right w:val="single" w:sz="8" w:space="0" w:color="FFFFFF"/>
+            </w:tcBorders>
+            <w:shd w:val="clear" w:color="auto" w:fill="05314E"/>
+            <w:tcMar>
+              <w:top w:w="15" w:type="dxa"/>
+              <w:left w:w="85" w:type="dxa"/>
+              <w:bottom w:w="0" w:type="dxa"/>
+              <w:right w:w="85" w:type="dxa"/>
+            </w:tcMar>
+            <w:vAlign w:val="center"/>
+            <w:hideMark/>
+          </w:tcPr>
+          <w:p>
+            <w:pPr>
+              <w:jc w:val="center"/>
+            </w:pPr>
+            <w:r>
+              <w:rPr>
+                <w:b/>
+                <w:bCs/>
+              </w:rPr>
+              <w:t>Échelle</w:t>
+            </w:r>
+          </w:p>
+        </w:tc>
+        <w:tc>
+          <w:tcPr>
+            <w:tcW w:w="3710" w:type="pct"/>
+            <w:tcBorders>
+              <w:top w:val="single" w:sz="8" w:space="0" w:color="FFFFFF"/>
+              <w:left w:val="single" w:sz="8" w:space="0" w:color="FFFFFF"/>
+              <w:bottom w:val="single" w:sz="24" w:space="0" w:color="FFFFFF"/>
+              <w:right w:val="single" w:sz="8" w:space="0" w:color="FFFFFF"/>
+            </w:tcBorders>
+            <w:shd w:val="clear" w:color="auto" w:fill="05314E"/>
+            <w:tcMar>
+              <w:top w:w="15" w:type="dxa"/>
+              <w:left w:w="85" w:type="dxa"/>
+              <w:bottom w:w="0" w:type="dxa"/>
+              <w:right w:w="85" w:type="dxa"/>
+            </w:tcMar>
+            <w:vAlign w:val="center"/>
+            <w:hideMark/>
+          </w:tcPr>
+          <w:p>
+            <w:pPr>
+              <w:jc w:val="center"/>
+            </w:pPr>
+            <w:r>
+              <w:rPr>
+                <w:b/>
+                <w:bCs/>
+              </w:rPr>
+              <w:t>Définition</w:t>
+            </w:r>
+          </w:p>
+        </w:tc>
+      </w:tr>
+      <w:tr>
+        <w:trPr>
+          <w:trHeight w:val="1480"/>
+        </w:trPr>
+        <w:tc>
+          <w:tcPr>
+            <w:tcW w:w="1290" w:type="pct"/>
+            <w:tcBorders>
+              <w:top w:val="single" w:sz="24" w:space="0" w:color="FFFFFF"/>
+              <w:left w:val="single" w:sz="8" w:space="0" w:color="FFFFFF"/>
+              <w:bottom w:val="single" w:sz="8" w:space="0" w:color="FFFFFF"/>
+              <w:right w:val="single" w:sz="8" w:space="0" w:color="FFFFFF"/>
+            </w:tcBorders>
+            <w:shd w:val="clear" w:color="auto" w:fill="05314E"/>
+            <w:tcMar>
+              <w:top w:w="15" w:type="dxa"/>
+              <w:left w:w="85" w:type="dxa"/>
+              <w:bottom w:w="0" w:type="dxa"/>
+              <w:right w:w="85" w:type="dxa"/>
+            </w:tcMar>
+            <w:vAlign w:val="center"/>
+            <w:hideMark/>
+          </w:tcPr>
+          <w:p>
+            <w:r>
+              <w:rPr>
+                <w:b/>
+                <w:bCs/>
+              </w:rPr>
+              <w:t>V4 – Quasi certain</w:t>
+            </w:r>
+          </w:p>
+        </w:tc>
+        <w:tc>
+          <w:tcPr>
+            <w:tcW w:w="3710" w:type="pct"/>
+            <w:tcBorders>
+              <w:top w:val="single" w:sz="24" w:space="0" w:color="FFFFFF"/>
+              <w:left w:val="single" w:sz="8" w:space="0" w:color="FFFFFF"/>
+              <w:bottom w:val="single" w:sz="8" w:space="0" w:color="FFFFFF"/>
+              <w:right w:val="single" w:sz="8" w:space="0" w:color="FFFFFF"/>
+            </w:tcBorders>
+            <w:shd w:val="clear" w:color="auto" w:fill="D9D9D9"/>
+            <w:tcMar>
+              <w:top w:w="15" w:type="dxa"/>
+              <w:left w:w="85" w:type="dxa"/>
+              <w:bottom w:w="0" w:type="dxa"/>
+              <w:right w:w="85" w:type="dxa"/>
+            </w:tcMar>
+            <w:vAlign w:val="center"/>
+            <w:hideMark/>
+          </w:tcPr>
+          <w:p>
+            <w:r>
+              <w:t>La source de risque va certainement atteindre son objectif visé selon l’un des modes opératoires envisagés. La vraisemblance du scénario est très élevée</w:t>
+            </w:r>
+          </w:p>
+        </w:tc>
+      </w:tr>
+      <w:tr>
+        <w:trPr>
+          <w:trHeight w:val="1452"/>
+        </w:trPr>
+        <w:tc>
+          <w:tcPr>
+            <w:tcW w:w="1290" w:type="pct"/>
+            <w:tcBorders>
+              <w:top w:val="single" w:sz="8" w:space="0" w:color="FFFFFF"/>
+              <w:left w:val="single" w:sz="8" w:space="0" w:color="FFFFFF"/>
+              <w:bottom w:val="single" w:sz="8" w:space="0" w:color="FFFFFF"/>
+              <w:right w:val="single" w:sz="8" w:space="0" w:color="FFFFFF"/>
+            </w:tcBorders>
+            <w:shd w:val="clear" w:color="auto" w:fill="114772"/>
+            <w:tcMar>
+              <w:top w:w="15" w:type="dxa"/>
+              <w:left w:w="85" w:type="dxa"/>
+              <w:bottom w:w="0" w:type="dxa"/>
+              <w:right w:w="85" w:type="dxa"/>
+            </w:tcMar>
+            <w:vAlign w:val="center"/>
+            <w:hideMark/>
+          </w:tcPr>
+          <w:p>
+            <w:r>
+              <w:rPr>
+                <w:b/>
+                <w:bCs/>
+              </w:rPr>
+              <w:t>V3 – Très vraisemblable</w:t>
+            </w:r>
+          </w:p>
+        </w:tc>
+        <w:tc>
+          <w:tcPr>
+            <w:tcW w:w="3710" w:type="pct"/>
+            <w:tcBorders>
+              <w:top w:val="single" w:sz="8" w:space="0" w:color="FFFFFF"/>
+              <w:left w:val="single" w:sz="8" w:space="0" w:color="FFFFFF"/>
+              <w:bottom w:val="single" w:sz="8" w:space="0" w:color="FFFFFF"/>
+              <w:right w:val="single" w:sz="8" w:space="0" w:color="FFFFFF"/>
+            </w:tcBorders>
+            <w:shd w:val="clear" w:color="auto" w:fill="D9D9D9"/>
+            <w:tcMar>
+              <w:top w:w="15" w:type="dxa"/>
+              <w:left w:w="85" w:type="dxa"/>
+              <w:bottom w:w="0" w:type="dxa"/>
+              <w:right w:w="85" w:type="dxa"/>
+            </w:tcMar>
+            <w:vAlign w:val="center"/>
+            <w:hideMark/>
+          </w:tcPr>
+          <w:p>
+            <w:r>
+              <w:t>La source de risque va probablement atteindre son objectif visé selon l’un des modes opératoires envisagés. La vraisemblance du scénario est élevée</w:t>
+            </w:r>
+          </w:p>
+        </w:tc>
+      </w:tr>
+      <w:tr>
+        <w:trPr>
+          <w:trHeight w:val="1452"/>
+        </w:trPr>
+        <w:tc>
+          <w:tcPr>
+            <w:tcW w:w="1290" w:type="pct"/>
+            <w:tcBorders>
+              <w:top w:val="single" w:sz="8" w:space="0" w:color="FFFFFF"/>
+              <w:left w:val="single" w:sz="8" w:space="0" w:color="FFFFFF"/>
+              <w:bottom w:val="single" w:sz="8" w:space="0" w:color="FFFFFF"/>
+              <w:right w:val="single" w:sz="8" w:space="0" w:color="FFFFFF"/>
+            </w:tcBorders>
+            <w:shd w:val="clear" w:color="auto" w:fill="36A8F2"/>
+            <w:tcMar>
+              <w:top w:w="15" w:type="dxa"/>
+              <w:left w:w="85" w:type="dxa"/>
+              <w:bottom w:w="0" w:type="dxa"/>
+              <w:right w:w="85" w:type="dxa"/>
+            </w:tcMar>
+            <w:vAlign w:val="center"/>
+            <w:hideMark/>
+          </w:tcPr>
+          <w:p>
+            <w:r>
+              <w:rPr>
+                <w:b/>
+                <w:bCs/>
+              </w:rPr>
+              <w:t>V2 – Vraisemblable</w:t>
+            </w:r>
+          </w:p>
+        </w:tc>
+        <w:tc>
+          <w:tcPr>
+            <w:tcW w:w="3710" w:type="pct"/>
+            <w:tcBorders>
+              <w:top w:val="single" w:sz="8" w:space="0" w:color="FFFFFF"/>
+              <w:left w:val="single" w:sz="8" w:space="0" w:color="FFFFFF"/>
+              <w:bottom w:val="single" w:sz="8" w:space="0" w:color="FFFFFF"/>
+              <w:right w:val="single" w:sz="8" w:space="0" w:color="FFFFFF"/>
+            </w:tcBorders>
+            <w:shd w:val="clear" w:color="auto" w:fill="D9D9D9"/>
+            <w:tcMar>
+              <w:top w:w="15" w:type="dxa"/>
+              <w:left w:w="85" w:type="dxa"/>
+              <w:bottom w:w="0" w:type="dxa"/>
+              <w:right w:w="85" w:type="dxa"/>
+            </w:tcMar>
+            <w:vAlign w:val="center"/>
+            <w:hideMark/>
+          </w:tcPr>
+          <w:p>
+            <w:r>
+              <w:t>La source de risque est susceptible d’atteindre son objectif visé selon l’un des modes opératoires envisagés. La vraisemblance du scénario est significative</w:t>
+            </w:r>
+          </w:p>
+        </w:tc>
+      </w:tr>
+      <w:tr>
+        <w:trPr>
+          <w:trHeight w:val="1452"/>
+        </w:trPr>
+        <w:tc>
+          <w:tcPr>
+            <w:tcW w:w="1290" w:type="pct"/>
+            <w:tcBorders>
+              <w:top w:val="single" w:sz="8" w:space="0" w:color="FFFFFF"/>
+              <w:left w:val="single" w:sz="8" w:space="0" w:color="FFFFFF"/>
+              <w:bottom w:val="single" w:sz="24" w:space="0" w:color="FFFFFF"/>
+              <w:right w:val="single" w:sz="8" w:space="0" w:color="FFFFFF"/>
+            </w:tcBorders>
+            <w:shd w:val="clear" w:color="auto" w:fill="BDDCF5"/>
+            <w:tcMar>
+              <w:top w:w="15" w:type="dxa"/>
+              <w:left w:w="85" w:type="dxa"/>
+              <w:bottom w:w="0" w:type="dxa"/>
+              <w:right w:w="85" w:type="dxa"/>
+            </w:tcMar>
+            <w:vAlign w:val="center"/>
+            <w:hideMark/>
+          </w:tcPr>
+          <w:p>
+            <w:r>
+              <w:rPr>
+                <w:b/>
+                <w:bCs/>
+              </w:rPr>
+              <w:t>V1 – Peu vraisemblable</w:t>
+            </w:r>
+          </w:p>
+        </w:tc>
+        <w:tc>
+          <w:tcPr>
+            <w:tcW w:w="3710" w:type="pct"/>
+            <w:tcBorders>
+              <w:top w:val="single" w:sz="8" w:space="0" w:color="FFFFFF"/>
+              <w:left w:val="single" w:sz="8" w:space="0" w:color="FFFFFF"/>
+              <w:bottom w:val="single" w:sz="24" w:space="0" w:color="FFFFFF"/>
+              <w:right w:val="single" w:sz="8" w:space="0" w:color="FFFFFF"/>
+            </w:tcBorders>
+            <w:shd w:val="clear" w:color="auto" w:fill="D9D9D9"/>
+            <w:tcMar>
+              <w:top w:w="15" w:type="dxa"/>
+              <w:left w:w="85" w:type="dxa"/>
+              <w:bottom w:w="0" w:type="dxa"/>
+              <w:right w:w="85" w:type="dxa"/>
+            </w:tcMar>
+            <w:vAlign w:val="center"/>
+            <w:hideMark/>
+          </w:tcPr>
+          <w:p>
+            <w:r>
+              <w:t>La source de risque a peu de chances d’atteindre son objectif visé selon l’un des modes opératoires envisagés. La vraisemblance du scénario est faible</w:t>
+            </w:r>
+          </w:p>
+        </w:tc>
+      </w:tr>
+    </w:tbl>
     <w:p>
       <w:pPr>
-        <w:spacing w:after="120"/>
-        <w:rPr>
-          <w:rFonts w:ascii="Segoe UI" w:hAnsi="Segoe UI" w:cs="Segoe UI"/>
-        </w:rPr>
-      </w:pPr>
+        <w:pStyle w:val="Lgende"/>
+        <w:jc w:val="center"/>
+      </w:pPr>
+      <w:r>
+        <w:t xml:space="preserve">Figure </w:t>
+      </w:r>
+      <w:r>
+        <w:fldChar w:fldCharType="begin"/>
+      </w:r>
+      <w:r>
+        <w:instrText xml:space="preserve"> SEQ Figure \* ARABIC </w:instrText>
+      </w:r>
+      <w:r>
+        <w:fldChar w:fldCharType="separate"/>
+      </w:r>
+      <w:r>
+        <w:rPr>
+          <w:noProof/>
+        </w:rPr>
+        <w:t>7</w:t>
+      </w:r>
+      <w:r>
+        <w:fldChar w:fldCharType="end"/>
+      </w:r>
+      <w:r>
+        <w:t xml:space="preserve"> : Échelle de </w:t>
+      </w:r>
+      <w:r>
+        <w:t>vraisemblance</w:t>
+      </w:r>
+      <w:r>
+        <w:t xml:space="preserve"> définie par la SGTIN</w:t>
+      </w:r>
+    </w:p>
+    <w:p/>
+    <w:p>
+      <w:pPr>
+        <w:spacing w:after="200" w:line="276" w:lineRule="auto"/>
+        <w:jc w:val="left"/>
+      </w:pPr>
+      <w:r>
+        <w:br w:type="page"/>
+      </w:r>
     </w:p>
     <w:tbl>
       <w:tblPr>
@@ -23743,6 +24674,7 @@
               <w:rPr>
                 <w:rFonts w:asciiTheme="majorHAnsi" w:hAnsiTheme="majorHAnsi" w:cstheme="majorHAnsi"/>
               </w:rPr>
+              <w:lastRenderedPageBreak/>
               <w:t>Scénario stratégique</w:t>
             </w:r>
           </w:p>
@@ -24138,878 +25070,12 @@
     </w:p>
     <w:p>
       <w:pPr>
-        <w:spacing w:after="120"/>
-        <w:rPr>
-          <w:rFonts w:ascii="Segoe UI" w:hAnsi="Segoe UI" w:cs="Segoe UI"/>
-        </w:rPr>
-      </w:pPr>
-    </w:p>
-    <w:tbl>
-      <w:tblPr>
-        <w:tblStyle w:val="Grilledutableau"/>
-        <w:tblW w:w="5000" w:type="pct"/>
-        <w:tblLook w:val="04A0" w:firstRow="1" w:lastRow="0" w:firstColumn="1" w:lastColumn="0" w:noHBand="0" w:noVBand="1"/>
-      </w:tblPr>
-      <w:tblGrid>
-        <w:gridCol w:w="4418"/>
-        <w:gridCol w:w="4229"/>
-        <w:gridCol w:w="1152"/>
-      </w:tblGrid>
-      <w:tr>
-        <w:trPr>
-          <w:trHeight w:val="809"/>
-        </w:trPr>
-        <w:tc>
-          <w:tcPr>
-            <w:tcW w:w="2254" w:type="pct"/>
-            <w:shd w:val="clear" w:color="auto" w:fill="D9D9D9" w:themeFill="background1" w:themeFillShade="D9"/>
-            <w:vAlign w:val="center"/>
-          </w:tcPr>
-          <w:p>
-            <w:pPr>
-              <w:jc w:val="center"/>
-              <w:rPr>
-                <w:rFonts w:asciiTheme="majorHAnsi" w:hAnsiTheme="majorHAnsi" w:cstheme="majorHAnsi"/>
-              </w:rPr>
-            </w:pPr>
-            <w:r>
-              <w:rPr>
-                <w:rFonts w:asciiTheme="majorHAnsi" w:hAnsiTheme="majorHAnsi" w:cstheme="majorHAnsi"/>
-              </w:rPr>
-              <w:t>Scénario stratégique</w:t>
-            </w:r>
-          </w:p>
-        </w:tc>
-        <w:tc>
-          <w:tcPr>
-            <w:tcW w:w="2158" w:type="pct"/>
-            <w:shd w:val="clear" w:color="auto" w:fill="D9D9D9" w:themeFill="background1" w:themeFillShade="D9"/>
-            <w:vAlign w:val="center"/>
-          </w:tcPr>
-          <w:p>
-            <w:pPr>
-              <w:jc w:val="center"/>
-              <w:rPr>
-                <w:rFonts w:asciiTheme="majorHAnsi" w:hAnsiTheme="majorHAnsi" w:cstheme="majorHAnsi"/>
-              </w:rPr>
-            </w:pPr>
-            <w:r>
-              <w:rPr>
-                <w:rFonts w:asciiTheme="majorHAnsi" w:hAnsiTheme="majorHAnsi" w:cstheme="majorHAnsi"/>
-              </w:rPr>
-              <w:t>Chemin d’attaque</w:t>
-            </w:r>
-          </w:p>
-        </w:tc>
-        <w:tc>
-          <w:tcPr>
-            <w:tcW w:w="588" w:type="pct"/>
-            <w:shd w:val="clear" w:color="auto" w:fill="D9D9D9" w:themeFill="background1" w:themeFillShade="D9"/>
-            <w:vAlign w:val="center"/>
-          </w:tcPr>
-          <w:p>
-            <w:pPr>
-              <w:jc w:val="center"/>
-              <w:rPr>
-                <w:rFonts w:asciiTheme="majorHAnsi" w:hAnsiTheme="majorHAnsi" w:cstheme="majorHAnsi"/>
-              </w:rPr>
-            </w:pPr>
-            <w:r>
-              <w:rPr>
-                <w:rFonts w:asciiTheme="majorHAnsi" w:hAnsiTheme="majorHAnsi" w:cstheme="majorHAnsi"/>
-              </w:rPr>
-              <w:t>Gravité</w:t>
-            </w:r>
-          </w:p>
-        </w:tc>
-      </w:tr>
-      <w:tr>
-        <w:trPr>
-          <w:trHeight w:val="809"/>
-        </w:trPr>
-        <w:tc>
-          <w:tcPr>
-            <w:tcW w:w="2254" w:type="pct"/>
-            <w:shd w:val="clear" w:color="auto" w:fill="auto"/>
-          </w:tcPr>
-          <w:p>
-            <w:pPr>
-              <w:rPr>
-                <w:rFonts w:asciiTheme="majorHAnsi" w:hAnsiTheme="majorHAnsi" w:cstheme="majorHAnsi"/>
-              </w:rPr>
-            </w:pPr>
-          </w:p>
-        </w:tc>
-        <w:tc>
-          <w:tcPr>
-            <w:tcW w:w="2158" w:type="pct"/>
-            <w:shd w:val="clear" w:color="auto" w:fill="auto"/>
-          </w:tcPr>
-          <w:p>
-            <w:pPr>
-              <w:rPr>
-                <w:rFonts w:asciiTheme="majorHAnsi" w:hAnsiTheme="majorHAnsi" w:cstheme="majorHAnsi"/>
-              </w:rPr>
-            </w:pPr>
-          </w:p>
-        </w:tc>
-        <w:tc>
-          <w:tcPr>
-            <w:tcW w:w="588" w:type="pct"/>
-            <w:shd w:val="clear" w:color="auto" w:fill="auto"/>
-          </w:tcPr>
-          <w:p>
-            <w:pPr>
-              <w:rPr>
-                <w:rFonts w:asciiTheme="majorHAnsi" w:hAnsiTheme="majorHAnsi" w:cstheme="majorHAnsi"/>
-              </w:rPr>
-            </w:pPr>
-          </w:p>
-        </w:tc>
-      </w:tr>
-    </w:tbl>
-    <w:p>
-      <w:pPr>
-        <w:spacing w:after="120"/>
-        <w:rPr>
-          <w:rFonts w:asciiTheme="majorHAnsi" w:hAnsiTheme="majorHAnsi" w:cstheme="majorHAnsi"/>
-        </w:rPr>
-      </w:pPr>
-    </w:p>
-    <w:tbl>
-      <w:tblPr>
-        <w:tblStyle w:val="Grilledutableau"/>
-        <w:tblW w:w="5000" w:type="pct"/>
-        <w:tblBorders>
-          <w:top w:val="none" w:sz="0" w:space="0" w:color="auto"/>
-          <w:left w:val="none" w:sz="0" w:space="0" w:color="auto"/>
-          <w:bottom w:val="none" w:sz="0" w:space="0" w:color="auto"/>
-          <w:right w:val="none" w:sz="0" w:space="0" w:color="auto"/>
-          <w:insideH w:val="none" w:sz="0" w:space="0" w:color="auto"/>
-          <w:insideV w:val="none" w:sz="0" w:space="0" w:color="auto"/>
-        </w:tblBorders>
-        <w:tblLook w:val="04A0" w:firstRow="1" w:lastRow="0" w:firstColumn="1" w:lastColumn="0" w:noHBand="0" w:noVBand="1"/>
-      </w:tblPr>
-      <w:tblGrid>
-        <w:gridCol w:w="2286"/>
-        <w:gridCol w:w="222"/>
-        <w:gridCol w:w="2287"/>
-        <w:gridCol w:w="222"/>
-        <w:gridCol w:w="2287"/>
-        <w:gridCol w:w="222"/>
-        <w:gridCol w:w="2283"/>
-      </w:tblGrid>
-      <w:tr>
-        <w:trPr>
-          <w:trHeight w:val="397"/>
-        </w:trPr>
-        <w:tc>
-          <w:tcPr>
-            <w:tcW w:w="1177" w:type="pct"/>
-            <w:shd w:val="clear" w:color="auto" w:fill="D9D9D9" w:themeFill="background1" w:themeFillShade="D9"/>
-          </w:tcPr>
-          <w:p>
-            <w:pPr>
-              <w:jc w:val="center"/>
-              <w:rPr>
-                <w:rFonts w:asciiTheme="majorHAnsi" w:hAnsiTheme="majorHAnsi" w:cstheme="majorHAnsi"/>
-                <w:b/>
-                <w:color w:val="000000" w:themeColor="text1"/>
-              </w:rPr>
-            </w:pPr>
-            <w:r>
-              <w:rPr>
-                <w:rFonts w:asciiTheme="majorHAnsi" w:hAnsiTheme="majorHAnsi" w:cstheme="majorHAnsi"/>
-                <w:b/>
-                <w:color w:val="000000" w:themeColor="text1"/>
-              </w:rPr>
-              <w:t>Connaitre</w:t>
-            </w:r>
-          </w:p>
-        </w:tc>
-        <w:tc>
-          <w:tcPr>
-            <w:tcW w:w="98" w:type="pct"/>
-          </w:tcPr>
-          <w:p>
-            <w:pPr>
-              <w:jc w:val="center"/>
-              <w:rPr>
-                <w:rFonts w:asciiTheme="majorHAnsi" w:hAnsiTheme="majorHAnsi" w:cstheme="majorHAnsi"/>
-                <w:b/>
-                <w:color w:val="000000" w:themeColor="text1"/>
-              </w:rPr>
-            </w:pPr>
-          </w:p>
-        </w:tc>
-        <w:tc>
-          <w:tcPr>
-            <w:tcW w:w="1177" w:type="pct"/>
-            <w:shd w:val="clear" w:color="auto" w:fill="D9D9D9" w:themeFill="background1" w:themeFillShade="D9"/>
-          </w:tcPr>
-          <w:p>
-            <w:pPr>
-              <w:jc w:val="center"/>
-              <w:rPr>
-                <w:rFonts w:asciiTheme="majorHAnsi" w:hAnsiTheme="majorHAnsi" w:cstheme="majorHAnsi"/>
-                <w:b/>
-                <w:color w:val="000000" w:themeColor="text1"/>
-              </w:rPr>
-            </w:pPr>
-            <w:r>
-              <w:rPr>
-                <w:rFonts w:asciiTheme="majorHAnsi" w:hAnsiTheme="majorHAnsi" w:cstheme="majorHAnsi"/>
-                <w:b/>
-                <w:color w:val="000000" w:themeColor="text1"/>
-              </w:rPr>
-              <w:t>Rentrer</w:t>
-            </w:r>
-          </w:p>
-        </w:tc>
-        <w:tc>
-          <w:tcPr>
-            <w:tcW w:w="98" w:type="pct"/>
-          </w:tcPr>
-          <w:p>
-            <w:pPr>
-              <w:jc w:val="center"/>
-              <w:rPr>
-                <w:rFonts w:asciiTheme="majorHAnsi" w:hAnsiTheme="majorHAnsi" w:cstheme="majorHAnsi"/>
-                <w:b/>
-                <w:color w:val="000000" w:themeColor="text1"/>
-              </w:rPr>
-            </w:pPr>
-          </w:p>
-        </w:tc>
-        <w:tc>
-          <w:tcPr>
-            <w:tcW w:w="1177" w:type="pct"/>
-            <w:shd w:val="clear" w:color="auto" w:fill="D9D9D9" w:themeFill="background1" w:themeFillShade="D9"/>
-          </w:tcPr>
-          <w:p>
-            <w:pPr>
-              <w:jc w:val="center"/>
-              <w:rPr>
-                <w:rFonts w:asciiTheme="majorHAnsi" w:hAnsiTheme="majorHAnsi" w:cstheme="majorHAnsi"/>
-                <w:b/>
-                <w:color w:val="000000" w:themeColor="text1"/>
-              </w:rPr>
-            </w:pPr>
-            <w:r>
-              <w:rPr>
-                <w:rFonts w:asciiTheme="majorHAnsi" w:hAnsiTheme="majorHAnsi" w:cstheme="majorHAnsi"/>
-                <w:b/>
-                <w:color w:val="000000" w:themeColor="text1"/>
-              </w:rPr>
-              <w:t>Trouver</w:t>
-            </w:r>
-          </w:p>
-        </w:tc>
-        <w:tc>
-          <w:tcPr>
-            <w:tcW w:w="98" w:type="pct"/>
-          </w:tcPr>
-          <w:p>
-            <w:pPr>
-              <w:jc w:val="center"/>
-              <w:rPr>
-                <w:rFonts w:asciiTheme="majorHAnsi" w:hAnsiTheme="majorHAnsi" w:cstheme="majorHAnsi"/>
-                <w:b/>
-                <w:color w:val="000000" w:themeColor="text1"/>
-              </w:rPr>
-            </w:pPr>
-          </w:p>
-        </w:tc>
-        <w:tc>
-          <w:tcPr>
-            <w:tcW w:w="1177" w:type="pct"/>
-            <w:shd w:val="clear" w:color="auto" w:fill="D9D9D9" w:themeFill="background1" w:themeFillShade="D9"/>
-          </w:tcPr>
-          <w:p>
-            <w:pPr>
-              <w:jc w:val="center"/>
-              <w:rPr>
-                <w:rFonts w:asciiTheme="majorHAnsi" w:hAnsiTheme="majorHAnsi" w:cstheme="majorHAnsi"/>
-                <w:b/>
-                <w:color w:val="000000" w:themeColor="text1"/>
-              </w:rPr>
-            </w:pPr>
-            <w:r>
-              <w:rPr>
-                <w:rFonts w:asciiTheme="majorHAnsi" w:hAnsiTheme="majorHAnsi" w:cstheme="majorHAnsi"/>
-                <w:b/>
-                <w:color w:val="000000" w:themeColor="text1"/>
-              </w:rPr>
-              <w:t>Exploiter</w:t>
-            </w:r>
-          </w:p>
-        </w:tc>
-      </w:tr>
-      <w:tr>
-        <w:trPr>
-          <w:trHeight w:val="6633"/>
-        </w:trPr>
-        <w:tc>
-          <w:tcPr>
-            <w:tcW w:w="1177" w:type="pct"/>
-            <w:shd w:val="clear" w:color="auto" w:fill="D9D9D9" w:themeFill="background1" w:themeFillShade="D9"/>
-          </w:tcPr>
-          <w:p>
-            <w:pPr>
-              <w:rPr>
-                <w:rFonts w:asciiTheme="majorHAnsi" w:hAnsiTheme="majorHAnsi" w:cstheme="majorHAnsi"/>
-                <w:color w:val="000000" w:themeColor="text1"/>
-              </w:rPr>
-            </w:pPr>
-          </w:p>
-        </w:tc>
-        <w:tc>
-          <w:tcPr>
-            <w:tcW w:w="98" w:type="pct"/>
-          </w:tcPr>
-          <w:p>
-            <w:pPr>
-              <w:rPr>
-                <w:rFonts w:asciiTheme="majorHAnsi" w:hAnsiTheme="majorHAnsi" w:cstheme="majorHAnsi"/>
-                <w:color w:val="000000" w:themeColor="text1"/>
-              </w:rPr>
-            </w:pPr>
-          </w:p>
-        </w:tc>
-        <w:tc>
-          <w:tcPr>
-            <w:tcW w:w="1177" w:type="pct"/>
-            <w:shd w:val="clear" w:color="auto" w:fill="D9D9D9" w:themeFill="background1" w:themeFillShade="D9"/>
-          </w:tcPr>
-          <w:p>
-            <w:pPr>
-              <w:rPr>
-                <w:rFonts w:asciiTheme="majorHAnsi" w:hAnsiTheme="majorHAnsi" w:cstheme="majorHAnsi"/>
-                <w:color w:val="000000" w:themeColor="text1"/>
-              </w:rPr>
-            </w:pPr>
-          </w:p>
-        </w:tc>
-        <w:tc>
-          <w:tcPr>
-            <w:tcW w:w="98" w:type="pct"/>
-          </w:tcPr>
-          <w:p>
-            <w:pPr>
-              <w:rPr>
-                <w:rFonts w:asciiTheme="majorHAnsi" w:hAnsiTheme="majorHAnsi" w:cstheme="majorHAnsi"/>
-                <w:color w:val="000000" w:themeColor="text1"/>
-              </w:rPr>
-            </w:pPr>
-          </w:p>
-        </w:tc>
-        <w:tc>
-          <w:tcPr>
-            <w:tcW w:w="1177" w:type="pct"/>
-            <w:shd w:val="clear" w:color="auto" w:fill="D9D9D9" w:themeFill="background1" w:themeFillShade="D9"/>
-          </w:tcPr>
-          <w:p>
-            <w:pPr>
-              <w:rPr>
-                <w:rFonts w:asciiTheme="majorHAnsi" w:hAnsiTheme="majorHAnsi" w:cstheme="majorHAnsi"/>
-                <w:color w:val="000000" w:themeColor="text1"/>
-              </w:rPr>
-            </w:pPr>
-          </w:p>
-        </w:tc>
-        <w:tc>
-          <w:tcPr>
-            <w:tcW w:w="98" w:type="pct"/>
-          </w:tcPr>
-          <w:p>
-            <w:pPr>
-              <w:rPr>
-                <w:rFonts w:asciiTheme="majorHAnsi" w:hAnsiTheme="majorHAnsi" w:cstheme="majorHAnsi"/>
-                <w:color w:val="000000" w:themeColor="text1"/>
-              </w:rPr>
-            </w:pPr>
-          </w:p>
-        </w:tc>
-        <w:tc>
-          <w:tcPr>
-            <w:tcW w:w="1177" w:type="pct"/>
-            <w:shd w:val="clear" w:color="auto" w:fill="D9D9D9" w:themeFill="background1" w:themeFillShade="D9"/>
-          </w:tcPr>
-          <w:p>
-            <w:pPr>
-              <w:rPr>
-                <w:rFonts w:asciiTheme="majorHAnsi" w:hAnsiTheme="majorHAnsi" w:cstheme="majorHAnsi"/>
-                <w:color w:val="000000" w:themeColor="text1"/>
-              </w:rPr>
-            </w:pPr>
-          </w:p>
-        </w:tc>
-      </w:tr>
-    </w:tbl>
-    <w:p>
-      <w:pPr>
-        <w:spacing w:after="120"/>
-        <w:rPr>
-          <w:rFonts w:ascii="Segoe UI" w:hAnsi="Segoe UI" w:cs="Segoe UI"/>
-        </w:rPr>
-      </w:pPr>
-    </w:p>
-    <w:p>
-      <w:pPr>
-        <w:spacing w:after="200" w:line="276" w:lineRule="auto"/>
-        <w:jc w:val="left"/>
-        <w:rPr>
-          <w:rFonts w:ascii="Segoe UI" w:hAnsi="Segoe UI" w:cs="Segoe UI"/>
-        </w:rPr>
-      </w:pPr>
-      <w:r>
-        <w:rPr>
-          <w:rFonts w:ascii="Segoe UI" w:hAnsi="Segoe UI" w:cs="Segoe UI"/>
-        </w:rPr>
-        <w:br w:type="page"/>
-      </w:r>
-    </w:p>
-    <w:p>
-      <w:pPr>
-        <w:spacing w:after="120"/>
-        <w:rPr>
-          <w:rFonts w:ascii="Segoe UI" w:hAnsi="Segoe UI" w:cs="Segoe UI"/>
-        </w:rPr>
-      </w:pPr>
-    </w:p>
-    <w:tbl>
-      <w:tblPr>
-        <w:tblStyle w:val="Grilledutableau"/>
-        <w:tblW w:w="5000" w:type="pct"/>
-        <w:tblLook w:val="04A0" w:firstRow="1" w:lastRow="0" w:firstColumn="1" w:lastColumn="0" w:noHBand="0" w:noVBand="1"/>
-      </w:tblPr>
-      <w:tblGrid>
-        <w:gridCol w:w="4418"/>
-        <w:gridCol w:w="4229"/>
-        <w:gridCol w:w="1152"/>
-      </w:tblGrid>
-      <w:tr>
-        <w:trPr>
-          <w:trHeight w:val="809"/>
-        </w:trPr>
-        <w:tc>
-          <w:tcPr>
-            <w:tcW w:w="2254" w:type="pct"/>
-            <w:shd w:val="clear" w:color="auto" w:fill="D9D9D9" w:themeFill="background1" w:themeFillShade="D9"/>
-            <w:vAlign w:val="center"/>
-          </w:tcPr>
-          <w:p>
-            <w:pPr>
-              <w:jc w:val="center"/>
-              <w:rPr>
-                <w:rFonts w:asciiTheme="majorHAnsi" w:hAnsiTheme="majorHAnsi" w:cstheme="majorHAnsi"/>
-              </w:rPr>
-            </w:pPr>
-            <w:r>
-              <w:rPr>
-                <w:rFonts w:asciiTheme="majorHAnsi" w:hAnsiTheme="majorHAnsi" w:cstheme="majorHAnsi"/>
-              </w:rPr>
-              <w:t>Scénario stratégique</w:t>
-            </w:r>
-          </w:p>
-        </w:tc>
-        <w:tc>
-          <w:tcPr>
-            <w:tcW w:w="2158" w:type="pct"/>
-            <w:shd w:val="clear" w:color="auto" w:fill="D9D9D9" w:themeFill="background1" w:themeFillShade="D9"/>
-            <w:vAlign w:val="center"/>
-          </w:tcPr>
-          <w:p>
-            <w:pPr>
-              <w:jc w:val="center"/>
-              <w:rPr>
-                <w:rFonts w:asciiTheme="majorHAnsi" w:hAnsiTheme="majorHAnsi" w:cstheme="majorHAnsi"/>
-              </w:rPr>
-            </w:pPr>
-            <w:r>
-              <w:rPr>
-                <w:rFonts w:asciiTheme="majorHAnsi" w:hAnsiTheme="majorHAnsi" w:cstheme="majorHAnsi"/>
-              </w:rPr>
-              <w:t>Chemin d’attaque</w:t>
-            </w:r>
-          </w:p>
-        </w:tc>
-        <w:tc>
-          <w:tcPr>
-            <w:tcW w:w="588" w:type="pct"/>
-            <w:shd w:val="clear" w:color="auto" w:fill="D9D9D9" w:themeFill="background1" w:themeFillShade="D9"/>
-            <w:vAlign w:val="center"/>
-          </w:tcPr>
-          <w:p>
-            <w:pPr>
-              <w:jc w:val="center"/>
-              <w:rPr>
-                <w:rFonts w:asciiTheme="majorHAnsi" w:hAnsiTheme="majorHAnsi" w:cstheme="majorHAnsi"/>
-              </w:rPr>
-            </w:pPr>
-            <w:r>
-              <w:rPr>
-                <w:rFonts w:asciiTheme="majorHAnsi" w:hAnsiTheme="majorHAnsi" w:cstheme="majorHAnsi"/>
-              </w:rPr>
-              <w:t>Gravité</w:t>
-            </w:r>
-          </w:p>
-        </w:tc>
-      </w:tr>
-      <w:tr>
-        <w:trPr>
-          <w:trHeight w:val="809"/>
-        </w:trPr>
-        <w:tc>
-          <w:tcPr>
-            <w:tcW w:w="2254" w:type="pct"/>
-            <w:shd w:val="clear" w:color="auto" w:fill="auto"/>
-          </w:tcPr>
-          <w:p>
-            <w:pPr>
-              <w:rPr>
-                <w:rFonts w:asciiTheme="majorHAnsi" w:hAnsiTheme="majorHAnsi" w:cstheme="majorHAnsi"/>
-              </w:rPr>
-            </w:pPr>
-          </w:p>
-        </w:tc>
-        <w:tc>
-          <w:tcPr>
-            <w:tcW w:w="2158" w:type="pct"/>
-            <w:shd w:val="clear" w:color="auto" w:fill="auto"/>
-          </w:tcPr>
-          <w:p>
-            <w:pPr>
-              <w:rPr>
-                <w:rFonts w:asciiTheme="majorHAnsi" w:hAnsiTheme="majorHAnsi" w:cstheme="majorHAnsi"/>
-              </w:rPr>
-            </w:pPr>
-          </w:p>
-        </w:tc>
-        <w:tc>
-          <w:tcPr>
-            <w:tcW w:w="588" w:type="pct"/>
-            <w:shd w:val="clear" w:color="auto" w:fill="auto"/>
-          </w:tcPr>
-          <w:p>
-            <w:pPr>
-              <w:rPr>
-                <w:rFonts w:asciiTheme="majorHAnsi" w:hAnsiTheme="majorHAnsi" w:cstheme="majorHAnsi"/>
-              </w:rPr>
-            </w:pPr>
-          </w:p>
-        </w:tc>
-      </w:tr>
-    </w:tbl>
-    <w:p>
-      <w:pPr>
-        <w:spacing w:after="120"/>
-        <w:rPr>
-          <w:rFonts w:asciiTheme="majorHAnsi" w:hAnsiTheme="majorHAnsi" w:cstheme="majorHAnsi"/>
-        </w:rPr>
-      </w:pPr>
-    </w:p>
-    <w:tbl>
-      <w:tblPr>
-        <w:tblStyle w:val="Grilledutableau"/>
-        <w:tblW w:w="5000" w:type="pct"/>
-        <w:tblBorders>
-          <w:top w:val="none" w:sz="0" w:space="0" w:color="auto"/>
-          <w:left w:val="none" w:sz="0" w:space="0" w:color="auto"/>
-          <w:bottom w:val="none" w:sz="0" w:space="0" w:color="auto"/>
-          <w:right w:val="none" w:sz="0" w:space="0" w:color="auto"/>
-          <w:insideH w:val="none" w:sz="0" w:space="0" w:color="auto"/>
-          <w:insideV w:val="none" w:sz="0" w:space="0" w:color="auto"/>
-        </w:tblBorders>
-        <w:tblLook w:val="04A0" w:firstRow="1" w:lastRow="0" w:firstColumn="1" w:lastColumn="0" w:noHBand="0" w:noVBand="1"/>
-      </w:tblPr>
-      <w:tblGrid>
-        <w:gridCol w:w="2286"/>
-        <w:gridCol w:w="222"/>
-        <w:gridCol w:w="2287"/>
-        <w:gridCol w:w="222"/>
-        <w:gridCol w:w="2287"/>
-        <w:gridCol w:w="222"/>
-        <w:gridCol w:w="2283"/>
-      </w:tblGrid>
-      <w:tr>
-        <w:trPr>
-          <w:trHeight w:val="397"/>
-        </w:trPr>
-        <w:tc>
-          <w:tcPr>
-            <w:tcW w:w="1177" w:type="pct"/>
-            <w:shd w:val="clear" w:color="auto" w:fill="D9D9D9" w:themeFill="background1" w:themeFillShade="D9"/>
-          </w:tcPr>
-          <w:p>
-            <w:pPr>
-              <w:jc w:val="center"/>
-              <w:rPr>
-                <w:rFonts w:asciiTheme="majorHAnsi" w:hAnsiTheme="majorHAnsi" w:cstheme="majorHAnsi"/>
-                <w:b/>
-                <w:color w:val="000000" w:themeColor="text1"/>
-              </w:rPr>
-            </w:pPr>
-            <w:r>
-              <w:rPr>
-                <w:rFonts w:asciiTheme="majorHAnsi" w:hAnsiTheme="majorHAnsi" w:cstheme="majorHAnsi"/>
-                <w:b/>
-                <w:color w:val="000000" w:themeColor="text1"/>
-              </w:rPr>
-              <w:t>Connaitre</w:t>
-            </w:r>
-          </w:p>
-        </w:tc>
-        <w:tc>
-          <w:tcPr>
-            <w:tcW w:w="98" w:type="pct"/>
-          </w:tcPr>
-          <w:p>
-            <w:pPr>
-              <w:jc w:val="center"/>
-              <w:rPr>
-                <w:rFonts w:asciiTheme="majorHAnsi" w:hAnsiTheme="majorHAnsi" w:cstheme="majorHAnsi"/>
-                <w:b/>
-                <w:color w:val="000000" w:themeColor="text1"/>
-              </w:rPr>
-            </w:pPr>
-          </w:p>
-        </w:tc>
-        <w:tc>
-          <w:tcPr>
-            <w:tcW w:w="1177" w:type="pct"/>
-            <w:shd w:val="clear" w:color="auto" w:fill="D9D9D9" w:themeFill="background1" w:themeFillShade="D9"/>
-          </w:tcPr>
-          <w:p>
-            <w:pPr>
-              <w:jc w:val="center"/>
-              <w:rPr>
-                <w:rFonts w:asciiTheme="majorHAnsi" w:hAnsiTheme="majorHAnsi" w:cstheme="majorHAnsi"/>
-                <w:b/>
-                <w:color w:val="000000" w:themeColor="text1"/>
-              </w:rPr>
-            </w:pPr>
-            <w:r>
-              <w:rPr>
-                <w:rFonts w:asciiTheme="majorHAnsi" w:hAnsiTheme="majorHAnsi" w:cstheme="majorHAnsi"/>
-                <w:b/>
-                <w:color w:val="000000" w:themeColor="text1"/>
-              </w:rPr>
-              <w:t>Rentrer</w:t>
-            </w:r>
-          </w:p>
-        </w:tc>
-        <w:tc>
-          <w:tcPr>
-            <w:tcW w:w="98" w:type="pct"/>
-          </w:tcPr>
-          <w:p>
-            <w:pPr>
-              <w:jc w:val="center"/>
-              <w:rPr>
-                <w:rFonts w:asciiTheme="majorHAnsi" w:hAnsiTheme="majorHAnsi" w:cstheme="majorHAnsi"/>
-                <w:b/>
-                <w:color w:val="000000" w:themeColor="text1"/>
-              </w:rPr>
-            </w:pPr>
-          </w:p>
-        </w:tc>
-        <w:tc>
-          <w:tcPr>
-            <w:tcW w:w="1177" w:type="pct"/>
-            <w:shd w:val="clear" w:color="auto" w:fill="D9D9D9" w:themeFill="background1" w:themeFillShade="D9"/>
-          </w:tcPr>
-          <w:p>
-            <w:pPr>
-              <w:jc w:val="center"/>
-              <w:rPr>
-                <w:rFonts w:asciiTheme="majorHAnsi" w:hAnsiTheme="majorHAnsi" w:cstheme="majorHAnsi"/>
-                <w:b/>
-                <w:color w:val="000000" w:themeColor="text1"/>
-              </w:rPr>
-            </w:pPr>
-            <w:r>
-              <w:rPr>
-                <w:rFonts w:asciiTheme="majorHAnsi" w:hAnsiTheme="majorHAnsi" w:cstheme="majorHAnsi"/>
-                <w:b/>
-                <w:color w:val="000000" w:themeColor="text1"/>
-              </w:rPr>
-              <w:t>Trouver</w:t>
-            </w:r>
-          </w:p>
-        </w:tc>
-        <w:tc>
-          <w:tcPr>
-            <w:tcW w:w="98" w:type="pct"/>
-          </w:tcPr>
-          <w:p>
-            <w:pPr>
-              <w:jc w:val="center"/>
-              <w:rPr>
-                <w:rFonts w:asciiTheme="majorHAnsi" w:hAnsiTheme="majorHAnsi" w:cstheme="majorHAnsi"/>
-                <w:b/>
-                <w:color w:val="000000" w:themeColor="text1"/>
-              </w:rPr>
-            </w:pPr>
-          </w:p>
-        </w:tc>
-        <w:tc>
-          <w:tcPr>
-            <w:tcW w:w="1177" w:type="pct"/>
-            <w:shd w:val="clear" w:color="auto" w:fill="D9D9D9" w:themeFill="background1" w:themeFillShade="D9"/>
-          </w:tcPr>
-          <w:p>
-            <w:pPr>
-              <w:jc w:val="center"/>
-              <w:rPr>
-                <w:rFonts w:asciiTheme="majorHAnsi" w:hAnsiTheme="majorHAnsi" w:cstheme="majorHAnsi"/>
-                <w:b/>
-                <w:color w:val="000000" w:themeColor="text1"/>
-              </w:rPr>
-            </w:pPr>
-            <w:r>
-              <w:rPr>
-                <w:rFonts w:asciiTheme="majorHAnsi" w:hAnsiTheme="majorHAnsi" w:cstheme="majorHAnsi"/>
-                <w:b/>
-                <w:color w:val="000000" w:themeColor="text1"/>
-              </w:rPr>
-              <w:t>Exploiter</w:t>
-            </w:r>
-          </w:p>
-        </w:tc>
-      </w:tr>
-      <w:tr>
-        <w:trPr>
-          <w:trHeight w:val="6633"/>
-        </w:trPr>
-        <w:tc>
-          <w:tcPr>
-            <w:tcW w:w="1177" w:type="pct"/>
-            <w:shd w:val="clear" w:color="auto" w:fill="D9D9D9" w:themeFill="background1" w:themeFillShade="D9"/>
-          </w:tcPr>
-          <w:p>
-            <w:pPr>
-              <w:rPr>
-                <w:rFonts w:asciiTheme="majorHAnsi" w:hAnsiTheme="majorHAnsi" w:cstheme="majorHAnsi"/>
-                <w:color w:val="000000" w:themeColor="text1"/>
-              </w:rPr>
-            </w:pPr>
-          </w:p>
-        </w:tc>
-        <w:tc>
-          <w:tcPr>
-            <w:tcW w:w="98" w:type="pct"/>
-          </w:tcPr>
-          <w:p>
-            <w:pPr>
-              <w:rPr>
-                <w:rFonts w:asciiTheme="majorHAnsi" w:hAnsiTheme="majorHAnsi" w:cstheme="majorHAnsi"/>
-                <w:color w:val="000000" w:themeColor="text1"/>
-              </w:rPr>
-            </w:pPr>
-          </w:p>
-        </w:tc>
-        <w:tc>
-          <w:tcPr>
-            <w:tcW w:w="1177" w:type="pct"/>
-            <w:shd w:val="clear" w:color="auto" w:fill="D9D9D9" w:themeFill="background1" w:themeFillShade="D9"/>
-          </w:tcPr>
-          <w:p>
-            <w:pPr>
-              <w:rPr>
-                <w:rFonts w:asciiTheme="majorHAnsi" w:hAnsiTheme="majorHAnsi" w:cstheme="majorHAnsi"/>
-                <w:color w:val="000000" w:themeColor="text1"/>
-              </w:rPr>
-            </w:pPr>
-          </w:p>
-        </w:tc>
-        <w:tc>
-          <w:tcPr>
-            <w:tcW w:w="98" w:type="pct"/>
-          </w:tcPr>
-          <w:p>
-            <w:pPr>
-              <w:rPr>
-                <w:rFonts w:asciiTheme="majorHAnsi" w:hAnsiTheme="majorHAnsi" w:cstheme="majorHAnsi"/>
-                <w:color w:val="000000" w:themeColor="text1"/>
-              </w:rPr>
-            </w:pPr>
-          </w:p>
-        </w:tc>
-        <w:tc>
-          <w:tcPr>
-            <w:tcW w:w="1177" w:type="pct"/>
-            <w:shd w:val="clear" w:color="auto" w:fill="D9D9D9" w:themeFill="background1" w:themeFillShade="D9"/>
-          </w:tcPr>
-          <w:p>
-            <w:pPr>
-              <w:rPr>
-                <w:rFonts w:asciiTheme="majorHAnsi" w:hAnsiTheme="majorHAnsi" w:cstheme="majorHAnsi"/>
-                <w:color w:val="000000" w:themeColor="text1"/>
-              </w:rPr>
-            </w:pPr>
-          </w:p>
-        </w:tc>
-        <w:tc>
-          <w:tcPr>
-            <w:tcW w:w="98" w:type="pct"/>
-          </w:tcPr>
-          <w:p>
-            <w:pPr>
-              <w:rPr>
-                <w:rFonts w:asciiTheme="majorHAnsi" w:hAnsiTheme="majorHAnsi" w:cstheme="majorHAnsi"/>
-                <w:color w:val="000000" w:themeColor="text1"/>
-              </w:rPr>
-            </w:pPr>
-          </w:p>
-        </w:tc>
-        <w:tc>
-          <w:tcPr>
-            <w:tcW w:w="1177" w:type="pct"/>
-            <w:shd w:val="clear" w:color="auto" w:fill="D9D9D9" w:themeFill="background1" w:themeFillShade="D9"/>
-          </w:tcPr>
-          <w:p>
-            <w:pPr>
-              <w:rPr>
-                <w:rFonts w:asciiTheme="majorHAnsi" w:hAnsiTheme="majorHAnsi" w:cstheme="majorHAnsi"/>
-                <w:color w:val="000000" w:themeColor="text1"/>
-              </w:rPr>
-            </w:pPr>
-          </w:p>
-        </w:tc>
-      </w:tr>
-    </w:tbl>
-    <w:p>
-      <w:pPr>
-        <w:spacing w:after="120"/>
-        <w:rPr>
-          <w:rFonts w:ascii="Segoe UI" w:hAnsi="Segoe UI" w:cs="Segoe UI"/>
-        </w:rPr>
-      </w:pPr>
-    </w:p>
-    <w:p>
-      <w:pPr>
-        <w:spacing w:after="200" w:line="276" w:lineRule="auto"/>
-        <w:jc w:val="left"/>
-        <w:rPr>
-          <w:rFonts w:ascii="Segoe UI" w:hAnsi="Segoe UI" w:cs="Segoe UI"/>
-        </w:rPr>
-      </w:pPr>
-      <w:r>
-        <w:rPr>
-          <w:rFonts w:ascii="Segoe UI" w:hAnsi="Segoe UI" w:cs="Segoe UI"/>
-        </w:rPr>
-        <w:br w:type="page"/>
-      </w:r>
-    </w:p>
-    <w:p>
-      <w:pPr>
         <w:pStyle w:val="Titre2"/>
       </w:pPr>
-      <w:bookmarkStart w:id="37" w:name="_Toc202281885"/>
+      <w:bookmarkStart w:id="37" w:name="_Toc202457239"/>
       <w:r>
         <w:lastRenderedPageBreak/>
-        <w:t>Réaliser une synthèse des risques</w:t>
+        <w:t>Positionnez le risque ainsi constitué pour l’évaluer</w:t>
       </w:r>
       <w:bookmarkEnd w:id="37"/>
     </w:p>
@@ -25960,28 +26026,35 @@
       <w:pPr>
         <w:pStyle w:val="Titre2"/>
       </w:pPr>
-      <w:bookmarkStart w:id="38" w:name="_Toc202281886"/>
+      <w:bookmarkStart w:id="38" w:name="_Toc202457240"/>
       <w:r>
         <w:lastRenderedPageBreak/>
-        <w:t xml:space="preserve">Définir le plan </w:t>
-      </w:r>
-      <w:r>
-        <w:t>de traitement des risques</w:t>
+        <w:t>Défini</w:t>
+      </w:r>
+      <w:r>
+        <w:t>ssez</w:t>
+      </w:r>
+      <w:r>
+        <w:t xml:space="preserve"> </w:t>
+      </w:r>
+      <w:r>
+        <w:t>un</w:t>
+      </w:r>
+      <w:r>
+        <w:t xml:space="preserve"> plan </w:t>
+      </w:r>
+      <w:r>
+        <w:t>de traitement d</w:t>
+      </w:r>
+      <w:r>
+        <w:t>u risque</w:t>
       </w:r>
       <w:bookmarkEnd w:id="38"/>
-    </w:p>
-    <w:p>
-      <w:pPr>
-        <w:spacing w:after="120"/>
-        <w:rPr>
-          <w:rFonts w:ascii="Segoe UI" w:hAnsi="Segoe UI" w:cs="Segoe UI"/>
-        </w:rPr>
-      </w:pPr>
     </w:p>
     <w:tbl>
       <w:tblPr>
         <w:tblStyle w:val="Tramemoyenne2-Accent5"/>
-        <w:tblW w:w="4841" w:type="pct"/>
+        <w:tblW w:w="5000" w:type="pct"/>
         <w:tblBorders>
           <w:top w:val="single" w:sz="4" w:space="0" w:color="auto"/>
           <w:left w:val="single" w:sz="4" w:space="0" w:color="auto"/>
@@ -25993,22 +26066,20 @@
         <w:tblLook w:val="0660" w:firstRow="1" w:lastRow="1" w:firstColumn="0" w:lastColumn="0" w:noHBand="1" w:noVBand="1"/>
       </w:tblPr>
       <w:tblGrid>
-        <w:gridCol w:w="2607"/>
-        <w:gridCol w:w="1137"/>
-        <w:gridCol w:w="1432"/>
-        <w:gridCol w:w="1068"/>
-        <w:gridCol w:w="1307"/>
-        <w:gridCol w:w="1137"/>
-        <w:gridCol w:w="799"/>
+        <w:gridCol w:w="2259"/>
+        <w:gridCol w:w="1433"/>
+        <w:gridCol w:w="2399"/>
+        <w:gridCol w:w="2409"/>
+        <w:gridCol w:w="1299"/>
       </w:tblGrid>
       <w:tr>
         <w:trPr>
           <w:cnfStyle w:val="100000000000" w:firstRow="1" w:lastRow="0" w:firstColumn="0" w:lastColumn="0" w:oddVBand="0" w:evenVBand="0" w:oddHBand="0" w:evenHBand="0" w:firstRowFirstColumn="0" w:firstRowLastColumn="0" w:lastRowFirstColumn="0" w:lastRowLastColumn="0"/>
-          <w:trHeight w:val="1701"/>
+          <w:trHeight w:val="831"/>
         </w:trPr>
         <w:tc>
           <w:tcPr>
-            <w:tcW w:w="1674" w:type="pct"/>
+            <w:tcW w:w="1153" w:type="pct"/>
             <w:tcBorders>
               <w:top w:val="none" w:sz="0" w:space="0" w:color="auto"/>
               <w:left w:val="none" w:sz="0" w:space="0" w:color="auto"/>
@@ -26040,7 +26111,7 @@
         </w:tc>
         <w:tc>
           <w:tcPr>
-            <w:tcW w:w="503" w:type="pct"/>
+            <w:tcW w:w="731" w:type="pct"/>
             <w:tcBorders>
               <w:top w:val="none" w:sz="0" w:space="0" w:color="auto"/>
               <w:left w:val="none" w:sz="0" w:space="0" w:color="auto"/>
@@ -26065,13 +26136,13 @@
                 <w:b w:val="0"/>
                 <w:color w:val="000000" w:themeColor="text1"/>
               </w:rPr>
-              <w:t>Scénarios de risques associés</w:t>
-            </w:r>
-          </w:p>
-        </w:tc>
-        <w:tc>
-          <w:tcPr>
-            <w:tcW w:w="628" w:type="pct"/>
+              <w:t>Responsable</w:t>
+            </w:r>
+          </w:p>
+        </w:tc>
+        <w:tc>
+          <w:tcPr>
+            <w:tcW w:w="1224" w:type="pct"/>
             <w:tcBorders>
               <w:top w:val="none" w:sz="0" w:space="0" w:color="auto"/>
               <w:left w:val="none" w:sz="0" w:space="0" w:color="auto"/>
@@ -26096,13 +26167,13 @@
                 <w:b w:val="0"/>
                 <w:color w:val="000000" w:themeColor="text1"/>
               </w:rPr>
-              <w:t>Responsable</w:t>
-            </w:r>
-          </w:p>
-        </w:tc>
-        <w:tc>
-          <w:tcPr>
-            <w:tcW w:w="523" w:type="pct"/>
+              <w:t>Freins et difficulté de mise en œuvre</w:t>
+            </w:r>
+          </w:p>
+        </w:tc>
+        <w:tc>
+          <w:tcPr>
+            <w:tcW w:w="1229" w:type="pct"/>
             <w:tcBorders>
               <w:top w:val="none" w:sz="0" w:space="0" w:color="auto"/>
               <w:left w:val="none" w:sz="0" w:space="0" w:color="auto"/>
@@ -26127,13 +26198,13 @@
                 <w:b w:val="0"/>
                 <w:color w:val="000000" w:themeColor="text1"/>
               </w:rPr>
-              <w:t>Freins et difficulté de mise en œuvre</w:t>
-            </w:r>
-          </w:p>
-        </w:tc>
-        <w:tc>
-          <w:tcPr>
-            <w:tcW w:w="585" w:type="pct"/>
+              <w:t>Coût / Complexité</w:t>
+            </w:r>
+          </w:p>
+        </w:tc>
+        <w:tc>
+          <w:tcPr>
+            <w:tcW w:w="663" w:type="pct"/>
             <w:tcBorders>
               <w:top w:val="none" w:sz="0" w:space="0" w:color="auto"/>
               <w:left w:val="none" w:sz="0" w:space="0" w:color="auto"/>
@@ -26158,69 +26229,7 @@
                 <w:b w:val="0"/>
                 <w:color w:val="000000" w:themeColor="text1"/>
               </w:rPr>
-              <w:t>Coût / Complexité</w:t>
-            </w:r>
-          </w:p>
-        </w:tc>
-        <w:tc>
-          <w:tcPr>
-            <w:tcW w:w="565" w:type="pct"/>
-            <w:tcBorders>
-              <w:top w:val="none" w:sz="0" w:space="0" w:color="auto"/>
-              <w:left w:val="none" w:sz="0" w:space="0" w:color="auto"/>
-              <w:bottom w:val="none" w:sz="0" w:space="0" w:color="auto"/>
-              <w:right w:val="none" w:sz="0" w:space="0" w:color="auto"/>
-            </w:tcBorders>
-            <w:shd w:val="clear" w:color="auto" w:fill="D9D9D9" w:themeFill="background1" w:themeFillShade="D9"/>
-            <w:vAlign w:val="center"/>
-          </w:tcPr>
-          <w:p>
-            <w:pPr>
-              <w:jc w:val="center"/>
-              <w:rPr>
-                <w:rFonts w:asciiTheme="majorHAnsi" w:hAnsiTheme="majorHAnsi" w:cstheme="majorHAnsi"/>
-                <w:b w:val="0"/>
-                <w:color w:val="000000" w:themeColor="text1"/>
-              </w:rPr>
-            </w:pPr>
-            <w:r>
-              <w:rPr>
-                <w:rFonts w:asciiTheme="majorHAnsi" w:hAnsiTheme="majorHAnsi" w:cstheme="majorHAnsi"/>
-                <w:b w:val="0"/>
-                <w:color w:val="000000" w:themeColor="text1"/>
-              </w:rPr>
               <w:t>Échéance</w:t>
-            </w:r>
-          </w:p>
-        </w:tc>
-        <w:tc>
-          <w:tcPr>
-            <w:tcW w:w="523" w:type="pct"/>
-            <w:tcBorders>
-              <w:top w:val="none" w:sz="0" w:space="0" w:color="auto"/>
-              <w:left w:val="none" w:sz="0" w:space="0" w:color="auto"/>
-              <w:bottom w:val="none" w:sz="0" w:space="0" w:color="auto"/>
-              <w:right w:val="none" w:sz="0" w:space="0" w:color="auto"/>
-            </w:tcBorders>
-            <w:shd w:val="clear" w:color="auto" w:fill="D9D9D9" w:themeFill="background1" w:themeFillShade="D9"/>
-            <w:vAlign w:val="center"/>
-          </w:tcPr>
-          <w:p>
-            <w:pPr>
-              <w:jc w:val="center"/>
-              <w:rPr>
-                <w:rFonts w:asciiTheme="majorHAnsi" w:hAnsiTheme="majorHAnsi" w:cstheme="majorHAnsi"/>
-                <w:b w:val="0"/>
-                <w:color w:val="000000" w:themeColor="text1"/>
-              </w:rPr>
-            </w:pPr>
-            <w:r>
-              <w:rPr>
-                <w:rFonts w:asciiTheme="majorHAnsi" w:hAnsiTheme="majorHAnsi" w:cstheme="majorHAnsi"/>
-                <w:b w:val="0"/>
-                <w:color w:val="000000" w:themeColor="text1"/>
-              </w:rPr>
-              <w:t>Statut</w:t>
             </w:r>
           </w:p>
         </w:tc>
@@ -26231,7 +26240,7 @@
         </w:trPr>
         <w:tc>
           <w:tcPr>
-            <w:tcW w:w="1674" w:type="pct"/>
+            <w:tcW w:w="1153" w:type="pct"/>
             <w:noWrap/>
             <w:vAlign w:val="center"/>
           </w:tcPr>
@@ -26245,7 +26254,7 @@
         </w:tc>
         <w:tc>
           <w:tcPr>
-            <w:tcW w:w="503" w:type="pct"/>
+            <w:tcW w:w="731" w:type="pct"/>
             <w:vAlign w:val="center"/>
           </w:tcPr>
           <w:p>
@@ -26263,7 +26272,7 @@
         </w:tc>
         <w:tc>
           <w:tcPr>
-            <w:tcW w:w="628" w:type="pct"/>
+            <w:tcW w:w="1224" w:type="pct"/>
             <w:vAlign w:val="center"/>
           </w:tcPr>
           <w:p>
@@ -26281,7 +26290,7 @@
         </w:tc>
         <w:tc>
           <w:tcPr>
-            <w:tcW w:w="523" w:type="pct"/>
+            <w:tcW w:w="1229" w:type="pct"/>
             <w:vAlign w:val="center"/>
           </w:tcPr>
           <w:p>
@@ -26299,43 +26308,7 @@
         </w:tc>
         <w:tc>
           <w:tcPr>
-            <w:tcW w:w="585" w:type="pct"/>
-            <w:vAlign w:val="center"/>
-          </w:tcPr>
-          <w:p>
-            <w:pPr>
-              <w:pStyle w:val="DecimalAligned"/>
-              <w:spacing w:after="0" w:line="240" w:lineRule="auto"/>
-              <w:jc w:val="center"/>
-              <w:rPr>
-                <w:rFonts w:asciiTheme="majorHAnsi" w:hAnsiTheme="majorHAnsi" w:cstheme="majorHAnsi"/>
-                <w:sz w:val="24"/>
-                <w:szCs w:val="24"/>
-              </w:rPr>
-            </w:pPr>
-          </w:p>
-        </w:tc>
-        <w:tc>
-          <w:tcPr>
-            <w:tcW w:w="565" w:type="pct"/>
-            <w:vAlign w:val="center"/>
-          </w:tcPr>
-          <w:p>
-            <w:pPr>
-              <w:pStyle w:val="DecimalAligned"/>
-              <w:spacing w:after="0" w:line="240" w:lineRule="auto"/>
-              <w:jc w:val="center"/>
-              <w:rPr>
-                <w:rFonts w:asciiTheme="majorHAnsi" w:hAnsiTheme="majorHAnsi" w:cstheme="majorHAnsi"/>
-                <w:sz w:val="24"/>
-                <w:szCs w:val="24"/>
-              </w:rPr>
-            </w:pPr>
-          </w:p>
-        </w:tc>
-        <w:tc>
-          <w:tcPr>
-            <w:tcW w:w="523" w:type="pct"/>
+            <w:tcW w:w="663" w:type="pct"/>
             <w:vAlign w:val="center"/>
           </w:tcPr>
           <w:p>
@@ -26358,7 +26331,7 @@
         </w:trPr>
         <w:tc>
           <w:tcPr>
-            <w:tcW w:w="1674" w:type="pct"/>
+            <w:tcW w:w="1153" w:type="pct"/>
             <w:noWrap/>
             <w:vAlign w:val="center"/>
           </w:tcPr>
@@ -26372,7 +26345,7 @@
         </w:tc>
         <w:tc>
           <w:tcPr>
-            <w:tcW w:w="503" w:type="pct"/>
+            <w:tcW w:w="731" w:type="pct"/>
             <w:vAlign w:val="center"/>
           </w:tcPr>
           <w:p>
@@ -26390,7 +26363,7 @@
         </w:tc>
         <w:tc>
           <w:tcPr>
-            <w:tcW w:w="628" w:type="pct"/>
+            <w:tcW w:w="1224" w:type="pct"/>
             <w:vAlign w:val="center"/>
           </w:tcPr>
           <w:p>
@@ -26408,7 +26381,7 @@
         </w:tc>
         <w:tc>
           <w:tcPr>
-            <w:tcW w:w="523" w:type="pct"/>
+            <w:tcW w:w="1229" w:type="pct"/>
             <w:vAlign w:val="center"/>
           </w:tcPr>
           <w:p>
@@ -26426,43 +26399,7 @@
         </w:tc>
         <w:tc>
           <w:tcPr>
-            <w:tcW w:w="585" w:type="pct"/>
-            <w:vAlign w:val="center"/>
-          </w:tcPr>
-          <w:p>
-            <w:pPr>
-              <w:pStyle w:val="DecimalAligned"/>
-              <w:spacing w:after="0" w:line="240" w:lineRule="auto"/>
-              <w:jc w:val="center"/>
-              <w:rPr>
-                <w:rFonts w:asciiTheme="majorHAnsi" w:hAnsiTheme="majorHAnsi" w:cstheme="majorHAnsi"/>
-                <w:sz w:val="24"/>
-                <w:szCs w:val="24"/>
-              </w:rPr>
-            </w:pPr>
-          </w:p>
-        </w:tc>
-        <w:tc>
-          <w:tcPr>
-            <w:tcW w:w="565" w:type="pct"/>
-            <w:vAlign w:val="center"/>
-          </w:tcPr>
-          <w:p>
-            <w:pPr>
-              <w:pStyle w:val="DecimalAligned"/>
-              <w:spacing w:after="0" w:line="240" w:lineRule="auto"/>
-              <w:jc w:val="center"/>
-              <w:rPr>
-                <w:rFonts w:asciiTheme="majorHAnsi" w:hAnsiTheme="majorHAnsi" w:cstheme="majorHAnsi"/>
-                <w:sz w:val="24"/>
-                <w:szCs w:val="24"/>
-              </w:rPr>
-            </w:pPr>
-          </w:p>
-        </w:tc>
-        <w:tc>
-          <w:tcPr>
-            <w:tcW w:w="523" w:type="pct"/>
+            <w:tcW w:w="663" w:type="pct"/>
             <w:vAlign w:val="center"/>
           </w:tcPr>
           <w:p>
@@ -26485,7 +26422,7 @@
         </w:trPr>
         <w:tc>
           <w:tcPr>
-            <w:tcW w:w="1674" w:type="pct"/>
+            <w:tcW w:w="1153" w:type="pct"/>
             <w:noWrap/>
             <w:vAlign w:val="center"/>
           </w:tcPr>
@@ -26499,7 +26436,7 @@
         </w:tc>
         <w:tc>
           <w:tcPr>
-            <w:tcW w:w="503" w:type="pct"/>
+            <w:tcW w:w="731" w:type="pct"/>
             <w:vAlign w:val="center"/>
           </w:tcPr>
           <w:p>
@@ -26517,7 +26454,7 @@
         </w:tc>
         <w:tc>
           <w:tcPr>
-            <w:tcW w:w="628" w:type="pct"/>
+            <w:tcW w:w="1224" w:type="pct"/>
             <w:vAlign w:val="center"/>
           </w:tcPr>
           <w:p>
@@ -26535,7 +26472,7 @@
         </w:tc>
         <w:tc>
           <w:tcPr>
-            <w:tcW w:w="523" w:type="pct"/>
+            <w:tcW w:w="1229" w:type="pct"/>
             <w:vAlign w:val="center"/>
           </w:tcPr>
           <w:p>
@@ -26553,43 +26490,7 @@
         </w:tc>
         <w:tc>
           <w:tcPr>
-            <w:tcW w:w="585" w:type="pct"/>
-            <w:vAlign w:val="center"/>
-          </w:tcPr>
-          <w:p>
-            <w:pPr>
-              <w:pStyle w:val="DecimalAligned"/>
-              <w:spacing w:after="0" w:line="240" w:lineRule="auto"/>
-              <w:jc w:val="center"/>
-              <w:rPr>
-                <w:rFonts w:asciiTheme="majorHAnsi" w:hAnsiTheme="majorHAnsi" w:cstheme="majorHAnsi"/>
-                <w:sz w:val="24"/>
-                <w:szCs w:val="24"/>
-              </w:rPr>
-            </w:pPr>
-          </w:p>
-        </w:tc>
-        <w:tc>
-          <w:tcPr>
-            <w:tcW w:w="565" w:type="pct"/>
-            <w:vAlign w:val="center"/>
-          </w:tcPr>
-          <w:p>
-            <w:pPr>
-              <w:pStyle w:val="DecimalAligned"/>
-              <w:spacing w:after="0" w:line="240" w:lineRule="auto"/>
-              <w:jc w:val="center"/>
-              <w:rPr>
-                <w:rFonts w:asciiTheme="majorHAnsi" w:hAnsiTheme="majorHAnsi" w:cstheme="majorHAnsi"/>
-                <w:sz w:val="24"/>
-                <w:szCs w:val="24"/>
-              </w:rPr>
-            </w:pPr>
-          </w:p>
-        </w:tc>
-        <w:tc>
-          <w:tcPr>
-            <w:tcW w:w="523" w:type="pct"/>
+            <w:tcW w:w="663" w:type="pct"/>
             <w:vAlign w:val="center"/>
           </w:tcPr>
           <w:p>
@@ -26612,7 +26513,7 @@
         </w:trPr>
         <w:tc>
           <w:tcPr>
-            <w:tcW w:w="1674" w:type="pct"/>
+            <w:tcW w:w="1153" w:type="pct"/>
             <w:noWrap/>
             <w:vAlign w:val="center"/>
           </w:tcPr>
@@ -26626,7 +26527,7 @@
         </w:tc>
         <w:tc>
           <w:tcPr>
-            <w:tcW w:w="503" w:type="pct"/>
+            <w:tcW w:w="731" w:type="pct"/>
             <w:vAlign w:val="center"/>
           </w:tcPr>
           <w:p>
@@ -26644,7 +26545,7 @@
         </w:tc>
         <w:tc>
           <w:tcPr>
-            <w:tcW w:w="628" w:type="pct"/>
+            <w:tcW w:w="1224" w:type="pct"/>
             <w:vAlign w:val="center"/>
           </w:tcPr>
           <w:p>
@@ -26662,7 +26563,7 @@
         </w:tc>
         <w:tc>
           <w:tcPr>
-            <w:tcW w:w="523" w:type="pct"/>
+            <w:tcW w:w="1229" w:type="pct"/>
             <w:vAlign w:val="center"/>
           </w:tcPr>
           <w:p>
@@ -26680,43 +26581,7 @@
         </w:tc>
         <w:tc>
           <w:tcPr>
-            <w:tcW w:w="585" w:type="pct"/>
-            <w:vAlign w:val="center"/>
-          </w:tcPr>
-          <w:p>
-            <w:pPr>
-              <w:pStyle w:val="DecimalAligned"/>
-              <w:spacing w:after="0" w:line="240" w:lineRule="auto"/>
-              <w:jc w:val="center"/>
-              <w:rPr>
-                <w:rFonts w:asciiTheme="majorHAnsi" w:hAnsiTheme="majorHAnsi" w:cstheme="majorHAnsi"/>
-                <w:sz w:val="24"/>
-                <w:szCs w:val="24"/>
-              </w:rPr>
-            </w:pPr>
-          </w:p>
-        </w:tc>
-        <w:tc>
-          <w:tcPr>
-            <w:tcW w:w="565" w:type="pct"/>
-            <w:vAlign w:val="center"/>
-          </w:tcPr>
-          <w:p>
-            <w:pPr>
-              <w:pStyle w:val="DecimalAligned"/>
-              <w:spacing w:after="0" w:line="240" w:lineRule="auto"/>
-              <w:jc w:val="center"/>
-              <w:rPr>
-                <w:rFonts w:asciiTheme="majorHAnsi" w:hAnsiTheme="majorHAnsi" w:cstheme="majorHAnsi"/>
-                <w:sz w:val="24"/>
-                <w:szCs w:val="24"/>
-              </w:rPr>
-            </w:pPr>
-          </w:p>
-        </w:tc>
-        <w:tc>
-          <w:tcPr>
-            <w:tcW w:w="523" w:type="pct"/>
+            <w:tcW w:w="663" w:type="pct"/>
             <w:vAlign w:val="center"/>
           </w:tcPr>
           <w:p>
@@ -26739,7 +26604,7 @@
         </w:trPr>
         <w:tc>
           <w:tcPr>
-            <w:tcW w:w="1674" w:type="pct"/>
+            <w:tcW w:w="1153" w:type="pct"/>
             <w:noWrap/>
             <w:vAlign w:val="center"/>
           </w:tcPr>
@@ -26753,7 +26618,7 @@
         </w:tc>
         <w:tc>
           <w:tcPr>
-            <w:tcW w:w="503" w:type="pct"/>
+            <w:tcW w:w="731" w:type="pct"/>
             <w:vAlign w:val="center"/>
           </w:tcPr>
           <w:p>
@@ -26771,7 +26636,7 @@
         </w:tc>
         <w:tc>
           <w:tcPr>
-            <w:tcW w:w="628" w:type="pct"/>
+            <w:tcW w:w="1224" w:type="pct"/>
             <w:vAlign w:val="center"/>
           </w:tcPr>
           <w:p>
@@ -26789,7 +26654,7 @@
         </w:tc>
         <w:tc>
           <w:tcPr>
-            <w:tcW w:w="523" w:type="pct"/>
+            <w:tcW w:w="1229" w:type="pct"/>
             <w:vAlign w:val="center"/>
           </w:tcPr>
           <w:p>
@@ -26807,43 +26672,7 @@
         </w:tc>
         <w:tc>
           <w:tcPr>
-            <w:tcW w:w="585" w:type="pct"/>
-            <w:vAlign w:val="center"/>
-          </w:tcPr>
-          <w:p>
-            <w:pPr>
-              <w:pStyle w:val="DecimalAligned"/>
-              <w:spacing w:after="0" w:line="240" w:lineRule="auto"/>
-              <w:jc w:val="center"/>
-              <w:rPr>
-                <w:rFonts w:asciiTheme="majorHAnsi" w:hAnsiTheme="majorHAnsi" w:cstheme="majorHAnsi"/>
-                <w:sz w:val="24"/>
-                <w:szCs w:val="24"/>
-              </w:rPr>
-            </w:pPr>
-          </w:p>
-        </w:tc>
-        <w:tc>
-          <w:tcPr>
-            <w:tcW w:w="565" w:type="pct"/>
-            <w:vAlign w:val="center"/>
-          </w:tcPr>
-          <w:p>
-            <w:pPr>
-              <w:pStyle w:val="DecimalAligned"/>
-              <w:spacing w:after="0" w:line="240" w:lineRule="auto"/>
-              <w:jc w:val="center"/>
-              <w:rPr>
-                <w:rFonts w:asciiTheme="majorHAnsi" w:hAnsiTheme="majorHAnsi" w:cstheme="majorHAnsi"/>
-                <w:sz w:val="24"/>
-                <w:szCs w:val="24"/>
-              </w:rPr>
-            </w:pPr>
-          </w:p>
-        </w:tc>
-        <w:tc>
-          <w:tcPr>
-            <w:tcW w:w="523" w:type="pct"/>
+            <w:tcW w:w="663" w:type="pct"/>
             <w:vAlign w:val="center"/>
           </w:tcPr>
           <w:p>
@@ -26866,7 +26695,7 @@
         </w:trPr>
         <w:tc>
           <w:tcPr>
-            <w:tcW w:w="1674" w:type="pct"/>
+            <w:tcW w:w="1153" w:type="pct"/>
             <w:noWrap/>
             <w:vAlign w:val="center"/>
           </w:tcPr>
@@ -26880,7 +26709,7 @@
         </w:tc>
         <w:tc>
           <w:tcPr>
-            <w:tcW w:w="503" w:type="pct"/>
+            <w:tcW w:w="731" w:type="pct"/>
             <w:vAlign w:val="center"/>
           </w:tcPr>
           <w:p>
@@ -26898,7 +26727,7 @@
         </w:tc>
         <w:tc>
           <w:tcPr>
-            <w:tcW w:w="628" w:type="pct"/>
+            <w:tcW w:w="1224" w:type="pct"/>
             <w:vAlign w:val="center"/>
           </w:tcPr>
           <w:p>
@@ -26916,7 +26745,7 @@
         </w:tc>
         <w:tc>
           <w:tcPr>
-            <w:tcW w:w="523" w:type="pct"/>
+            <w:tcW w:w="1229" w:type="pct"/>
             <w:vAlign w:val="center"/>
           </w:tcPr>
           <w:p>
@@ -26934,43 +26763,7 @@
         </w:tc>
         <w:tc>
           <w:tcPr>
-            <w:tcW w:w="585" w:type="pct"/>
-            <w:vAlign w:val="center"/>
-          </w:tcPr>
-          <w:p>
-            <w:pPr>
-              <w:pStyle w:val="DecimalAligned"/>
-              <w:spacing w:after="0" w:line="240" w:lineRule="auto"/>
-              <w:jc w:val="center"/>
-              <w:rPr>
-                <w:rFonts w:asciiTheme="majorHAnsi" w:hAnsiTheme="majorHAnsi" w:cstheme="majorHAnsi"/>
-                <w:sz w:val="24"/>
-                <w:szCs w:val="24"/>
-              </w:rPr>
-            </w:pPr>
-          </w:p>
-        </w:tc>
-        <w:tc>
-          <w:tcPr>
-            <w:tcW w:w="565" w:type="pct"/>
-            <w:vAlign w:val="center"/>
-          </w:tcPr>
-          <w:p>
-            <w:pPr>
-              <w:pStyle w:val="DecimalAligned"/>
-              <w:spacing w:after="0" w:line="240" w:lineRule="auto"/>
-              <w:jc w:val="center"/>
-              <w:rPr>
-                <w:rFonts w:asciiTheme="majorHAnsi" w:hAnsiTheme="majorHAnsi" w:cstheme="majorHAnsi"/>
-                <w:sz w:val="24"/>
-                <w:szCs w:val="24"/>
-              </w:rPr>
-            </w:pPr>
-          </w:p>
-        </w:tc>
-        <w:tc>
-          <w:tcPr>
-            <w:tcW w:w="523" w:type="pct"/>
+            <w:tcW w:w="663" w:type="pct"/>
             <w:vAlign w:val="center"/>
           </w:tcPr>
           <w:p>
@@ -26993,7 +26786,7 @@
         </w:trPr>
         <w:tc>
           <w:tcPr>
-            <w:tcW w:w="1674" w:type="pct"/>
+            <w:tcW w:w="1153" w:type="pct"/>
             <w:noWrap/>
             <w:vAlign w:val="center"/>
           </w:tcPr>
@@ -27007,7 +26800,7 @@
         </w:tc>
         <w:tc>
           <w:tcPr>
-            <w:tcW w:w="503" w:type="pct"/>
+            <w:tcW w:w="731" w:type="pct"/>
             <w:vAlign w:val="center"/>
           </w:tcPr>
           <w:p>
@@ -27025,7 +26818,7 @@
         </w:tc>
         <w:tc>
           <w:tcPr>
-            <w:tcW w:w="628" w:type="pct"/>
+            <w:tcW w:w="1224" w:type="pct"/>
             <w:vAlign w:val="center"/>
           </w:tcPr>
           <w:p>
@@ -27043,7 +26836,7 @@
         </w:tc>
         <w:tc>
           <w:tcPr>
-            <w:tcW w:w="523" w:type="pct"/>
+            <w:tcW w:w="1229" w:type="pct"/>
             <w:vAlign w:val="center"/>
           </w:tcPr>
           <w:p>
@@ -27061,43 +26854,7 @@
         </w:tc>
         <w:tc>
           <w:tcPr>
-            <w:tcW w:w="585" w:type="pct"/>
-            <w:vAlign w:val="center"/>
-          </w:tcPr>
-          <w:p>
-            <w:pPr>
-              <w:pStyle w:val="DecimalAligned"/>
-              <w:spacing w:after="0" w:line="240" w:lineRule="auto"/>
-              <w:jc w:val="center"/>
-              <w:rPr>
-                <w:rFonts w:asciiTheme="majorHAnsi" w:hAnsiTheme="majorHAnsi" w:cstheme="majorHAnsi"/>
-                <w:sz w:val="24"/>
-                <w:szCs w:val="24"/>
-              </w:rPr>
-            </w:pPr>
-          </w:p>
-        </w:tc>
-        <w:tc>
-          <w:tcPr>
-            <w:tcW w:w="565" w:type="pct"/>
-            <w:vAlign w:val="center"/>
-          </w:tcPr>
-          <w:p>
-            <w:pPr>
-              <w:pStyle w:val="DecimalAligned"/>
-              <w:spacing w:after="0" w:line="240" w:lineRule="auto"/>
-              <w:jc w:val="center"/>
-              <w:rPr>
-                <w:rFonts w:asciiTheme="majorHAnsi" w:hAnsiTheme="majorHAnsi" w:cstheme="majorHAnsi"/>
-                <w:sz w:val="24"/>
-                <w:szCs w:val="24"/>
-              </w:rPr>
-            </w:pPr>
-          </w:p>
-        </w:tc>
-        <w:tc>
-          <w:tcPr>
-            <w:tcW w:w="523" w:type="pct"/>
+            <w:tcW w:w="663" w:type="pct"/>
             <w:vAlign w:val="center"/>
           </w:tcPr>
           <w:p>
@@ -27120,7 +26877,7 @@
         </w:trPr>
         <w:tc>
           <w:tcPr>
-            <w:tcW w:w="1674" w:type="pct"/>
+            <w:tcW w:w="1153" w:type="pct"/>
             <w:noWrap/>
             <w:vAlign w:val="center"/>
           </w:tcPr>
@@ -27134,7 +26891,7 @@
         </w:tc>
         <w:tc>
           <w:tcPr>
-            <w:tcW w:w="503" w:type="pct"/>
+            <w:tcW w:w="731" w:type="pct"/>
             <w:vAlign w:val="center"/>
           </w:tcPr>
           <w:p>
@@ -27152,7 +26909,7 @@
         </w:tc>
         <w:tc>
           <w:tcPr>
-            <w:tcW w:w="628" w:type="pct"/>
+            <w:tcW w:w="1224" w:type="pct"/>
             <w:vAlign w:val="center"/>
           </w:tcPr>
           <w:p>
@@ -27170,7 +26927,7 @@
         </w:tc>
         <w:tc>
           <w:tcPr>
-            <w:tcW w:w="523" w:type="pct"/>
+            <w:tcW w:w="1229" w:type="pct"/>
             <w:vAlign w:val="center"/>
           </w:tcPr>
           <w:p>
@@ -27188,43 +26945,7 @@
         </w:tc>
         <w:tc>
           <w:tcPr>
-            <w:tcW w:w="585" w:type="pct"/>
-            <w:vAlign w:val="center"/>
-          </w:tcPr>
-          <w:p>
-            <w:pPr>
-              <w:pStyle w:val="DecimalAligned"/>
-              <w:spacing w:after="0" w:line="240" w:lineRule="auto"/>
-              <w:jc w:val="center"/>
-              <w:rPr>
-                <w:rFonts w:asciiTheme="majorHAnsi" w:hAnsiTheme="majorHAnsi" w:cstheme="majorHAnsi"/>
-                <w:sz w:val="24"/>
-                <w:szCs w:val="24"/>
-              </w:rPr>
-            </w:pPr>
-          </w:p>
-        </w:tc>
-        <w:tc>
-          <w:tcPr>
-            <w:tcW w:w="565" w:type="pct"/>
-            <w:vAlign w:val="center"/>
-          </w:tcPr>
-          <w:p>
-            <w:pPr>
-              <w:pStyle w:val="DecimalAligned"/>
-              <w:spacing w:after="0" w:line="240" w:lineRule="auto"/>
-              <w:jc w:val="center"/>
-              <w:rPr>
-                <w:rFonts w:asciiTheme="majorHAnsi" w:hAnsiTheme="majorHAnsi" w:cstheme="majorHAnsi"/>
-                <w:sz w:val="24"/>
-                <w:szCs w:val="24"/>
-              </w:rPr>
-            </w:pPr>
-          </w:p>
-        </w:tc>
-        <w:tc>
-          <w:tcPr>
-            <w:tcW w:w="523" w:type="pct"/>
+            <w:tcW w:w="663" w:type="pct"/>
             <w:vAlign w:val="center"/>
           </w:tcPr>
           <w:p>
@@ -27247,7 +26968,7 @@
         </w:trPr>
         <w:tc>
           <w:tcPr>
-            <w:tcW w:w="1674" w:type="pct"/>
+            <w:tcW w:w="1153" w:type="pct"/>
             <w:noWrap/>
             <w:vAlign w:val="center"/>
           </w:tcPr>
@@ -27261,7 +26982,7 @@
         </w:tc>
         <w:tc>
           <w:tcPr>
-            <w:tcW w:w="503" w:type="pct"/>
+            <w:tcW w:w="731" w:type="pct"/>
             <w:vAlign w:val="center"/>
           </w:tcPr>
           <w:p>
@@ -27279,7 +27000,7 @@
         </w:tc>
         <w:tc>
           <w:tcPr>
-            <w:tcW w:w="628" w:type="pct"/>
+            <w:tcW w:w="1224" w:type="pct"/>
             <w:vAlign w:val="center"/>
           </w:tcPr>
           <w:p>
@@ -27297,7 +27018,7 @@
         </w:tc>
         <w:tc>
           <w:tcPr>
-            <w:tcW w:w="523" w:type="pct"/>
+            <w:tcW w:w="1229" w:type="pct"/>
             <w:vAlign w:val="center"/>
           </w:tcPr>
           <w:p>
@@ -27315,43 +27036,7 @@
         </w:tc>
         <w:tc>
           <w:tcPr>
-            <w:tcW w:w="585" w:type="pct"/>
-            <w:vAlign w:val="center"/>
-          </w:tcPr>
-          <w:p>
-            <w:pPr>
-              <w:pStyle w:val="DecimalAligned"/>
-              <w:spacing w:after="0" w:line="240" w:lineRule="auto"/>
-              <w:jc w:val="center"/>
-              <w:rPr>
-                <w:rFonts w:asciiTheme="majorHAnsi" w:hAnsiTheme="majorHAnsi" w:cstheme="majorHAnsi"/>
-                <w:sz w:val="24"/>
-                <w:szCs w:val="24"/>
-              </w:rPr>
-            </w:pPr>
-          </w:p>
-        </w:tc>
-        <w:tc>
-          <w:tcPr>
-            <w:tcW w:w="565" w:type="pct"/>
-            <w:vAlign w:val="center"/>
-          </w:tcPr>
-          <w:p>
-            <w:pPr>
-              <w:pStyle w:val="DecimalAligned"/>
-              <w:spacing w:after="0" w:line="240" w:lineRule="auto"/>
-              <w:jc w:val="center"/>
-              <w:rPr>
-                <w:rFonts w:asciiTheme="majorHAnsi" w:hAnsiTheme="majorHAnsi" w:cstheme="majorHAnsi"/>
-                <w:sz w:val="24"/>
-                <w:szCs w:val="24"/>
-              </w:rPr>
-            </w:pPr>
-          </w:p>
-        </w:tc>
-        <w:tc>
-          <w:tcPr>
-            <w:tcW w:w="523" w:type="pct"/>
+            <w:tcW w:w="663" w:type="pct"/>
             <w:vAlign w:val="center"/>
           </w:tcPr>
           <w:p>
@@ -27375,7 +27060,7 @@
         </w:trPr>
         <w:tc>
           <w:tcPr>
-            <w:tcW w:w="1674" w:type="pct"/>
+            <w:tcW w:w="1153" w:type="pct"/>
             <w:tcBorders>
               <w:top w:val="none" w:sz="0" w:space="0" w:color="auto"/>
               <w:left w:val="none" w:sz="0" w:space="0" w:color="auto"/>
@@ -27395,7 +27080,7 @@
         </w:tc>
         <w:tc>
           <w:tcPr>
-            <w:tcW w:w="503" w:type="pct"/>
+            <w:tcW w:w="731" w:type="pct"/>
             <w:tcBorders>
               <w:top w:val="none" w:sz="0" w:space="0" w:color="auto"/>
               <w:left w:val="none" w:sz="0" w:space="0" w:color="auto"/>
@@ -27419,7 +27104,7 @@
         </w:tc>
         <w:tc>
           <w:tcPr>
-            <w:tcW w:w="628" w:type="pct"/>
+            <w:tcW w:w="1224" w:type="pct"/>
             <w:tcBorders>
               <w:top w:val="none" w:sz="0" w:space="0" w:color="auto"/>
               <w:left w:val="none" w:sz="0" w:space="0" w:color="auto"/>
@@ -27443,7 +27128,7 @@
         </w:tc>
         <w:tc>
           <w:tcPr>
-            <w:tcW w:w="523" w:type="pct"/>
+            <w:tcW w:w="1229" w:type="pct"/>
             <w:tcBorders>
               <w:top w:val="none" w:sz="0" w:space="0" w:color="auto"/>
               <w:left w:val="none" w:sz="0" w:space="0" w:color="auto"/>
@@ -27467,55 +27152,7 @@
         </w:tc>
         <w:tc>
           <w:tcPr>
-            <w:tcW w:w="585" w:type="pct"/>
-            <w:tcBorders>
-              <w:top w:val="none" w:sz="0" w:space="0" w:color="auto"/>
-              <w:left w:val="none" w:sz="0" w:space="0" w:color="auto"/>
-              <w:bottom w:val="none" w:sz="0" w:space="0" w:color="auto"/>
-              <w:right w:val="none" w:sz="0" w:space="0" w:color="auto"/>
-            </w:tcBorders>
-            <w:vAlign w:val="center"/>
-          </w:tcPr>
-          <w:p>
-            <w:pPr>
-              <w:pStyle w:val="DecimalAligned"/>
-              <w:spacing w:after="0" w:line="240" w:lineRule="auto"/>
-              <w:jc w:val="center"/>
-              <w:rPr>
-                <w:rFonts w:asciiTheme="majorHAnsi" w:hAnsiTheme="majorHAnsi" w:cstheme="majorHAnsi"/>
-                <w:sz w:val="24"/>
-                <w:szCs w:val="24"/>
-              </w:rPr>
-            </w:pPr>
-          </w:p>
-        </w:tc>
-        <w:tc>
-          <w:tcPr>
-            <w:tcW w:w="565" w:type="pct"/>
-            <w:tcBorders>
-              <w:top w:val="none" w:sz="0" w:space="0" w:color="auto"/>
-              <w:left w:val="none" w:sz="0" w:space="0" w:color="auto"/>
-              <w:bottom w:val="none" w:sz="0" w:space="0" w:color="auto"/>
-              <w:right w:val="none" w:sz="0" w:space="0" w:color="auto"/>
-            </w:tcBorders>
-            <w:vAlign w:val="center"/>
-          </w:tcPr>
-          <w:p>
-            <w:pPr>
-              <w:pStyle w:val="DecimalAligned"/>
-              <w:spacing w:after="0" w:line="240" w:lineRule="auto"/>
-              <w:jc w:val="center"/>
-              <w:rPr>
-                <w:rFonts w:asciiTheme="majorHAnsi" w:hAnsiTheme="majorHAnsi" w:cstheme="majorHAnsi"/>
-                <w:sz w:val="24"/>
-                <w:szCs w:val="24"/>
-              </w:rPr>
-            </w:pPr>
-          </w:p>
-        </w:tc>
-        <w:tc>
-          <w:tcPr>
-            <w:tcW w:w="523" w:type="pct"/>
+            <w:tcW w:w="663" w:type="pct"/>
             <w:tcBorders>
               <w:top w:val="none" w:sz="0" w:space="0" w:color="auto"/>
               <w:left w:val="none" w:sz="0" w:space="0" w:color="auto"/>
@@ -27943,7 +27580,6 @@
         <w:dataBinding w:prefixMappings="xmlns:ns0='http://purl.org/dc/elements/1.1/' xmlns:ns1='http://schemas.openxmlformats.org/package/2006/metadata/core-properties' " w:xpath="/ns1:coreProperties[1]/ns1:contentStatus[1]" w:storeItemID="{6C3C8BC8-F283-45AE-878A-BAB7291924A1}"/>
         <w:text/>
       </w:sdtPr>
-      <w:sdtEndPr/>
       <w:sdtContent>
         <w:r>
           <w:t>Amélioration continue</w:t>
@@ -28372,7 +28008,6 @@
         <w:dataBinding w:prefixMappings="xmlns:ns0='http://purl.org/dc/elements/1.1/' xmlns:ns1='http://schemas.openxmlformats.org/package/2006/metadata/core-properties' " w:xpath="/ns1:coreProperties[1]/ns1:contentStatus[1]" w:storeItemID="{6C3C8BC8-F283-45AE-878A-BAB7291924A1}"/>
         <w:text/>
       </w:sdtPr>
-      <w:sdtEndPr/>
       <w:sdtContent>
         <w:r>
           <w:t>Amélioration continue</w:t>
@@ -28396,10 +28031,9 @@
         <w:dataBinding w:prefixMappings="xmlns:ns0='http://schemas.microsoft.com/office/2006/metadata/properties' xmlns:ns1='http://www.w3.org/2001/XMLSchema-instance' xmlns:ns2='http://schemas.microsoft.com/office/infopath/2007/PartnerControls' xmlns:ns3='6d93d202-47fc-4405-873a-cab67cc5f1b2' xmlns:ns4='64acb2c5-0a2b-4bda-bd34-58e36cbb80d2' " w:xpath="/ns0:properties[1]/documentManagement[1]/ns3:TPAppVersion[1]" w:storeItemID="{2DF866C4-50CD-47D7-BED6-205C60F51F83}"/>
         <w:text/>
       </w:sdtPr>
-      <w:sdtEndPr/>
       <w:sdtContent>
         <w:r>
-          <w:t>01/07/2025</w:t>
+          <w:t>03/07/2025</w:t>
         </w:r>
       </w:sdtContent>
     </w:sdt>
@@ -28792,7 +28426,6 @@
         <w:dataBinding w:prefixMappings="xmlns:ns0='http://purl.org/dc/elements/1.1/' xmlns:ns1='http://schemas.openxmlformats.org/package/2006/metadata/core-properties' " w:xpath="/ns1:coreProperties[1]/ns0:title[1]" w:storeItemID="{6C3C8BC8-F283-45AE-878A-BAB7291924A1}"/>
         <w:text/>
       </w:sdtPr>
-      <w:sdtEndPr/>
       <w:sdtContent>
         <w:r>
           <w:rPr>
@@ -28834,7 +28467,6 @@
         <w:dataBinding w:prefixMappings="xmlns:ns0='http://purl.org/dc/elements/1.1/' xmlns:ns1='http://schemas.openxmlformats.org/package/2006/metadata/core-properties' " w:xpath="/ns1:coreProperties[1]/ns0:subject[1]" w:storeItemID="{6C3C8BC8-F283-45AE-878A-BAB7291924A1}"/>
         <w:text/>
       </w:sdtPr>
-      <w:sdtEndPr/>
       <w:sdtContent>
         <w:proofErr w:type="spellStart"/>
         <w:r>
@@ -28872,7 +28504,6 @@
         <w:dataBinding w:prefixMappings="xmlns:ns0='http://schemas.microsoft.com/office/2006/metadata/properties' xmlns:ns1='http://www.w3.org/2001/XMLSchema-instance' xmlns:ns2='http://schemas.microsoft.com/office/infopath/2007/PartnerControls' xmlns:ns3='6d93d202-47fc-4405-873a-cab67cc5f1b2' xmlns:ns4='64acb2c5-0a2b-4bda-bd34-58e36cbb80d2' " w:xpath="/ns0:properties[1]/documentManagement[1]/ns3:TPAppVersion[1]" w:storeItemID="{2DF866C4-50CD-47D7-BED6-205C60F51F83}"/>
         <w:text/>
       </w:sdtPr>
-      <w:sdtEndPr/>
       <w:sdtContent>
         <w:r>
           <w:rPr>
@@ -28884,7 +28515,7 @@
           <w:rPr>
             <w:lang w:val="en-US"/>
           </w:rPr>
-          <w:t>1</w:t>
+          <w:t>3</w:t>
         </w:r>
         <w:r>
           <w:rPr>
@@ -28939,7 +28570,7 @@
         <v:path o:extrusionok="f" gradientshapeok="t" o:connecttype="rect"/>
         <o:lock v:ext="edit" aspectratio="t"/>
       </v:shapetype>
-      <v:shape id="Image 2068920683" o:spid="_x0000_i1026" type="#_x0000_t75" style="width:58.5pt;height:58.5pt;visibility:visible;mso-wrap-style:square" o:bullet="t">
+      <v:shape id="_x0000_i1083" type="#_x0000_t75" style="width:58.5pt;height:58.5pt;visibility:visible;mso-wrap-style:square" o:bullet="t">
         <v:imagedata r:id="rId1" o:title=""/>
       </v:shape>
     </w:pict>
@@ -35974,14 +35605,14 @@
     <w:charset w:val="00"/>
     <w:family w:val="swiss"/>
     <w:pitch w:val="variable"/>
-    <w:sig w:usb0="E4002EFF" w:usb1="C000247B" w:usb2="00000009" w:usb3="00000000" w:csb0="000001FF" w:csb1="00000000"/>
+    <w:sig w:usb0="E4002EFF" w:usb1="C200247B" w:usb2="00000009" w:usb3="00000000" w:csb0="000001FF" w:csb1="00000000"/>
   </w:font>
   <w:font w:name="Calibri">
     <w:panose1 w:val="020F0502020204030204"/>
     <w:charset w:val="00"/>
     <w:family w:val="swiss"/>
     <w:pitch w:val="variable"/>
-    <w:sig w:usb0="E4002EFF" w:usb1="C000247B" w:usb2="00000009" w:usb3="00000000" w:csb0="000001FF" w:csb1="00000000"/>
+    <w:sig w:usb0="E4002EFF" w:usb1="C200247B" w:usb2="00000009" w:usb3="00000000" w:csb0="000001FF" w:csb1="00000000"/>
   </w:font>
   <w:font w:name="Tahoma">
     <w:panose1 w:val="020B0604030504040204"/>
@@ -36088,6 +35719,7 @@
     <w:rsid w:val="009E232C"/>
     <w:rsid w:val="00A41199"/>
     <w:rsid w:val="00AB247D"/>
+    <w:rsid w:val="00AD06F8"/>
     <w:rsid w:val="00B55005"/>
     <w:rsid w:val="00B7477C"/>
     <w:rsid w:val="00BD0C72"/>
@@ -36106,6 +35738,7 @@
     <w:rsid w:val="00F969FC"/>
     <w:rsid w:val="00FC0904"/>
     <w:rsid w:val="00FC6796"/>
+    <w:rsid w:val="00FE6F35"/>
   </w:rsids>
   <m:mathPr>
     <m:mathFont m:val="Cambria Math"/>
@@ -36935,155 +36568,6 @@
 </file>
 
 <file path=customXml/item3.xml><?xml version="1.0" encoding="utf-8"?>
-<p:properties xmlns:p="http://schemas.microsoft.com/office/2006/metadata/properties" xmlns:xsi="http://www.w3.org/2001/XMLSchema-instance" xmlns:pc="http://schemas.microsoft.com/office/infopath/2007/PartnerControls">
-  <documentManagement>
-    <TPExecutable xmlns="6d93d202-47fc-4405-873a-cab67cc5f1b2" xsi:nil="true"/>
-    <SubmitterId xmlns="6d93d202-47fc-4405-873a-cab67cc5f1b2" xsi:nil="true"/>
-    <DirectSourceMarket xmlns="6d93d202-47fc-4405-873a-cab67cc5f1b2">english</DirectSourceMarket>
-    <AssetType xmlns="6d93d202-47fc-4405-873a-cab67cc5f1b2" xsi:nil="true"/>
-    <Milestone xmlns="6d93d202-47fc-4405-873a-cab67cc5f1b2" xsi:nil="true"/>
-    <OriginAsset xmlns="6d93d202-47fc-4405-873a-cab67cc5f1b2" xsi:nil="true"/>
-    <TPComponent xmlns="6d93d202-47fc-4405-873a-cab67cc5f1b2" xsi:nil="true"/>
-    <AssetId xmlns="6d93d202-47fc-4405-873a-cab67cc5f1b2">TP101840837</AssetId>
-    <TPFriendlyName xmlns="6d93d202-47fc-4405-873a-cab67cc5f1b2" xsi:nil="true"/>
-    <SourceTitle xmlns="6d93d202-47fc-4405-873a-cab67cc5f1b2" xsi:nil="true"/>
-    <TPApplication xmlns="6d93d202-47fc-4405-873a-cab67cc5f1b2" xsi:nil="true"/>
-    <TPLaunchHelpLink xmlns="6d93d202-47fc-4405-873a-cab67cc5f1b2" xsi:nil="true"/>
-    <OpenTemplate xmlns="6d93d202-47fc-4405-873a-cab67cc5f1b2">true</OpenTemplate>
-    <PlannedPubDate xmlns="6d93d202-47fc-4405-873a-cab67cc5f1b2">2010-03-09T05:43:00+00:00</PlannedPubDate>
-    <CrawlForDependencies xmlns="6d93d202-47fc-4405-873a-cab67cc5f1b2">false</CrawlForDependencies>
-    <TrustLevel xmlns="6d93d202-47fc-4405-873a-cab67cc5f1b2">1 Microsoft Managed Content</TrustLevel>
-    <PublishStatusLookup xmlns="6d93d202-47fc-4405-873a-cab67cc5f1b2">
-      <Value>336099</Value>
-      <Value>458294</Value>
-    </PublishStatusLookup>
-    <TemplateTemplateType xmlns="6d93d202-47fc-4405-873a-cab67cc5f1b2">Word Document Template</TemplateTemplateType>
-    <TPNamespace xmlns="6d93d202-47fc-4405-873a-cab67cc5f1b2" xsi:nil="true"/>
-    <Markets xmlns="6d93d202-47fc-4405-873a-cab67cc5f1b2"/>
-    <OriginalSourceMarket xmlns="6d93d202-47fc-4405-873a-cab67cc5f1b2">english</OriginalSourceMarket>
-    <TPInstallLocation xmlns="6d93d202-47fc-4405-873a-cab67cc5f1b2" xsi:nil="true"/>
-    <TPAppVersion xmlns="6d93d202-47fc-4405-873a-cab67cc5f1b2">01/07/2025</TPAppVersion>
-    <TPCommandLine xmlns="6d93d202-47fc-4405-873a-cab67cc5f1b2" xsi:nil="true"/>
-    <APAuthor xmlns="6d93d202-47fc-4405-873a-cab67cc5f1b2">
-      <UserInfo>
-        <DisplayName/>
-        <AccountId>1073741823</AccountId>
-        <AccountType/>
-      </UserInfo>
-    </APAuthor>
-    <EditorialStatus xmlns="6d93d202-47fc-4405-873a-cab67cc5f1b2" xsi:nil="true"/>
-    <PublishTargets xmlns="6d93d202-47fc-4405-873a-cab67cc5f1b2">OfficeOnline</PublishTargets>
-    <TPLaunchHelpLinkType xmlns="6d93d202-47fc-4405-873a-cab67cc5f1b2">Template</TPLaunchHelpLinkType>
-    <TPClientViewer xmlns="6d93d202-47fc-4405-873a-cab67cc5f1b2" xsi:nil="true"/>
-    <CSXHash xmlns="6d93d202-47fc-4405-873a-cab67cc5f1b2" xsi:nil="true"/>
-    <IsDeleted xmlns="6d93d202-47fc-4405-873a-cab67cc5f1b2">false</IsDeleted>
-    <ShowIn xmlns="6d93d202-47fc-4405-873a-cab67cc5f1b2">Show everywhere</ShowIn>
-    <UANotes xmlns="6d93d202-47fc-4405-873a-cab67cc5f1b2" xsi:nil="true"/>
-    <TemplateStatus xmlns="6d93d202-47fc-4405-873a-cab67cc5f1b2" xsi:nil="true"/>
-    <Downloads xmlns="6d93d202-47fc-4405-873a-cab67cc5f1b2">0</Downloads>
-    <AcquiredFrom xmlns="6d93d202-47fc-4405-873a-cab67cc5f1b2">Internal MS</AcquiredFrom>
-    <IsSearchable xmlns="6d93d202-47fc-4405-873a-cab67cc5f1b2">false</IsSearchable>
-    <ThumbnailAssetId xmlns="6d93d202-47fc-4405-873a-cab67cc5f1b2" xsi:nil="true"/>
-    <MarketSpecific xmlns="6d93d202-47fc-4405-873a-cab67cc5f1b2" xsi:nil="true"/>
-    <MachineTranslated xmlns="6d93d202-47fc-4405-873a-cab67cc5f1b2">false</MachineTranslated>
-    <ArtSampleDocs xmlns="6d93d202-47fc-4405-873a-cab67cc5f1b2" xsi:nil="true"/>
-    <ApprovalLog xmlns="6d93d202-47fc-4405-873a-cab67cc5f1b2" xsi:nil="true"/>
-    <ApprovalStatus xmlns="6d93d202-47fc-4405-873a-cab67cc5f1b2">InProgress</ApprovalStatus>
-    <EditorialTags xmlns="6d93d202-47fc-4405-873a-cab67cc5f1b2" xsi:nil="true"/>
-    <LastHandOff xmlns="6d93d202-47fc-4405-873a-cab67cc5f1b2" xsi:nil="true"/>
-    <BusinessGroup xmlns="6d93d202-47fc-4405-873a-cab67cc5f1b2" xsi:nil="true"/>
-    <VoteCount xmlns="6d93d202-47fc-4405-873a-cab67cc5f1b2" xsi:nil="true"/>
-    <UACurrentWords xmlns="6d93d202-47fc-4405-873a-cab67cc5f1b2" xsi:nil="true"/>
-    <Manager xmlns="6d93d202-47fc-4405-873a-cab67cc5f1b2" xsi:nil="true"/>
-    <NumericId xmlns="6d93d202-47fc-4405-873a-cab67cc5f1b2" xsi:nil="true"/>
-    <Component xmlns="64acb2c5-0a2b-4bda-bd34-58e36cbb80d2" xsi:nil="true"/>
-    <HandoffToMSDN xmlns="6d93d202-47fc-4405-873a-cab67cc5f1b2" xsi:nil="true"/>
-    <UALocComments xmlns="6d93d202-47fc-4405-873a-cab67cc5f1b2" xsi:nil="true"/>
-    <UALocRecommendation xmlns="6d93d202-47fc-4405-873a-cab67cc5f1b2">Localize</UALocRecommendation>
-    <AssetStart xmlns="6d93d202-47fc-4405-873a-cab67cc5f1b2">2010-10-20T14:05:51+00:00</AssetStart>
-    <LastModifiedDateTime xmlns="6d93d202-47fc-4405-873a-cab67cc5f1b2" xsi:nil="true"/>
-    <LastPublishResultLookup xmlns="6d93d202-47fc-4405-873a-cab67cc5f1b2" xsi:nil="true"/>
-    <AverageRating xmlns="6d93d202-47fc-4405-873a-cab67cc5f1b2" xsi:nil="true"/>
-    <CSXUpdate xmlns="6d93d202-47fc-4405-873a-cab67cc5f1b2">false</CSXUpdate>
-    <UAProjectedTotalWords xmlns="6d93d202-47fc-4405-873a-cab67cc5f1b2" xsi:nil="true"/>
-    <AssetExpire xmlns="6d93d202-47fc-4405-873a-cab67cc5f1b2">2100-01-01T00:00:00+00:00</AssetExpire>
-    <IntlLangReviewDate xmlns="6d93d202-47fc-4405-873a-cab67cc5f1b2" xsi:nil="true"/>
-    <IntlLangReview xmlns="6d93d202-47fc-4405-873a-cab67cc5f1b2" xsi:nil="true"/>
-    <OOCacheId xmlns="6d93d202-47fc-4405-873a-cab67cc5f1b2" xsi:nil="true"/>
-    <PolicheckWords xmlns="6d93d202-47fc-4405-873a-cab67cc5f1b2" xsi:nil="true"/>
-    <CSXSubmissionMarket xmlns="6d93d202-47fc-4405-873a-cab67cc5f1b2" xsi:nil="true"/>
-    <BlockPublish xmlns="6d93d202-47fc-4405-873a-cab67cc5f1b2" xsi:nil="true"/>
-    <FriendlyTitle xmlns="6d93d202-47fc-4405-873a-cab67cc5f1b2" xsi:nil="true"/>
-    <Providers xmlns="6d93d202-47fc-4405-873a-cab67cc5f1b2" xsi:nil="true"/>
-    <TimesCloned xmlns="6d93d202-47fc-4405-873a-cab67cc5f1b2" xsi:nil="true"/>
-    <ClipArtFilename xmlns="6d93d202-47fc-4405-873a-cab67cc5f1b2" xsi:nil="true"/>
-    <APDescription xmlns="6d93d202-47fc-4405-873a-cab67cc5f1b2" xsi:nil="true"/>
-    <PrimaryImageGen xmlns="6d93d202-47fc-4405-873a-cab67cc5f1b2">false</PrimaryImageGen>
-    <ContentItem xmlns="6d93d202-47fc-4405-873a-cab67cc5f1b2" xsi:nil="true"/>
-    <BugNumber xmlns="6d93d202-47fc-4405-873a-cab67cc5f1b2" xsi:nil="true"/>
-    <LegacyData xmlns="6d93d202-47fc-4405-873a-cab67cc5f1b2" xsi:nil="true"/>
-    <Description0 xmlns="64acb2c5-0a2b-4bda-bd34-58e36cbb80d2" xsi:nil="true"/>
-    <IntlLangReviewer xmlns="6d93d202-47fc-4405-873a-cab67cc5f1b2" xsi:nil="true"/>
-    <IntlLocPriority xmlns="6d93d202-47fc-4405-873a-cab67cc5f1b2" xsi:nil="true"/>
-    <Provider xmlns="6d93d202-47fc-4405-873a-cab67cc5f1b2" xsi:nil="true"/>
-    <CSXSubmissionDate xmlns="6d93d202-47fc-4405-873a-cab67cc5f1b2" xsi:nil="true"/>
-    <DSATActionTaken xmlns="6d93d202-47fc-4405-873a-cab67cc5f1b2" xsi:nil="true"/>
-    <APEditor xmlns="6d93d202-47fc-4405-873a-cab67cc5f1b2">
-      <UserInfo>
-        <DisplayName/>
-        <AccountId xsi:nil="true"/>
-        <AccountType/>
-      </UserInfo>
-    </APEditor>
-    <OutputCachingOn xmlns="6d93d202-47fc-4405-873a-cab67cc5f1b2">false</OutputCachingOn>
-    <ParentAssetId xmlns="6d93d202-47fc-4405-873a-cab67cc5f1b2" xsi:nil="true"/>
-    <LocManualTestRequired xmlns="6d93d202-47fc-4405-873a-cab67cc5f1b2" xsi:nil="true"/>
-    <LocalizationTagsTaxHTField0 xmlns="6d93d202-47fc-4405-873a-cab67cc5f1b2">
-      <Terms xmlns="http://schemas.microsoft.com/office/infopath/2007/PartnerControls"/>
-    </LocalizationTagsTaxHTField0>
-    <CampaignTagsTaxHTField0 xmlns="6d93d202-47fc-4405-873a-cab67cc5f1b2">
-      <Terms xmlns="http://schemas.microsoft.com/office/infopath/2007/PartnerControls"/>
-    </CampaignTagsTaxHTField0>
-    <LocLastLocAttemptVersionLookup xmlns="6d93d202-47fc-4405-873a-cab67cc5f1b2">146743</LocLastLocAttemptVersionLookup>
-    <InternalTagsTaxHTField0 xmlns="6d93d202-47fc-4405-873a-cab67cc5f1b2">
-      <Terms xmlns="http://schemas.microsoft.com/office/infopath/2007/PartnerControls"/>
-    </InternalTagsTaxHTField0>
-    <LocProcessedForMarketsLookup xmlns="6d93d202-47fc-4405-873a-cab67cc5f1b2" xsi:nil="true"/>
-    <LocRecommendedHandoff xmlns="6d93d202-47fc-4405-873a-cab67cc5f1b2" xsi:nil="true"/>
-    <LocOverallPreviewStatusLookup xmlns="6d93d202-47fc-4405-873a-cab67cc5f1b2" xsi:nil="true"/>
-    <LocOverallPublishStatusLookup xmlns="6d93d202-47fc-4405-873a-cab67cc5f1b2" xsi:nil="true"/>
-    <LocProcessedForHandoffsLookup xmlns="6d93d202-47fc-4405-873a-cab67cc5f1b2" xsi:nil="true"/>
-    <LocLastLocAttemptVersionTypeLookup xmlns="6d93d202-47fc-4405-873a-cab67cc5f1b2" xsi:nil="true"/>
-    <LocOverallHandbackStatusLookup xmlns="6d93d202-47fc-4405-873a-cab67cc5f1b2" xsi:nil="true"/>
-    <LocComments xmlns="6d93d202-47fc-4405-873a-cab67cc5f1b2" xsi:nil="true"/>
-    <TaxCatchAll xmlns="6d93d202-47fc-4405-873a-cab67cc5f1b2"/>
-    <RecommendationsModifier xmlns="6d93d202-47fc-4405-873a-cab67cc5f1b2" xsi:nil="true"/>
-    <ScenarioTagsTaxHTField0 xmlns="6d93d202-47fc-4405-873a-cab67cc5f1b2">
-      <Terms xmlns="http://schemas.microsoft.com/office/infopath/2007/PartnerControls"/>
-    </ScenarioTagsTaxHTField0>
-    <FeatureTagsTaxHTField0 xmlns="6d93d202-47fc-4405-873a-cab67cc5f1b2">
-      <Terms xmlns="http://schemas.microsoft.com/office/infopath/2007/PartnerControls"/>
-    </FeatureTagsTaxHTField0>
-    <LocOverallLocStatusLookup xmlns="6d93d202-47fc-4405-873a-cab67cc5f1b2" xsi:nil="true"/>
-    <LocPublishedLinkedAssetsLookup xmlns="6d93d202-47fc-4405-873a-cab67cc5f1b2" xsi:nil="true"/>
-    <LocNewPublishedVersionLookup xmlns="6d93d202-47fc-4405-873a-cab67cc5f1b2" xsi:nil="true"/>
-    <LocPublishedDependentAssetsLookup xmlns="6d93d202-47fc-4405-873a-cab67cc5f1b2" xsi:nil="true"/>
-    <OriginalRelease xmlns="6d93d202-47fc-4405-873a-cab67cc5f1b2">14</OriginalRelease>
-    <LocMarketGroupTiers2 xmlns="6d93d202-47fc-4405-873a-cab67cc5f1b2" xsi:nil="true"/>
-  </documentManagement>
-</p:properties>
-</file>
-
-<file path=customXml/item4.xml><?xml version="1.0" encoding="utf-8"?>
-<?mso-contentType ?>
-<FormTemplates xmlns="http://schemas.microsoft.com/sharepoint/v3/contenttype/forms">
-  <Display>DocumentLibraryForm</Display>
-  <Edit>AssetEditForm</Edit>
-  <New>DocumentLibraryForm</New>
-</FormTemplates>
-</file>
-
-<file path=customXml/item5.xml><?xml version="1.0" encoding="utf-8"?>
 <ct:contentTypeSchema xmlns:ct="http://schemas.microsoft.com/office/2006/metadata/contentType" xmlns:ma="http://schemas.microsoft.com/office/2006/metadata/properties/metaAttributes" ct:_="" ma:_="" ma:contentTypeName="TemplateFile" ma:contentTypeID="0x01010069924D1ECC420D47A2456556BC94F7370400BDF4491DEA4973499845289601F88B9F" ma:contentTypeVersion="55" ma:contentTypeDescription="Create a new document." ma:contentTypeScope="" ma:versionID="41eb558a2b826e6e4f9defd990175bec">
   <xsd:schema xmlns:xsd="http://www.w3.org/2001/XMLSchema" xmlns:xs="http://www.w3.org/2001/XMLSchema" xmlns:p="http://schemas.microsoft.com/office/2006/metadata/properties" xmlns:ns2="6d93d202-47fc-4405-873a-cab67cc5f1b2" xmlns:ns3="64acb2c5-0a2b-4bda-bd34-58e36cbb80d2" targetNamespace="http://schemas.microsoft.com/office/2006/metadata/properties" ma:root="true" ma:fieldsID="19deea0185cf7bc57eee9b90b1ba2ace" ns2:_="" ns3:_="">
     <xsd:import namespace="6d93d202-47fc-4405-873a-cab67cc5f1b2"/>
@@ -38142,6 +37626,155 @@
 </ct:contentTypeSchema>
 </file>
 
+<file path=customXml/item4.xml><?xml version="1.0" encoding="utf-8"?>
+<?mso-contentType ?>
+<FormTemplates xmlns="http://schemas.microsoft.com/sharepoint/v3/contenttype/forms">
+  <Display>DocumentLibraryForm</Display>
+  <Edit>AssetEditForm</Edit>
+  <New>DocumentLibraryForm</New>
+</FormTemplates>
+</file>
+
+<file path=customXml/item5.xml><?xml version="1.0" encoding="utf-8"?>
+<p:properties xmlns:p="http://schemas.microsoft.com/office/2006/metadata/properties" xmlns:xsi="http://www.w3.org/2001/XMLSchema-instance" xmlns:pc="http://schemas.microsoft.com/office/infopath/2007/PartnerControls">
+  <documentManagement>
+    <TPExecutable xmlns="6d93d202-47fc-4405-873a-cab67cc5f1b2" xsi:nil="true"/>
+    <SubmitterId xmlns="6d93d202-47fc-4405-873a-cab67cc5f1b2" xsi:nil="true"/>
+    <DirectSourceMarket xmlns="6d93d202-47fc-4405-873a-cab67cc5f1b2">english</DirectSourceMarket>
+    <AssetType xmlns="6d93d202-47fc-4405-873a-cab67cc5f1b2" xsi:nil="true"/>
+    <Milestone xmlns="6d93d202-47fc-4405-873a-cab67cc5f1b2" xsi:nil="true"/>
+    <OriginAsset xmlns="6d93d202-47fc-4405-873a-cab67cc5f1b2" xsi:nil="true"/>
+    <TPComponent xmlns="6d93d202-47fc-4405-873a-cab67cc5f1b2" xsi:nil="true"/>
+    <AssetId xmlns="6d93d202-47fc-4405-873a-cab67cc5f1b2">TP101840837</AssetId>
+    <TPFriendlyName xmlns="6d93d202-47fc-4405-873a-cab67cc5f1b2" xsi:nil="true"/>
+    <SourceTitle xmlns="6d93d202-47fc-4405-873a-cab67cc5f1b2" xsi:nil="true"/>
+    <TPApplication xmlns="6d93d202-47fc-4405-873a-cab67cc5f1b2" xsi:nil="true"/>
+    <TPLaunchHelpLink xmlns="6d93d202-47fc-4405-873a-cab67cc5f1b2" xsi:nil="true"/>
+    <OpenTemplate xmlns="6d93d202-47fc-4405-873a-cab67cc5f1b2">true</OpenTemplate>
+    <PlannedPubDate xmlns="6d93d202-47fc-4405-873a-cab67cc5f1b2">2010-03-09T05:43:00+00:00</PlannedPubDate>
+    <CrawlForDependencies xmlns="6d93d202-47fc-4405-873a-cab67cc5f1b2">false</CrawlForDependencies>
+    <TrustLevel xmlns="6d93d202-47fc-4405-873a-cab67cc5f1b2">1 Microsoft Managed Content</TrustLevel>
+    <PublishStatusLookup xmlns="6d93d202-47fc-4405-873a-cab67cc5f1b2">
+      <Value>336099</Value>
+      <Value>458294</Value>
+    </PublishStatusLookup>
+    <TemplateTemplateType xmlns="6d93d202-47fc-4405-873a-cab67cc5f1b2">Word Document Template</TemplateTemplateType>
+    <TPNamespace xmlns="6d93d202-47fc-4405-873a-cab67cc5f1b2" xsi:nil="true"/>
+    <Markets xmlns="6d93d202-47fc-4405-873a-cab67cc5f1b2"/>
+    <OriginalSourceMarket xmlns="6d93d202-47fc-4405-873a-cab67cc5f1b2">english</OriginalSourceMarket>
+    <TPInstallLocation xmlns="6d93d202-47fc-4405-873a-cab67cc5f1b2" xsi:nil="true"/>
+    <TPAppVersion xmlns="6d93d202-47fc-4405-873a-cab67cc5f1b2">03/07/2025</TPAppVersion>
+    <TPCommandLine xmlns="6d93d202-47fc-4405-873a-cab67cc5f1b2" xsi:nil="true"/>
+    <APAuthor xmlns="6d93d202-47fc-4405-873a-cab67cc5f1b2">
+      <UserInfo>
+        <DisplayName/>
+        <AccountId>1073741823</AccountId>
+        <AccountType/>
+      </UserInfo>
+    </APAuthor>
+    <EditorialStatus xmlns="6d93d202-47fc-4405-873a-cab67cc5f1b2" xsi:nil="true"/>
+    <PublishTargets xmlns="6d93d202-47fc-4405-873a-cab67cc5f1b2">OfficeOnline</PublishTargets>
+    <TPLaunchHelpLinkType xmlns="6d93d202-47fc-4405-873a-cab67cc5f1b2">Template</TPLaunchHelpLinkType>
+    <TPClientViewer xmlns="6d93d202-47fc-4405-873a-cab67cc5f1b2" xsi:nil="true"/>
+    <CSXHash xmlns="6d93d202-47fc-4405-873a-cab67cc5f1b2" xsi:nil="true"/>
+    <IsDeleted xmlns="6d93d202-47fc-4405-873a-cab67cc5f1b2">false</IsDeleted>
+    <ShowIn xmlns="6d93d202-47fc-4405-873a-cab67cc5f1b2">Show everywhere</ShowIn>
+    <UANotes xmlns="6d93d202-47fc-4405-873a-cab67cc5f1b2" xsi:nil="true"/>
+    <TemplateStatus xmlns="6d93d202-47fc-4405-873a-cab67cc5f1b2" xsi:nil="true"/>
+    <Downloads xmlns="6d93d202-47fc-4405-873a-cab67cc5f1b2">0</Downloads>
+    <AcquiredFrom xmlns="6d93d202-47fc-4405-873a-cab67cc5f1b2">Internal MS</AcquiredFrom>
+    <IsSearchable xmlns="6d93d202-47fc-4405-873a-cab67cc5f1b2">false</IsSearchable>
+    <ThumbnailAssetId xmlns="6d93d202-47fc-4405-873a-cab67cc5f1b2" xsi:nil="true"/>
+    <MarketSpecific xmlns="6d93d202-47fc-4405-873a-cab67cc5f1b2" xsi:nil="true"/>
+    <MachineTranslated xmlns="6d93d202-47fc-4405-873a-cab67cc5f1b2">false</MachineTranslated>
+    <ArtSampleDocs xmlns="6d93d202-47fc-4405-873a-cab67cc5f1b2" xsi:nil="true"/>
+    <ApprovalLog xmlns="6d93d202-47fc-4405-873a-cab67cc5f1b2" xsi:nil="true"/>
+    <ApprovalStatus xmlns="6d93d202-47fc-4405-873a-cab67cc5f1b2">InProgress</ApprovalStatus>
+    <EditorialTags xmlns="6d93d202-47fc-4405-873a-cab67cc5f1b2" xsi:nil="true"/>
+    <LastHandOff xmlns="6d93d202-47fc-4405-873a-cab67cc5f1b2" xsi:nil="true"/>
+    <BusinessGroup xmlns="6d93d202-47fc-4405-873a-cab67cc5f1b2" xsi:nil="true"/>
+    <VoteCount xmlns="6d93d202-47fc-4405-873a-cab67cc5f1b2" xsi:nil="true"/>
+    <UACurrentWords xmlns="6d93d202-47fc-4405-873a-cab67cc5f1b2" xsi:nil="true"/>
+    <Manager xmlns="6d93d202-47fc-4405-873a-cab67cc5f1b2" xsi:nil="true"/>
+    <NumericId xmlns="6d93d202-47fc-4405-873a-cab67cc5f1b2" xsi:nil="true"/>
+    <Component xmlns="64acb2c5-0a2b-4bda-bd34-58e36cbb80d2" xsi:nil="true"/>
+    <HandoffToMSDN xmlns="6d93d202-47fc-4405-873a-cab67cc5f1b2" xsi:nil="true"/>
+    <UALocComments xmlns="6d93d202-47fc-4405-873a-cab67cc5f1b2" xsi:nil="true"/>
+    <UALocRecommendation xmlns="6d93d202-47fc-4405-873a-cab67cc5f1b2">Localize</UALocRecommendation>
+    <AssetStart xmlns="6d93d202-47fc-4405-873a-cab67cc5f1b2">2010-10-20T14:05:51+00:00</AssetStart>
+    <LastModifiedDateTime xmlns="6d93d202-47fc-4405-873a-cab67cc5f1b2" xsi:nil="true"/>
+    <LastPublishResultLookup xmlns="6d93d202-47fc-4405-873a-cab67cc5f1b2" xsi:nil="true"/>
+    <AverageRating xmlns="6d93d202-47fc-4405-873a-cab67cc5f1b2" xsi:nil="true"/>
+    <CSXUpdate xmlns="6d93d202-47fc-4405-873a-cab67cc5f1b2">false</CSXUpdate>
+    <UAProjectedTotalWords xmlns="6d93d202-47fc-4405-873a-cab67cc5f1b2" xsi:nil="true"/>
+    <AssetExpire xmlns="6d93d202-47fc-4405-873a-cab67cc5f1b2">2100-01-01T00:00:00+00:00</AssetExpire>
+    <IntlLangReviewDate xmlns="6d93d202-47fc-4405-873a-cab67cc5f1b2" xsi:nil="true"/>
+    <IntlLangReview xmlns="6d93d202-47fc-4405-873a-cab67cc5f1b2" xsi:nil="true"/>
+    <OOCacheId xmlns="6d93d202-47fc-4405-873a-cab67cc5f1b2" xsi:nil="true"/>
+    <PolicheckWords xmlns="6d93d202-47fc-4405-873a-cab67cc5f1b2" xsi:nil="true"/>
+    <CSXSubmissionMarket xmlns="6d93d202-47fc-4405-873a-cab67cc5f1b2" xsi:nil="true"/>
+    <BlockPublish xmlns="6d93d202-47fc-4405-873a-cab67cc5f1b2" xsi:nil="true"/>
+    <FriendlyTitle xmlns="6d93d202-47fc-4405-873a-cab67cc5f1b2" xsi:nil="true"/>
+    <Providers xmlns="6d93d202-47fc-4405-873a-cab67cc5f1b2" xsi:nil="true"/>
+    <TimesCloned xmlns="6d93d202-47fc-4405-873a-cab67cc5f1b2" xsi:nil="true"/>
+    <ClipArtFilename xmlns="6d93d202-47fc-4405-873a-cab67cc5f1b2" xsi:nil="true"/>
+    <APDescription xmlns="6d93d202-47fc-4405-873a-cab67cc5f1b2" xsi:nil="true"/>
+    <PrimaryImageGen xmlns="6d93d202-47fc-4405-873a-cab67cc5f1b2">false</PrimaryImageGen>
+    <ContentItem xmlns="6d93d202-47fc-4405-873a-cab67cc5f1b2" xsi:nil="true"/>
+    <BugNumber xmlns="6d93d202-47fc-4405-873a-cab67cc5f1b2" xsi:nil="true"/>
+    <LegacyData xmlns="6d93d202-47fc-4405-873a-cab67cc5f1b2" xsi:nil="true"/>
+    <Description0 xmlns="64acb2c5-0a2b-4bda-bd34-58e36cbb80d2" xsi:nil="true"/>
+    <IntlLangReviewer xmlns="6d93d202-47fc-4405-873a-cab67cc5f1b2" xsi:nil="true"/>
+    <IntlLocPriority xmlns="6d93d202-47fc-4405-873a-cab67cc5f1b2" xsi:nil="true"/>
+    <Provider xmlns="6d93d202-47fc-4405-873a-cab67cc5f1b2" xsi:nil="true"/>
+    <CSXSubmissionDate xmlns="6d93d202-47fc-4405-873a-cab67cc5f1b2" xsi:nil="true"/>
+    <DSATActionTaken xmlns="6d93d202-47fc-4405-873a-cab67cc5f1b2" xsi:nil="true"/>
+    <APEditor xmlns="6d93d202-47fc-4405-873a-cab67cc5f1b2">
+      <UserInfo>
+        <DisplayName/>
+        <AccountId xsi:nil="true"/>
+        <AccountType/>
+      </UserInfo>
+    </APEditor>
+    <OutputCachingOn xmlns="6d93d202-47fc-4405-873a-cab67cc5f1b2">false</OutputCachingOn>
+    <ParentAssetId xmlns="6d93d202-47fc-4405-873a-cab67cc5f1b2" xsi:nil="true"/>
+    <LocManualTestRequired xmlns="6d93d202-47fc-4405-873a-cab67cc5f1b2" xsi:nil="true"/>
+    <LocalizationTagsTaxHTField0 xmlns="6d93d202-47fc-4405-873a-cab67cc5f1b2">
+      <Terms xmlns="http://schemas.microsoft.com/office/infopath/2007/PartnerControls"/>
+    </LocalizationTagsTaxHTField0>
+    <CampaignTagsTaxHTField0 xmlns="6d93d202-47fc-4405-873a-cab67cc5f1b2">
+      <Terms xmlns="http://schemas.microsoft.com/office/infopath/2007/PartnerControls"/>
+    </CampaignTagsTaxHTField0>
+    <LocLastLocAttemptVersionLookup xmlns="6d93d202-47fc-4405-873a-cab67cc5f1b2">146743</LocLastLocAttemptVersionLookup>
+    <InternalTagsTaxHTField0 xmlns="6d93d202-47fc-4405-873a-cab67cc5f1b2">
+      <Terms xmlns="http://schemas.microsoft.com/office/infopath/2007/PartnerControls"/>
+    </InternalTagsTaxHTField0>
+    <LocProcessedForMarketsLookup xmlns="6d93d202-47fc-4405-873a-cab67cc5f1b2" xsi:nil="true"/>
+    <LocRecommendedHandoff xmlns="6d93d202-47fc-4405-873a-cab67cc5f1b2" xsi:nil="true"/>
+    <LocOverallPreviewStatusLookup xmlns="6d93d202-47fc-4405-873a-cab67cc5f1b2" xsi:nil="true"/>
+    <LocOverallPublishStatusLookup xmlns="6d93d202-47fc-4405-873a-cab67cc5f1b2" xsi:nil="true"/>
+    <LocProcessedForHandoffsLookup xmlns="6d93d202-47fc-4405-873a-cab67cc5f1b2" xsi:nil="true"/>
+    <LocLastLocAttemptVersionTypeLookup xmlns="6d93d202-47fc-4405-873a-cab67cc5f1b2" xsi:nil="true"/>
+    <LocOverallHandbackStatusLookup xmlns="6d93d202-47fc-4405-873a-cab67cc5f1b2" xsi:nil="true"/>
+    <LocComments xmlns="6d93d202-47fc-4405-873a-cab67cc5f1b2" xsi:nil="true"/>
+    <TaxCatchAll xmlns="6d93d202-47fc-4405-873a-cab67cc5f1b2"/>
+    <RecommendationsModifier xmlns="6d93d202-47fc-4405-873a-cab67cc5f1b2" xsi:nil="true"/>
+    <ScenarioTagsTaxHTField0 xmlns="6d93d202-47fc-4405-873a-cab67cc5f1b2">
+      <Terms xmlns="http://schemas.microsoft.com/office/infopath/2007/PartnerControls"/>
+    </ScenarioTagsTaxHTField0>
+    <FeatureTagsTaxHTField0 xmlns="6d93d202-47fc-4405-873a-cab67cc5f1b2">
+      <Terms xmlns="http://schemas.microsoft.com/office/infopath/2007/PartnerControls"/>
+    </FeatureTagsTaxHTField0>
+    <LocOverallLocStatusLookup xmlns="6d93d202-47fc-4405-873a-cab67cc5f1b2" xsi:nil="true"/>
+    <LocPublishedLinkedAssetsLookup xmlns="6d93d202-47fc-4405-873a-cab67cc5f1b2" xsi:nil="true"/>
+    <LocNewPublishedVersionLookup xmlns="6d93d202-47fc-4405-873a-cab67cc5f1b2" xsi:nil="true"/>
+    <LocPublishedDependentAssetsLookup xmlns="6d93d202-47fc-4405-873a-cab67cc5f1b2" xsi:nil="true"/>
+    <OriginalRelease xmlns="6d93d202-47fc-4405-873a-cab67cc5f1b2">14</OriginalRelease>
+    <LocMarketGroupTiers2 xmlns="6d93d202-47fc-4405-873a-cab67cc5f1b2" xsi:nil="true"/>
+  </documentManagement>
+</p:properties>
+</file>
+
 <file path=customXml/itemProps1.xml><?xml version="1.0" encoding="utf-8"?>
 <ds:datastoreItem xmlns:ds="http://schemas.openxmlformats.org/officeDocument/2006/customXml" ds:itemID="{55AF091B-3C7A-41E3-B477-F2FDAA23CFDA}">
   <ds:schemaRefs>
@@ -38159,31 +37792,6 @@
 </file>
 
 <file path=customXml/itemProps3.xml><?xml version="1.0" encoding="utf-8"?>
-<ds:datastoreItem xmlns:ds="http://schemas.openxmlformats.org/officeDocument/2006/customXml" ds:itemID="{2DF866C4-50CD-47D7-BED6-205C60F51F83}">
-  <ds:schemaRefs>
-    <ds:schemaRef ds:uri="http://schemas.microsoft.com/office/2006/documentManagement/types"/>
-    <ds:schemaRef ds:uri="http://purl.org/dc/elements/1.1/"/>
-    <ds:schemaRef ds:uri="http://schemas.microsoft.com/office/2006/metadata/properties"/>
-    <ds:schemaRef ds:uri="6d93d202-47fc-4405-873a-cab67cc5f1b2"/>
-    <ds:schemaRef ds:uri="http://schemas.microsoft.com/office/infopath/2007/PartnerControls"/>
-    <ds:schemaRef ds:uri="http://purl.org/dc/terms/"/>
-    <ds:schemaRef ds:uri="64acb2c5-0a2b-4bda-bd34-58e36cbb80d2"/>
-    <ds:schemaRef ds:uri="http://schemas.openxmlformats.org/package/2006/metadata/core-properties"/>
-    <ds:schemaRef ds:uri="http://www.w3.org/XML/1998/namespace"/>
-    <ds:schemaRef ds:uri="http://purl.org/dc/dcmitype/"/>
-  </ds:schemaRefs>
-</ds:datastoreItem>
-</file>
-
-<file path=customXml/itemProps4.xml><?xml version="1.0" encoding="utf-8"?>
-<ds:datastoreItem xmlns:ds="http://schemas.openxmlformats.org/officeDocument/2006/customXml" ds:itemID="{0997F6B8-5DA6-4A19-9077-FDDDE75F6343}">
-  <ds:schemaRefs>
-    <ds:schemaRef ds:uri="http://schemas.microsoft.com/sharepoint/v3/contenttype/forms"/>
-  </ds:schemaRefs>
-</ds:datastoreItem>
-</file>
-
-<file path=customXml/itemProps5.xml><?xml version="1.0" encoding="utf-8"?>
 <ds:datastoreItem xmlns:ds="http://schemas.openxmlformats.org/officeDocument/2006/customXml" ds:itemID="{998361FD-1826-403A-96A6-4B967799DB7D}">
   <ds:schemaRefs>
     <ds:schemaRef ds:uri="http://schemas.microsoft.com/office/2006/metadata/contentType"/>
@@ -38200,4 +37808,23 @@
     <ds:schemaRef ds:uri="http://schemas.microsoft.com/internal/obd"/>
   </ds:schemaRefs>
 </ds:datastoreItem>
+</file>
+
+<file path=customXml/itemProps4.xml><?xml version="1.0" encoding="utf-8"?>
+<ds:datastoreItem xmlns:ds="http://schemas.openxmlformats.org/officeDocument/2006/customXml" ds:itemID="{0997F6B8-5DA6-4A19-9077-FDDDE75F6343}">
+  <ds:schemaRefs>
+    <ds:schemaRef ds:uri="http://schemas.microsoft.com/sharepoint/v3/contenttype/forms"/>
+  </ds:schemaRefs>
+</ds:datastoreItem>
+</file>
+
+<file path=customXml/itemProps5.xml><?xml version="1.0" encoding="utf-8"?>
+<ds:datastoreItem xmlns:ds="http://schemas.openxmlformats.org/officeDocument/2006/customXml" ds:itemID="{2DF866C4-50CD-47D7-BED6-205C60F51F83}">
+  <ds:schemaRefs>
+    <ds:schemaRef ds:uri="http://schemas.microsoft.com/office/2006/metadata/properties"/>
+    <ds:schemaRef ds:uri="http://schemas.microsoft.com/office/infopath/2007/PartnerControls"/>
+    <ds:schemaRef ds:uri="6d93d202-47fc-4405-873a-cab67cc5f1b2"/>
+    <ds:schemaRef ds:uri="64acb2c5-0a2b-4bda-bd34-58e36cbb80d2"/>
+  </ds:schemaRefs>
+</ds:datastoreItem>
 </file>
--- a/EBIOS Risk Manager - Formation - Livret stagiaire.docx
+++ b/EBIOS Risk Manager - Formation - Livret stagiaire.docx
@@ -106,6 +106,7 @@
         <w:dataBinding w:prefixMappings="xmlns:ns0='http://schemas.openxmlformats.org/package/2006/metadata/core-properties' xmlns:ns1='http://purl.org/dc/elements/1.1/'" w:xpath="/ns0:coreProperties[1]/ns1:title[1]" w:storeItemID="{6C3C8BC8-F283-45AE-878A-BAB7291924A1}"/>
         <w:text/>
       </w:sdtPr>
+      <w:sdtEndPr/>
       <w:sdtContent>
         <w:p>
           <w:pPr>
@@ -142,6 +143,7 @@
           <w:dataBinding w:prefixMappings="xmlns:ns0='http://schemas.openxmlformats.org/package/2006/metadata/core-properties' xmlns:ns1='http://purl.org/dc/elements/1.1/'" w:xpath="/ns0:coreProperties[1]/ns1:subject[1]" w:storeItemID="{6C3C8BC8-F283-45AE-878A-BAB7291924A1}"/>
           <w:text/>
         </w:sdtPr>
+        <w:sdtEndPr/>
         <w:sdtContent>
           <w:r>
             <w:rPr>
@@ -401,6 +403,55 @@
           <w:p>
             <w:r>
               <w:t>Amélioration de la cohérence entre les éléments du kit</w:t>
+            </w:r>
+          </w:p>
+        </w:tc>
+        <w:tc>
+          <w:tcPr>
+            <w:tcW w:w="939" w:type="pct"/>
+            <w:vAlign w:val="center"/>
+          </w:tcPr>
+          <w:p>
+            <w:r>
+              <w:t>Matthieu GRALL</w:t>
+            </w:r>
+          </w:p>
+        </w:tc>
+        <w:tc>
+          <w:tcPr>
+            <w:tcW w:w="1241" w:type="pct"/>
+            <w:vAlign w:val="center"/>
+          </w:tcPr>
+          <w:p>
+            <w:r>
+              <w:t>Amélioration continue</w:t>
+            </w:r>
+          </w:p>
+        </w:tc>
+      </w:tr>
+      <w:tr>
+        <w:trPr>
+          <w:jc w:val="center"/>
+        </w:trPr>
+        <w:tc>
+          <w:tcPr>
+            <w:tcW w:w="696" w:type="pct"/>
+            <w:vAlign w:val="center"/>
+          </w:tcPr>
+          <w:p>
+            <w:r>
+              <w:t>22/10/2025</w:t>
+            </w:r>
+          </w:p>
+        </w:tc>
+        <w:tc>
+          <w:tcPr>
+            <w:tcW w:w="2123" w:type="pct"/>
+            <w:vAlign w:val="center"/>
+          </w:tcPr>
+          <w:p>
+            <w:r>
+              <w:t>Corrections mineures</w:t>
             </w:r>
           </w:p>
         </w:tc>
@@ -7868,7 +7919,6 @@
               <w:bottom w:val="single" w:sz="8" w:space="0" w:color="000000"/>
               <w:right w:val="single" w:sz="8" w:space="0" w:color="000000"/>
             </w:tcBorders>
-            <w:shd w:val="clear" w:color="auto" w:fill="auto"/>
             <w:tcMar>
               <w:top w:w="15" w:type="dxa"/>
               <w:left w:w="93" w:type="dxa"/>
@@ -7981,7 +8031,6 @@
               <w:bottom w:val="single" w:sz="8" w:space="0" w:color="000000"/>
               <w:right w:val="single" w:sz="8" w:space="0" w:color="000000"/>
             </w:tcBorders>
-            <w:shd w:val="clear" w:color="auto" w:fill="auto"/>
             <w:tcMar>
               <w:top w:w="15" w:type="dxa"/>
               <w:left w:w="93" w:type="dxa"/>
@@ -8017,7 +8066,6 @@
               <w:bottom w:val="single" w:sz="8" w:space="0" w:color="000000"/>
               <w:right w:val="single" w:sz="8" w:space="0" w:color="000000"/>
             </w:tcBorders>
-            <w:shd w:val="clear" w:color="auto" w:fill="auto"/>
             <w:tcMar>
               <w:top w:w="15" w:type="dxa"/>
               <w:left w:w="93" w:type="dxa"/>
@@ -8053,7 +8101,6 @@
               <w:bottom w:val="single" w:sz="8" w:space="0" w:color="000000"/>
               <w:right w:val="single" w:sz="8" w:space="0" w:color="000000"/>
             </w:tcBorders>
-            <w:shd w:val="clear" w:color="auto" w:fill="auto"/>
             <w:tcMar>
               <w:top w:w="15" w:type="dxa"/>
               <w:left w:w="93" w:type="dxa"/>
@@ -8089,7 +8136,6 @@
               <w:bottom w:val="single" w:sz="8" w:space="0" w:color="000000"/>
               <w:right w:val="single" w:sz="8" w:space="0" w:color="000000"/>
             </w:tcBorders>
-            <w:shd w:val="clear" w:color="auto" w:fill="auto"/>
             <w:tcMar>
               <w:top w:w="15" w:type="dxa"/>
               <w:left w:w="93" w:type="dxa"/>
@@ -8185,7 +8231,6 @@
               <w:bottom w:val="single" w:sz="8" w:space="0" w:color="000000"/>
               <w:right w:val="single" w:sz="8" w:space="0" w:color="000000"/>
             </w:tcBorders>
-            <w:shd w:val="clear" w:color="auto" w:fill="auto"/>
             <w:tcMar>
               <w:top w:w="15" w:type="dxa"/>
               <w:left w:w="93" w:type="dxa"/>
@@ -8431,7 +8476,6 @@
               <w:bottom w:val="single" w:sz="8" w:space="0" w:color="000000"/>
               <w:right w:val="single" w:sz="8" w:space="0" w:color="000000"/>
             </w:tcBorders>
-            <w:shd w:val="clear" w:color="auto" w:fill="auto"/>
             <w:tcMar>
               <w:top w:w="15" w:type="dxa"/>
               <w:left w:w="93" w:type="dxa"/>
@@ -8665,7 +8709,6 @@
               <w:bottom w:val="single" w:sz="8" w:space="0" w:color="000000"/>
               <w:right w:val="single" w:sz="8" w:space="0" w:color="000000"/>
             </w:tcBorders>
-            <w:shd w:val="clear" w:color="auto" w:fill="auto"/>
             <w:tcMar>
               <w:top w:w="15" w:type="dxa"/>
               <w:left w:w="93" w:type="dxa"/>
@@ -8905,7 +8948,6 @@
               <w:bottom w:val="single" w:sz="8" w:space="0" w:color="000000"/>
               <w:right w:val="single" w:sz="8" w:space="0" w:color="000000"/>
             </w:tcBorders>
-            <w:shd w:val="clear" w:color="auto" w:fill="auto"/>
             <w:tcMar>
               <w:top w:w="15" w:type="dxa"/>
               <w:left w:w="93" w:type="dxa"/>
@@ -9914,7 +9956,6 @@
               <w:bottom w:val="single" w:sz="8" w:space="0" w:color="000000"/>
               <w:right w:val="single" w:sz="8" w:space="0" w:color="000000"/>
             </w:tcBorders>
-            <w:shd w:val="clear" w:color="auto" w:fill="auto"/>
             <w:tcMar>
               <w:top w:w="15" w:type="dxa"/>
               <w:left w:w="151" w:type="dxa"/>
@@ -9950,7 +9991,6 @@
               <w:bottom w:val="single" w:sz="8" w:space="0" w:color="000000"/>
               <w:right w:val="single" w:sz="8" w:space="0" w:color="000000"/>
             </w:tcBorders>
-            <w:shd w:val="clear" w:color="auto" w:fill="auto"/>
             <w:tcMar>
               <w:top w:w="15" w:type="dxa"/>
               <w:left w:w="151" w:type="dxa"/>
@@ -9986,7 +10026,6 @@
               <w:bottom w:val="single" w:sz="8" w:space="0" w:color="000000"/>
               <w:right w:val="single" w:sz="8" w:space="0" w:color="000000"/>
             </w:tcBorders>
-            <w:shd w:val="clear" w:color="auto" w:fill="auto"/>
             <w:tcMar>
               <w:top w:w="15" w:type="dxa"/>
               <w:left w:w="151" w:type="dxa"/>
@@ -10022,7 +10061,6 @@
               <w:bottom w:val="single" w:sz="8" w:space="0" w:color="000000"/>
               <w:right w:val="single" w:sz="8" w:space="0" w:color="000000"/>
             </w:tcBorders>
-            <w:shd w:val="clear" w:color="auto" w:fill="auto"/>
             <w:tcMar>
               <w:top w:w="15" w:type="dxa"/>
               <w:left w:w="151" w:type="dxa"/>
@@ -10098,7 +10136,6 @@
               <w:bottom w:val="single" w:sz="8" w:space="0" w:color="000000"/>
               <w:right w:val="single" w:sz="8" w:space="0" w:color="000000"/>
             </w:tcBorders>
-            <w:shd w:val="clear" w:color="auto" w:fill="auto"/>
             <w:tcMar>
               <w:top w:w="15" w:type="dxa"/>
               <w:left w:w="151" w:type="dxa"/>
@@ -10134,7 +10171,6 @@
               <w:bottom w:val="single" w:sz="8" w:space="0" w:color="000000"/>
               <w:right w:val="single" w:sz="8" w:space="0" w:color="000000"/>
             </w:tcBorders>
-            <w:shd w:val="clear" w:color="auto" w:fill="auto"/>
             <w:tcMar>
               <w:top w:w="15" w:type="dxa"/>
               <w:left w:w="151" w:type="dxa"/>
@@ -10170,7 +10206,6 @@
               <w:bottom w:val="single" w:sz="8" w:space="0" w:color="000000"/>
               <w:right w:val="single" w:sz="8" w:space="0" w:color="000000"/>
             </w:tcBorders>
-            <w:shd w:val="clear" w:color="auto" w:fill="auto"/>
             <w:tcMar>
               <w:top w:w="15" w:type="dxa"/>
               <w:left w:w="151" w:type="dxa"/>
@@ -10206,7 +10241,6 @@
               <w:bottom w:val="single" w:sz="8" w:space="0" w:color="000000"/>
               <w:right w:val="single" w:sz="8" w:space="0" w:color="000000"/>
             </w:tcBorders>
-            <w:shd w:val="clear" w:color="auto" w:fill="auto"/>
             <w:tcMar>
               <w:top w:w="15" w:type="dxa"/>
               <w:left w:w="151" w:type="dxa"/>
@@ -10282,7 +10316,6 @@
               <w:bottom w:val="single" w:sz="8" w:space="0" w:color="000000"/>
               <w:right w:val="single" w:sz="8" w:space="0" w:color="000000"/>
             </w:tcBorders>
-            <w:shd w:val="clear" w:color="auto" w:fill="auto"/>
             <w:tcMar>
               <w:top w:w="15" w:type="dxa"/>
               <w:left w:w="151" w:type="dxa"/>
@@ -10318,7 +10351,6 @@
               <w:bottom w:val="single" w:sz="8" w:space="0" w:color="000000"/>
               <w:right w:val="single" w:sz="8" w:space="0" w:color="000000"/>
             </w:tcBorders>
-            <w:shd w:val="clear" w:color="auto" w:fill="auto"/>
             <w:tcMar>
               <w:top w:w="15" w:type="dxa"/>
               <w:left w:w="151" w:type="dxa"/>
@@ -10354,7 +10386,6 @@
               <w:bottom w:val="single" w:sz="8" w:space="0" w:color="000000"/>
               <w:right w:val="single" w:sz="8" w:space="0" w:color="000000"/>
             </w:tcBorders>
-            <w:shd w:val="clear" w:color="auto" w:fill="auto"/>
             <w:tcMar>
               <w:top w:w="15" w:type="dxa"/>
               <w:left w:w="151" w:type="dxa"/>
@@ -10390,7 +10421,6 @@
               <w:bottom w:val="single" w:sz="8" w:space="0" w:color="000000"/>
               <w:right w:val="single" w:sz="8" w:space="0" w:color="000000"/>
             </w:tcBorders>
-            <w:shd w:val="clear" w:color="auto" w:fill="auto"/>
             <w:tcMar>
               <w:top w:w="15" w:type="dxa"/>
               <w:left w:w="151" w:type="dxa"/>
@@ -10467,7 +10497,6 @@
               <w:bottom w:val="single" w:sz="8" w:space="0" w:color="000000"/>
               <w:right w:val="single" w:sz="8" w:space="0" w:color="000000"/>
             </w:tcBorders>
-            <w:shd w:val="clear" w:color="auto" w:fill="auto"/>
             <w:tcMar>
               <w:top w:w="15" w:type="dxa"/>
               <w:left w:w="151" w:type="dxa"/>
@@ -10503,7 +10532,6 @@
               <w:bottom w:val="single" w:sz="8" w:space="0" w:color="000000"/>
               <w:right w:val="single" w:sz="8" w:space="0" w:color="000000"/>
             </w:tcBorders>
-            <w:shd w:val="clear" w:color="auto" w:fill="auto"/>
             <w:tcMar>
               <w:top w:w="15" w:type="dxa"/>
               <w:left w:w="151" w:type="dxa"/>
@@ -10557,7 +10585,6 @@
               <w:bottom w:val="single" w:sz="8" w:space="0" w:color="000000"/>
               <w:right w:val="single" w:sz="8" w:space="0" w:color="000000"/>
             </w:tcBorders>
-            <w:shd w:val="clear" w:color="auto" w:fill="auto"/>
             <w:tcMar>
               <w:top w:w="15" w:type="dxa"/>
               <w:left w:w="151" w:type="dxa"/>
@@ -10593,7 +10620,6 @@
               <w:bottom w:val="single" w:sz="8" w:space="0" w:color="000000"/>
               <w:right w:val="single" w:sz="8" w:space="0" w:color="000000"/>
             </w:tcBorders>
-            <w:shd w:val="clear" w:color="auto" w:fill="auto"/>
             <w:tcMar>
               <w:top w:w="15" w:type="dxa"/>
               <w:left w:w="151" w:type="dxa"/>
@@ -10939,7 +10965,6 @@
               <w:bottom w:val="single" w:sz="8" w:space="0" w:color="000000"/>
               <w:right w:val="single" w:sz="8" w:space="0" w:color="000000"/>
             </w:tcBorders>
-            <w:shd w:val="clear" w:color="auto" w:fill="auto"/>
             <w:tcMar>
               <w:top w:w="76" w:type="dxa"/>
               <w:left w:w="192" w:type="dxa"/>
@@ -10976,7 +11001,6 @@
               <w:bottom w:val="single" w:sz="8" w:space="0" w:color="000000"/>
               <w:right w:val="single" w:sz="8" w:space="0" w:color="000000"/>
             </w:tcBorders>
-            <w:shd w:val="clear" w:color="auto" w:fill="auto"/>
             <w:tcMar>
               <w:top w:w="76" w:type="dxa"/>
               <w:left w:w="192" w:type="dxa"/>
@@ -11013,7 +11037,6 @@
               <w:bottom w:val="single" w:sz="8" w:space="0" w:color="000000"/>
               <w:right w:val="single" w:sz="8" w:space="0" w:color="000000"/>
             </w:tcBorders>
-            <w:shd w:val="clear" w:color="auto" w:fill="auto"/>
             <w:tcMar>
               <w:top w:w="76" w:type="dxa"/>
               <w:left w:w="192" w:type="dxa"/>
@@ -11043,7 +11066,6 @@
               <w:bottom w:val="single" w:sz="8" w:space="0" w:color="000000"/>
               <w:right w:val="single" w:sz="8" w:space="0" w:color="000000"/>
             </w:tcBorders>
-            <w:shd w:val="clear" w:color="auto" w:fill="auto"/>
             <w:tcMar>
               <w:top w:w="76" w:type="dxa"/>
               <w:left w:w="192" w:type="dxa"/>
@@ -11073,7 +11095,6 @@
               <w:bottom w:val="single" w:sz="8" w:space="0" w:color="000000"/>
               <w:right w:val="single" w:sz="8" w:space="0" w:color="000000"/>
             </w:tcBorders>
-            <w:shd w:val="clear" w:color="auto" w:fill="auto"/>
             <w:tcMar>
               <w:top w:w="76" w:type="dxa"/>
               <w:left w:w="192" w:type="dxa"/>
@@ -11103,7 +11124,6 @@
               <w:bottom w:val="single" w:sz="8" w:space="0" w:color="000000"/>
               <w:right w:val="single" w:sz="8" w:space="0" w:color="000000"/>
             </w:tcBorders>
-            <w:shd w:val="clear" w:color="auto" w:fill="auto"/>
             <w:tcMar>
               <w:top w:w="76" w:type="dxa"/>
               <w:left w:w="192" w:type="dxa"/>
@@ -11133,7 +11153,6 @@
               <w:bottom w:val="single" w:sz="8" w:space="0" w:color="000000"/>
               <w:right w:val="single" w:sz="8" w:space="0" w:color="000000"/>
             </w:tcBorders>
-            <w:shd w:val="clear" w:color="auto" w:fill="auto"/>
             <w:tcMar>
               <w:top w:w="76" w:type="dxa"/>
               <w:left w:w="192" w:type="dxa"/>
@@ -11169,7 +11188,6 @@
               <w:bottom w:val="single" w:sz="8" w:space="0" w:color="000000"/>
               <w:right w:val="single" w:sz="8" w:space="0" w:color="000000"/>
             </w:tcBorders>
-            <w:shd w:val="clear" w:color="auto" w:fill="auto"/>
             <w:tcMar>
               <w:top w:w="76" w:type="dxa"/>
               <w:left w:w="192" w:type="dxa"/>
@@ -11206,7 +11224,6 @@
               <w:bottom w:val="single" w:sz="8" w:space="0" w:color="000000"/>
               <w:right w:val="single" w:sz="8" w:space="0" w:color="000000"/>
             </w:tcBorders>
-            <w:shd w:val="clear" w:color="auto" w:fill="auto"/>
             <w:tcMar>
               <w:top w:w="76" w:type="dxa"/>
               <w:left w:w="192" w:type="dxa"/>
@@ -11243,7 +11260,6 @@
               <w:bottom w:val="single" w:sz="8" w:space="0" w:color="000000"/>
               <w:right w:val="single" w:sz="8" w:space="0" w:color="000000"/>
             </w:tcBorders>
-            <w:shd w:val="clear" w:color="auto" w:fill="auto"/>
             <w:tcMar>
               <w:top w:w="76" w:type="dxa"/>
               <w:left w:w="192" w:type="dxa"/>
@@ -11273,7 +11289,6 @@
               <w:bottom w:val="single" w:sz="8" w:space="0" w:color="000000"/>
               <w:right w:val="single" w:sz="8" w:space="0" w:color="000000"/>
             </w:tcBorders>
-            <w:shd w:val="clear" w:color="auto" w:fill="auto"/>
             <w:tcMar>
               <w:top w:w="76" w:type="dxa"/>
               <w:left w:w="192" w:type="dxa"/>
@@ -11303,7 +11318,6 @@
               <w:bottom w:val="single" w:sz="8" w:space="0" w:color="000000"/>
               <w:right w:val="single" w:sz="8" w:space="0" w:color="000000"/>
             </w:tcBorders>
-            <w:shd w:val="clear" w:color="auto" w:fill="auto"/>
             <w:tcMar>
               <w:top w:w="76" w:type="dxa"/>
               <w:left w:w="192" w:type="dxa"/>
@@ -11333,7 +11347,6 @@
               <w:bottom w:val="single" w:sz="8" w:space="0" w:color="000000"/>
               <w:right w:val="single" w:sz="8" w:space="0" w:color="000000"/>
             </w:tcBorders>
-            <w:shd w:val="clear" w:color="auto" w:fill="auto"/>
             <w:tcMar>
               <w:top w:w="76" w:type="dxa"/>
               <w:left w:w="192" w:type="dxa"/>
@@ -11363,7 +11376,6 @@
               <w:bottom w:val="single" w:sz="8" w:space="0" w:color="000000"/>
               <w:right w:val="single" w:sz="8" w:space="0" w:color="000000"/>
             </w:tcBorders>
-            <w:shd w:val="clear" w:color="auto" w:fill="auto"/>
             <w:tcMar>
               <w:top w:w="76" w:type="dxa"/>
               <w:left w:w="192" w:type="dxa"/>
@@ -11399,7 +11411,6 @@
               <w:bottom w:val="single" w:sz="8" w:space="0" w:color="000000"/>
               <w:right w:val="single" w:sz="8" w:space="0" w:color="000000"/>
             </w:tcBorders>
-            <w:shd w:val="clear" w:color="auto" w:fill="auto"/>
             <w:tcMar>
               <w:top w:w="76" w:type="dxa"/>
               <w:left w:w="192" w:type="dxa"/>
@@ -11436,7 +11447,6 @@
               <w:bottom w:val="single" w:sz="8" w:space="0" w:color="000000"/>
               <w:right w:val="single" w:sz="8" w:space="0" w:color="000000"/>
             </w:tcBorders>
-            <w:shd w:val="clear" w:color="auto" w:fill="auto"/>
             <w:tcMar>
               <w:top w:w="76" w:type="dxa"/>
               <w:left w:w="192" w:type="dxa"/>
@@ -11473,7 +11483,6 @@
               <w:bottom w:val="single" w:sz="8" w:space="0" w:color="000000"/>
               <w:right w:val="single" w:sz="8" w:space="0" w:color="000000"/>
             </w:tcBorders>
-            <w:shd w:val="clear" w:color="auto" w:fill="auto"/>
             <w:tcMar>
               <w:top w:w="76" w:type="dxa"/>
               <w:left w:w="192" w:type="dxa"/>
@@ -11503,7 +11512,6 @@
               <w:bottom w:val="single" w:sz="8" w:space="0" w:color="000000"/>
               <w:right w:val="single" w:sz="8" w:space="0" w:color="000000"/>
             </w:tcBorders>
-            <w:shd w:val="clear" w:color="auto" w:fill="auto"/>
             <w:tcMar>
               <w:top w:w="76" w:type="dxa"/>
               <w:left w:w="192" w:type="dxa"/>
@@ -11533,7 +11541,6 @@
               <w:bottom w:val="single" w:sz="8" w:space="0" w:color="000000"/>
               <w:right w:val="single" w:sz="8" w:space="0" w:color="000000"/>
             </w:tcBorders>
-            <w:shd w:val="clear" w:color="auto" w:fill="auto"/>
             <w:tcMar>
               <w:top w:w="76" w:type="dxa"/>
               <w:left w:w="192" w:type="dxa"/>
@@ -11563,7 +11570,6 @@
               <w:bottom w:val="single" w:sz="8" w:space="0" w:color="000000"/>
               <w:right w:val="single" w:sz="8" w:space="0" w:color="000000"/>
             </w:tcBorders>
-            <w:shd w:val="clear" w:color="auto" w:fill="auto"/>
             <w:tcMar>
               <w:top w:w="76" w:type="dxa"/>
               <w:left w:w="192" w:type="dxa"/>
@@ -11593,7 +11599,6 @@
               <w:bottom w:val="single" w:sz="8" w:space="0" w:color="000000"/>
               <w:right w:val="single" w:sz="8" w:space="0" w:color="000000"/>
             </w:tcBorders>
-            <w:shd w:val="clear" w:color="auto" w:fill="auto"/>
             <w:tcMar>
               <w:top w:w="76" w:type="dxa"/>
               <w:left w:w="192" w:type="dxa"/>
@@ -11629,7 +11634,6 @@
               <w:bottom w:val="single" w:sz="8" w:space="0" w:color="000000"/>
               <w:right w:val="single" w:sz="8" w:space="0" w:color="000000"/>
             </w:tcBorders>
-            <w:shd w:val="clear" w:color="auto" w:fill="auto"/>
             <w:tcMar>
               <w:top w:w="76" w:type="dxa"/>
               <w:left w:w="192" w:type="dxa"/>
@@ -11666,7 +11670,6 @@
               <w:bottom w:val="single" w:sz="8" w:space="0" w:color="000000"/>
               <w:right w:val="single" w:sz="8" w:space="0" w:color="000000"/>
             </w:tcBorders>
-            <w:shd w:val="clear" w:color="auto" w:fill="auto"/>
             <w:tcMar>
               <w:top w:w="76" w:type="dxa"/>
               <w:left w:w="192" w:type="dxa"/>
@@ -11703,7 +11706,6 @@
               <w:bottom w:val="single" w:sz="8" w:space="0" w:color="000000"/>
               <w:right w:val="single" w:sz="8" w:space="0" w:color="000000"/>
             </w:tcBorders>
-            <w:shd w:val="clear" w:color="auto" w:fill="auto"/>
             <w:tcMar>
               <w:top w:w="76" w:type="dxa"/>
               <w:left w:w="192" w:type="dxa"/>
@@ -11733,7 +11735,6 @@
               <w:bottom w:val="single" w:sz="8" w:space="0" w:color="000000"/>
               <w:right w:val="single" w:sz="8" w:space="0" w:color="000000"/>
             </w:tcBorders>
-            <w:shd w:val="clear" w:color="auto" w:fill="auto"/>
             <w:tcMar>
               <w:top w:w="76" w:type="dxa"/>
               <w:left w:w="192" w:type="dxa"/>
@@ -11763,7 +11764,6 @@
               <w:bottom w:val="single" w:sz="8" w:space="0" w:color="000000"/>
               <w:right w:val="single" w:sz="8" w:space="0" w:color="000000"/>
             </w:tcBorders>
-            <w:shd w:val="clear" w:color="auto" w:fill="auto"/>
             <w:tcMar>
               <w:top w:w="76" w:type="dxa"/>
               <w:left w:w="192" w:type="dxa"/>
@@ -11793,7 +11793,6 @@
               <w:bottom w:val="single" w:sz="8" w:space="0" w:color="000000"/>
               <w:right w:val="single" w:sz="8" w:space="0" w:color="000000"/>
             </w:tcBorders>
-            <w:shd w:val="clear" w:color="auto" w:fill="auto"/>
             <w:tcMar>
               <w:top w:w="76" w:type="dxa"/>
               <w:left w:w="192" w:type="dxa"/>
@@ -11823,7 +11822,6 @@
               <w:bottom w:val="single" w:sz="8" w:space="0" w:color="000000"/>
               <w:right w:val="single" w:sz="8" w:space="0" w:color="000000"/>
             </w:tcBorders>
-            <w:shd w:val="clear" w:color="auto" w:fill="auto"/>
             <w:tcMar>
               <w:top w:w="76" w:type="dxa"/>
               <w:left w:w="192" w:type="dxa"/>
@@ -11859,7 +11857,6 @@
               <w:bottom w:val="single" w:sz="8" w:space="0" w:color="000000"/>
               <w:right w:val="single" w:sz="8" w:space="0" w:color="000000"/>
             </w:tcBorders>
-            <w:shd w:val="clear" w:color="auto" w:fill="auto"/>
             <w:tcMar>
               <w:top w:w="76" w:type="dxa"/>
               <w:left w:w="192" w:type="dxa"/>
@@ -11896,7 +11893,6 @@
               <w:bottom w:val="single" w:sz="8" w:space="0" w:color="000000"/>
               <w:right w:val="single" w:sz="8" w:space="0" w:color="000000"/>
             </w:tcBorders>
-            <w:shd w:val="clear" w:color="auto" w:fill="auto"/>
             <w:tcMar>
               <w:top w:w="76" w:type="dxa"/>
               <w:left w:w="192" w:type="dxa"/>
@@ -11933,7 +11929,6 @@
               <w:bottom w:val="single" w:sz="8" w:space="0" w:color="000000"/>
               <w:right w:val="single" w:sz="8" w:space="0" w:color="000000"/>
             </w:tcBorders>
-            <w:shd w:val="clear" w:color="auto" w:fill="auto"/>
             <w:tcMar>
               <w:top w:w="76" w:type="dxa"/>
               <w:left w:w="192" w:type="dxa"/>
@@ -11963,7 +11958,6 @@
               <w:bottom w:val="single" w:sz="8" w:space="0" w:color="000000"/>
               <w:right w:val="single" w:sz="8" w:space="0" w:color="000000"/>
             </w:tcBorders>
-            <w:shd w:val="clear" w:color="auto" w:fill="auto"/>
             <w:tcMar>
               <w:top w:w="76" w:type="dxa"/>
               <w:left w:w="192" w:type="dxa"/>
@@ -11993,7 +11987,6 @@
               <w:bottom w:val="single" w:sz="8" w:space="0" w:color="000000"/>
               <w:right w:val="single" w:sz="8" w:space="0" w:color="000000"/>
             </w:tcBorders>
-            <w:shd w:val="clear" w:color="auto" w:fill="auto"/>
             <w:tcMar>
               <w:top w:w="76" w:type="dxa"/>
               <w:left w:w="192" w:type="dxa"/>
@@ -12023,7 +12016,6 @@
               <w:bottom w:val="single" w:sz="8" w:space="0" w:color="000000"/>
               <w:right w:val="single" w:sz="8" w:space="0" w:color="000000"/>
             </w:tcBorders>
-            <w:shd w:val="clear" w:color="auto" w:fill="auto"/>
             <w:tcMar>
               <w:top w:w="76" w:type="dxa"/>
               <w:left w:w="192" w:type="dxa"/>
@@ -12053,7 +12045,6 @@
               <w:bottom w:val="single" w:sz="8" w:space="0" w:color="000000"/>
               <w:right w:val="single" w:sz="8" w:space="0" w:color="000000"/>
             </w:tcBorders>
-            <w:shd w:val="clear" w:color="auto" w:fill="auto"/>
             <w:tcMar>
               <w:top w:w="76" w:type="dxa"/>
               <w:left w:w="192" w:type="dxa"/>
@@ -12089,7 +12080,6 @@
               <w:bottom w:val="single" w:sz="8" w:space="0" w:color="000000"/>
               <w:right w:val="single" w:sz="8" w:space="0" w:color="000000"/>
             </w:tcBorders>
-            <w:shd w:val="clear" w:color="auto" w:fill="auto"/>
             <w:tcMar>
               <w:top w:w="76" w:type="dxa"/>
               <w:left w:w="192" w:type="dxa"/>
@@ -12126,7 +12116,6 @@
               <w:bottom w:val="single" w:sz="8" w:space="0" w:color="000000"/>
               <w:right w:val="single" w:sz="8" w:space="0" w:color="000000"/>
             </w:tcBorders>
-            <w:shd w:val="clear" w:color="auto" w:fill="auto"/>
             <w:tcMar>
               <w:top w:w="76" w:type="dxa"/>
               <w:left w:w="192" w:type="dxa"/>
@@ -12163,7 +12152,6 @@
               <w:bottom w:val="single" w:sz="8" w:space="0" w:color="000000"/>
               <w:right w:val="single" w:sz="8" w:space="0" w:color="000000"/>
             </w:tcBorders>
-            <w:shd w:val="clear" w:color="auto" w:fill="auto"/>
             <w:tcMar>
               <w:top w:w="76" w:type="dxa"/>
               <w:left w:w="192" w:type="dxa"/>
@@ -12193,7 +12181,6 @@
               <w:bottom w:val="single" w:sz="8" w:space="0" w:color="000000"/>
               <w:right w:val="single" w:sz="8" w:space="0" w:color="000000"/>
             </w:tcBorders>
-            <w:shd w:val="clear" w:color="auto" w:fill="auto"/>
             <w:tcMar>
               <w:top w:w="76" w:type="dxa"/>
               <w:left w:w="192" w:type="dxa"/>
@@ -12223,7 +12210,6 @@
               <w:bottom w:val="single" w:sz="8" w:space="0" w:color="000000"/>
               <w:right w:val="single" w:sz="8" w:space="0" w:color="000000"/>
             </w:tcBorders>
-            <w:shd w:val="clear" w:color="auto" w:fill="auto"/>
             <w:tcMar>
               <w:top w:w="76" w:type="dxa"/>
               <w:left w:w="192" w:type="dxa"/>
@@ -12253,7 +12239,6 @@
               <w:bottom w:val="single" w:sz="8" w:space="0" w:color="000000"/>
               <w:right w:val="single" w:sz="8" w:space="0" w:color="000000"/>
             </w:tcBorders>
-            <w:shd w:val="clear" w:color="auto" w:fill="auto"/>
             <w:tcMar>
               <w:top w:w="76" w:type="dxa"/>
               <w:left w:w="192" w:type="dxa"/>
@@ -12283,7 +12268,6 @@
               <w:bottom w:val="single" w:sz="8" w:space="0" w:color="000000"/>
               <w:right w:val="single" w:sz="8" w:space="0" w:color="000000"/>
             </w:tcBorders>
-            <w:shd w:val="clear" w:color="auto" w:fill="auto"/>
             <w:tcMar>
               <w:top w:w="76" w:type="dxa"/>
               <w:left w:w="192" w:type="dxa"/>
@@ -12319,7 +12303,6 @@
               <w:bottom w:val="single" w:sz="8" w:space="0" w:color="000000"/>
               <w:right w:val="single" w:sz="8" w:space="0" w:color="000000"/>
             </w:tcBorders>
-            <w:shd w:val="clear" w:color="auto" w:fill="auto"/>
             <w:tcMar>
               <w:top w:w="76" w:type="dxa"/>
               <w:left w:w="192" w:type="dxa"/>
@@ -12356,7 +12339,6 @@
               <w:bottom w:val="single" w:sz="8" w:space="0" w:color="000000"/>
               <w:right w:val="single" w:sz="8" w:space="0" w:color="000000"/>
             </w:tcBorders>
-            <w:shd w:val="clear" w:color="auto" w:fill="auto"/>
             <w:tcMar>
               <w:top w:w="76" w:type="dxa"/>
               <w:left w:w="192" w:type="dxa"/>
@@ -12393,7 +12375,6 @@
               <w:bottom w:val="single" w:sz="8" w:space="0" w:color="000000"/>
               <w:right w:val="single" w:sz="8" w:space="0" w:color="000000"/>
             </w:tcBorders>
-            <w:shd w:val="clear" w:color="auto" w:fill="auto"/>
             <w:tcMar>
               <w:top w:w="76" w:type="dxa"/>
               <w:left w:w="192" w:type="dxa"/>
@@ -12423,7 +12404,6 @@
               <w:bottom w:val="single" w:sz="8" w:space="0" w:color="000000"/>
               <w:right w:val="single" w:sz="8" w:space="0" w:color="000000"/>
             </w:tcBorders>
-            <w:shd w:val="clear" w:color="auto" w:fill="auto"/>
             <w:tcMar>
               <w:top w:w="76" w:type="dxa"/>
               <w:left w:w="192" w:type="dxa"/>
@@ -12453,7 +12433,6 @@
               <w:bottom w:val="single" w:sz="8" w:space="0" w:color="000000"/>
               <w:right w:val="single" w:sz="8" w:space="0" w:color="000000"/>
             </w:tcBorders>
-            <w:shd w:val="clear" w:color="auto" w:fill="auto"/>
             <w:tcMar>
               <w:top w:w="76" w:type="dxa"/>
               <w:left w:w="192" w:type="dxa"/>
@@ -12483,7 +12462,6 @@
               <w:bottom w:val="single" w:sz="8" w:space="0" w:color="000000"/>
               <w:right w:val="single" w:sz="8" w:space="0" w:color="000000"/>
             </w:tcBorders>
-            <w:shd w:val="clear" w:color="auto" w:fill="auto"/>
             <w:tcMar>
               <w:top w:w="76" w:type="dxa"/>
               <w:left w:w="192" w:type="dxa"/>
@@ -12513,7 +12491,6 @@
               <w:bottom w:val="single" w:sz="8" w:space="0" w:color="000000"/>
               <w:right w:val="single" w:sz="8" w:space="0" w:color="000000"/>
             </w:tcBorders>
-            <w:shd w:val="clear" w:color="auto" w:fill="auto"/>
             <w:tcMar>
               <w:top w:w="76" w:type="dxa"/>
               <w:left w:w="192" w:type="dxa"/>
@@ -12549,7 +12526,6 @@
               <w:bottom w:val="single" w:sz="8" w:space="0" w:color="000000"/>
               <w:right w:val="single" w:sz="8" w:space="0" w:color="000000"/>
             </w:tcBorders>
-            <w:shd w:val="clear" w:color="auto" w:fill="auto"/>
             <w:tcMar>
               <w:top w:w="76" w:type="dxa"/>
               <w:left w:w="192" w:type="dxa"/>
@@ -12586,7 +12562,6 @@
               <w:bottom w:val="single" w:sz="8" w:space="0" w:color="000000"/>
               <w:right w:val="single" w:sz="8" w:space="0" w:color="000000"/>
             </w:tcBorders>
-            <w:shd w:val="clear" w:color="auto" w:fill="auto"/>
             <w:tcMar>
               <w:top w:w="76" w:type="dxa"/>
               <w:left w:w="192" w:type="dxa"/>
@@ -12637,7 +12612,6 @@
               <w:bottom w:val="single" w:sz="8" w:space="0" w:color="000000"/>
               <w:right w:val="single" w:sz="8" w:space="0" w:color="000000"/>
             </w:tcBorders>
-            <w:shd w:val="clear" w:color="auto" w:fill="auto"/>
             <w:tcMar>
               <w:top w:w="76" w:type="dxa"/>
               <w:left w:w="192" w:type="dxa"/>
@@ -12667,7 +12641,6 @@
               <w:bottom w:val="single" w:sz="8" w:space="0" w:color="000000"/>
               <w:right w:val="single" w:sz="8" w:space="0" w:color="000000"/>
             </w:tcBorders>
-            <w:shd w:val="clear" w:color="auto" w:fill="auto"/>
             <w:tcMar>
               <w:top w:w="76" w:type="dxa"/>
               <w:left w:w="192" w:type="dxa"/>
@@ -12697,7 +12670,6 @@
               <w:bottom w:val="single" w:sz="8" w:space="0" w:color="000000"/>
               <w:right w:val="single" w:sz="8" w:space="0" w:color="000000"/>
             </w:tcBorders>
-            <w:shd w:val="clear" w:color="auto" w:fill="auto"/>
             <w:tcMar>
               <w:top w:w="76" w:type="dxa"/>
               <w:left w:w="192" w:type="dxa"/>
@@ -12727,7 +12699,6 @@
               <w:bottom w:val="single" w:sz="8" w:space="0" w:color="000000"/>
               <w:right w:val="single" w:sz="8" w:space="0" w:color="000000"/>
             </w:tcBorders>
-            <w:shd w:val="clear" w:color="auto" w:fill="auto"/>
             <w:tcMar>
               <w:top w:w="76" w:type="dxa"/>
               <w:left w:w="192" w:type="dxa"/>
@@ -12757,7 +12728,6 @@
               <w:bottom w:val="single" w:sz="8" w:space="0" w:color="000000"/>
               <w:right w:val="single" w:sz="8" w:space="0" w:color="000000"/>
             </w:tcBorders>
-            <w:shd w:val="clear" w:color="auto" w:fill="auto"/>
             <w:tcMar>
               <w:top w:w="76" w:type="dxa"/>
               <w:left w:w="192" w:type="dxa"/>
@@ -12793,7 +12763,6 @@
               <w:bottom w:val="single" w:sz="8" w:space="0" w:color="000000"/>
               <w:right w:val="single" w:sz="8" w:space="0" w:color="000000"/>
             </w:tcBorders>
-            <w:shd w:val="clear" w:color="auto" w:fill="auto"/>
             <w:tcMar>
               <w:top w:w="76" w:type="dxa"/>
               <w:left w:w="192" w:type="dxa"/>
@@ -12830,7 +12799,6 @@
               <w:bottom w:val="single" w:sz="8" w:space="0" w:color="000000"/>
               <w:right w:val="single" w:sz="8" w:space="0" w:color="000000"/>
             </w:tcBorders>
-            <w:shd w:val="clear" w:color="auto" w:fill="auto"/>
             <w:tcMar>
               <w:top w:w="76" w:type="dxa"/>
               <w:left w:w="192" w:type="dxa"/>
@@ -12867,7 +12835,6 @@
               <w:bottom w:val="single" w:sz="8" w:space="0" w:color="000000"/>
               <w:right w:val="single" w:sz="8" w:space="0" w:color="000000"/>
             </w:tcBorders>
-            <w:shd w:val="clear" w:color="auto" w:fill="auto"/>
             <w:tcMar>
               <w:top w:w="76" w:type="dxa"/>
               <w:left w:w="192" w:type="dxa"/>
@@ -12897,7 +12864,6 @@
               <w:bottom w:val="single" w:sz="8" w:space="0" w:color="000000"/>
               <w:right w:val="single" w:sz="8" w:space="0" w:color="000000"/>
             </w:tcBorders>
-            <w:shd w:val="clear" w:color="auto" w:fill="auto"/>
             <w:tcMar>
               <w:top w:w="76" w:type="dxa"/>
               <w:left w:w="192" w:type="dxa"/>
@@ -12927,7 +12893,6 @@
               <w:bottom w:val="single" w:sz="8" w:space="0" w:color="000000"/>
               <w:right w:val="single" w:sz="8" w:space="0" w:color="000000"/>
             </w:tcBorders>
-            <w:shd w:val="clear" w:color="auto" w:fill="auto"/>
             <w:tcMar>
               <w:top w:w="76" w:type="dxa"/>
               <w:left w:w="192" w:type="dxa"/>
@@ -12957,7 +12922,6 @@
               <w:bottom w:val="single" w:sz="8" w:space="0" w:color="000000"/>
               <w:right w:val="single" w:sz="8" w:space="0" w:color="000000"/>
             </w:tcBorders>
-            <w:shd w:val="clear" w:color="auto" w:fill="auto"/>
             <w:tcMar>
               <w:top w:w="76" w:type="dxa"/>
               <w:left w:w="192" w:type="dxa"/>
@@ -12987,7 +12951,6 @@
               <w:bottom w:val="single" w:sz="8" w:space="0" w:color="000000"/>
               <w:right w:val="single" w:sz="8" w:space="0" w:color="000000"/>
             </w:tcBorders>
-            <w:shd w:val="clear" w:color="auto" w:fill="auto"/>
             <w:tcMar>
               <w:top w:w="76" w:type="dxa"/>
               <w:left w:w="192" w:type="dxa"/>
@@ -14288,6 +14251,7 @@
           </w:tcPr>
           <w:p>
             <w:pPr>
+              <w:ind w:left="-196"/>
               <w:rPr>
                 <w:sz w:val="20"/>
                 <w:szCs w:val="20"/>
@@ -14363,6 +14327,7 @@
           </w:tcPr>
           <w:p>
             <w:pPr>
+              <w:ind w:left="-196"/>
               <w:rPr>
                 <w:sz w:val="20"/>
                 <w:szCs w:val="20"/>
@@ -14438,6 +14403,7 @@
           </w:tcPr>
           <w:p>
             <w:pPr>
+              <w:ind w:left="-196"/>
               <w:rPr>
                 <w:sz w:val="20"/>
                 <w:szCs w:val="20"/>
@@ -14513,6 +14479,7 @@
           </w:tcPr>
           <w:p>
             <w:pPr>
+              <w:ind w:left="-196"/>
               <w:rPr>
                 <w:sz w:val="20"/>
                 <w:szCs w:val="20"/>
@@ -14557,8 +14524,12 @@
     <w:p>
       <w:pPr>
         <w:rPr>
-          <w:sz w:val="20"/>
-          <w:szCs w:val="20"/>
+          <w:rFonts w:ascii="Oxygen" w:hAnsi="Oxygen" w:cs="Segoe UI"/>
+          <w:b/>
+          <w:bCs/>
+          <w:color w:val="252525"/>
+          <w:sz w:val="22"/>
+          <w:szCs w:val="22"/>
         </w:rPr>
       </w:pPr>
       <w:r>
@@ -14575,7 +14546,28 @@
           <w:sz w:val="20"/>
           <w:szCs w:val="20"/>
         </w:rPr>
-        <w:t xml:space="preserve"> : n°1 </w:t>
+        <w:t xml:space="preserve"> : </w:t>
+      </w:r>
+      <w:r>
+        <w:rPr>
+          <w:sz w:val="20"/>
+          <w:szCs w:val="20"/>
+        </w:rPr>
+        <w:t>Attaque directe du SI</w:t>
+      </w:r>
+      <w:r>
+        <w:rPr>
+          <w:sz w:val="20"/>
+          <w:szCs w:val="20"/>
+        </w:rPr>
+        <w:t xml:space="preserve"> </w:t>
+      </w:r>
+      <w:r>
+        <w:rPr>
+          <w:sz w:val="20"/>
+          <w:szCs w:val="20"/>
+        </w:rPr>
+        <w:t>de la société de biotechnologie</w:t>
       </w:r>
     </w:p>
     <w:p>
@@ -17192,14 +17184,27 @@
       <w:r>
         <w:t xml:space="preserve">Figure </w:t>
       </w:r>
-      <w:fldSimple w:instr=" SEQ Figure \* ARABIC ">
-        <w:r>
-          <w:rPr>
-            <w:noProof/>
-          </w:rPr>
-          <w:t>1</w:t>
-        </w:r>
-      </w:fldSimple>
+      <w:r>
+        <w:fldChar w:fldCharType="begin"/>
+      </w:r>
+      <w:r>
+        <w:instrText xml:space="preserve"> SEQ Figure \* ARABIC </w:instrText>
+      </w:r>
+      <w:r>
+        <w:fldChar w:fldCharType="separate"/>
+      </w:r>
+      <w:r>
+        <w:rPr>
+          <w:noProof/>
+        </w:rPr>
+        <w:t>1</w:t>
+      </w:r>
+      <w:r>
+        <w:rPr>
+          <w:noProof/>
+        </w:rPr>
+        <w:fldChar w:fldCharType="end"/>
+      </w:r>
       <w:r>
         <w:t xml:space="preserve"> : Diagramme de flux de la démarche de renouvellement de titres d’identité numérique</w:t>
       </w:r>
@@ -18220,14 +18225,27 @@
                             <w:r>
                               <w:t xml:space="preserve">Figure </w:t>
                             </w:r>
-                            <w:fldSimple w:instr=" SEQ Figure \* ARABIC ">
-                              <w:r>
-                                <w:rPr>
-                                  <w:noProof/>
-                                </w:rPr>
-                                <w:t>2</w:t>
-                              </w:r>
-                            </w:fldSimple>
+                            <w:r>
+                              <w:fldChar w:fldCharType="begin"/>
+                            </w:r>
+                            <w:r>
+                              <w:instrText xml:space="preserve"> SEQ Figure \* ARABIC </w:instrText>
+                            </w:r>
+                            <w:r>
+                              <w:fldChar w:fldCharType="separate"/>
+                            </w:r>
+                            <w:r>
+                              <w:rPr>
+                                <w:noProof/>
+                              </w:rPr>
+                              <w:t>2</w:t>
+                            </w:r>
+                            <w:r>
+                              <w:rPr>
+                                <w:noProof/>
+                              </w:rPr>
+                              <w:fldChar w:fldCharType="end"/>
+                            </w:r>
                             <w:r>
                               <w:t xml:space="preserve"> : Schéma d'infrastructure réseau</w:t>
                             </w:r>
@@ -18832,7 +18850,6 @@
           <w:tcPr>
             <w:tcW w:w="7736" w:type="dxa"/>
             <w:gridSpan w:val="5"/>
-            <w:shd w:val="clear" w:color="auto" w:fill="auto"/>
             <w:vAlign w:val="center"/>
           </w:tcPr>
           <w:p>
@@ -18884,7 +18901,6 @@
         <w:tc>
           <w:tcPr>
             <w:tcW w:w="1547" w:type="dxa"/>
-            <w:shd w:val="clear" w:color="auto" w:fill="auto"/>
             <w:vAlign w:val="center"/>
           </w:tcPr>
           <w:p>
@@ -18898,7 +18914,6 @@
         <w:tc>
           <w:tcPr>
             <w:tcW w:w="1547" w:type="dxa"/>
-            <w:shd w:val="clear" w:color="auto" w:fill="auto"/>
             <w:vAlign w:val="center"/>
           </w:tcPr>
           <w:p>
@@ -18912,7 +18927,6 @@
         <w:tc>
           <w:tcPr>
             <w:tcW w:w="1547" w:type="dxa"/>
-            <w:shd w:val="clear" w:color="auto" w:fill="auto"/>
             <w:vAlign w:val="center"/>
           </w:tcPr>
           <w:p>
@@ -18926,7 +18940,6 @@
         <w:tc>
           <w:tcPr>
             <w:tcW w:w="1547" w:type="dxa"/>
-            <w:shd w:val="clear" w:color="auto" w:fill="auto"/>
             <w:vAlign w:val="center"/>
           </w:tcPr>
           <w:p>
@@ -18940,7 +18953,6 @@
         <w:tc>
           <w:tcPr>
             <w:tcW w:w="1548" w:type="dxa"/>
-            <w:shd w:val="clear" w:color="auto" w:fill="auto"/>
             <w:vAlign w:val="center"/>
           </w:tcPr>
           <w:p>
@@ -18982,7 +18994,6 @@
         <w:tc>
           <w:tcPr>
             <w:tcW w:w="1547" w:type="dxa"/>
-            <w:shd w:val="clear" w:color="auto" w:fill="auto"/>
             <w:vAlign w:val="center"/>
           </w:tcPr>
           <w:p>
@@ -18996,7 +19007,6 @@
         <w:tc>
           <w:tcPr>
             <w:tcW w:w="1547" w:type="dxa"/>
-            <w:shd w:val="clear" w:color="auto" w:fill="auto"/>
             <w:vAlign w:val="center"/>
           </w:tcPr>
           <w:p>
@@ -19010,7 +19020,6 @@
         <w:tc>
           <w:tcPr>
             <w:tcW w:w="1547" w:type="dxa"/>
-            <w:shd w:val="clear" w:color="auto" w:fill="auto"/>
             <w:vAlign w:val="center"/>
           </w:tcPr>
           <w:p>
@@ -19024,7 +19033,6 @@
         <w:tc>
           <w:tcPr>
             <w:tcW w:w="1547" w:type="dxa"/>
-            <w:shd w:val="clear" w:color="auto" w:fill="auto"/>
             <w:vAlign w:val="center"/>
           </w:tcPr>
           <w:p>
@@ -19038,7 +19046,6 @@
         <w:tc>
           <w:tcPr>
             <w:tcW w:w="1548" w:type="dxa"/>
-            <w:shd w:val="clear" w:color="auto" w:fill="auto"/>
             <w:vAlign w:val="center"/>
           </w:tcPr>
           <w:p>
@@ -19080,7 +19087,6 @@
         <w:tc>
           <w:tcPr>
             <w:tcW w:w="1547" w:type="dxa"/>
-            <w:shd w:val="clear" w:color="auto" w:fill="auto"/>
             <w:vAlign w:val="center"/>
           </w:tcPr>
           <w:p>
@@ -19094,7 +19100,6 @@
         <w:tc>
           <w:tcPr>
             <w:tcW w:w="1547" w:type="dxa"/>
-            <w:shd w:val="clear" w:color="auto" w:fill="auto"/>
             <w:vAlign w:val="center"/>
           </w:tcPr>
           <w:p>
@@ -19108,7 +19113,6 @@
         <w:tc>
           <w:tcPr>
             <w:tcW w:w="1547" w:type="dxa"/>
-            <w:shd w:val="clear" w:color="auto" w:fill="auto"/>
             <w:vAlign w:val="center"/>
           </w:tcPr>
           <w:p>
@@ -19122,7 +19126,6 @@
         <w:tc>
           <w:tcPr>
             <w:tcW w:w="1547" w:type="dxa"/>
-            <w:shd w:val="clear" w:color="auto" w:fill="auto"/>
             <w:vAlign w:val="center"/>
           </w:tcPr>
           <w:p>
@@ -19136,7 +19139,6 @@
         <w:tc>
           <w:tcPr>
             <w:tcW w:w="1548" w:type="dxa"/>
-            <w:shd w:val="clear" w:color="auto" w:fill="auto"/>
             <w:vAlign w:val="center"/>
           </w:tcPr>
           <w:p>
@@ -19178,7 +19180,6 @@
         <w:tc>
           <w:tcPr>
             <w:tcW w:w="1547" w:type="dxa"/>
-            <w:shd w:val="clear" w:color="auto" w:fill="auto"/>
             <w:vAlign w:val="center"/>
           </w:tcPr>
           <w:p>
@@ -19192,7 +19193,6 @@
         <w:tc>
           <w:tcPr>
             <w:tcW w:w="1547" w:type="dxa"/>
-            <w:shd w:val="clear" w:color="auto" w:fill="auto"/>
             <w:vAlign w:val="center"/>
           </w:tcPr>
           <w:p>
@@ -19206,7 +19206,6 @@
         <w:tc>
           <w:tcPr>
             <w:tcW w:w="1547" w:type="dxa"/>
-            <w:shd w:val="clear" w:color="auto" w:fill="auto"/>
             <w:vAlign w:val="center"/>
           </w:tcPr>
           <w:p>
@@ -19220,7 +19219,6 @@
         <w:tc>
           <w:tcPr>
             <w:tcW w:w="1547" w:type="dxa"/>
-            <w:shd w:val="clear" w:color="auto" w:fill="auto"/>
             <w:vAlign w:val="center"/>
           </w:tcPr>
           <w:p>
@@ -19234,7 +19232,6 @@
         <w:tc>
           <w:tcPr>
             <w:tcW w:w="1548" w:type="dxa"/>
-            <w:shd w:val="clear" w:color="auto" w:fill="auto"/>
             <w:vAlign w:val="center"/>
           </w:tcPr>
           <w:p>
@@ -19276,7 +19273,6 @@
         <w:tc>
           <w:tcPr>
             <w:tcW w:w="1547" w:type="dxa"/>
-            <w:shd w:val="clear" w:color="auto" w:fill="auto"/>
             <w:vAlign w:val="center"/>
           </w:tcPr>
           <w:p>
@@ -19290,7 +19286,6 @@
         <w:tc>
           <w:tcPr>
             <w:tcW w:w="1547" w:type="dxa"/>
-            <w:shd w:val="clear" w:color="auto" w:fill="auto"/>
             <w:vAlign w:val="center"/>
           </w:tcPr>
           <w:p>
@@ -19304,7 +19299,6 @@
         <w:tc>
           <w:tcPr>
             <w:tcW w:w="1547" w:type="dxa"/>
-            <w:shd w:val="clear" w:color="auto" w:fill="auto"/>
             <w:vAlign w:val="center"/>
           </w:tcPr>
           <w:p>
@@ -19318,7 +19312,6 @@
         <w:tc>
           <w:tcPr>
             <w:tcW w:w="1547" w:type="dxa"/>
-            <w:shd w:val="clear" w:color="auto" w:fill="auto"/>
             <w:vAlign w:val="center"/>
           </w:tcPr>
           <w:p>
@@ -19332,7 +19325,6 @@
         <w:tc>
           <w:tcPr>
             <w:tcW w:w="1548" w:type="dxa"/>
-            <w:shd w:val="clear" w:color="auto" w:fill="auto"/>
             <w:vAlign w:val="center"/>
           </w:tcPr>
           <w:p>
@@ -19460,14 +19452,27 @@
       <w:r>
         <w:t xml:space="preserve">Figure </w:t>
       </w:r>
-      <w:fldSimple w:instr=" SEQ Figure \* ARABIC ">
-        <w:r>
-          <w:rPr>
-            <w:noProof/>
-          </w:rPr>
-          <w:t>3</w:t>
-        </w:r>
-      </w:fldSimple>
+      <w:r>
+        <w:fldChar w:fldCharType="begin"/>
+      </w:r>
+      <w:r>
+        <w:instrText xml:space="preserve"> SEQ Figure \* ARABIC </w:instrText>
+      </w:r>
+      <w:r>
+        <w:fldChar w:fldCharType="separate"/>
+      </w:r>
+      <w:r>
+        <w:rPr>
+          <w:noProof/>
+        </w:rPr>
+        <w:t>3</w:t>
+      </w:r>
+      <w:r>
+        <w:rPr>
+          <w:noProof/>
+        </w:rPr>
+        <w:fldChar w:fldCharType="end"/>
+      </w:r>
       <w:r>
         <w:t xml:space="preserve"> : Catégories d’impacts proposées dans EBIOS </w:t>
       </w:r>
@@ -19849,7 +19854,6 @@
         <w:tc>
           <w:tcPr>
             <w:tcW w:w="469" w:type="pct"/>
-            <w:shd w:val="clear" w:color="auto" w:fill="auto"/>
             <w:vAlign w:val="center"/>
           </w:tcPr>
           <w:p>
@@ -21310,14 +21314,27 @@
       <w:r>
         <w:t xml:space="preserve">Figure </w:t>
       </w:r>
-      <w:fldSimple w:instr=" SEQ Figure \* ARABIC ">
-        <w:r>
-          <w:rPr>
-            <w:noProof/>
-          </w:rPr>
-          <w:t>5</w:t>
-        </w:r>
-      </w:fldSimple>
+      <w:r>
+        <w:fldChar w:fldCharType="begin"/>
+      </w:r>
+      <w:r>
+        <w:instrText xml:space="preserve"> SEQ Figure \* ARABIC </w:instrText>
+      </w:r>
+      <w:r>
+        <w:fldChar w:fldCharType="separate"/>
+      </w:r>
+      <w:r>
+        <w:rPr>
+          <w:noProof/>
+        </w:rPr>
+        <w:t>5</w:t>
+      </w:r>
+      <w:r>
+        <w:rPr>
+          <w:noProof/>
+        </w:rPr>
+        <w:fldChar w:fldCharType="end"/>
+      </w:r>
       <w:r>
         <w:t xml:space="preserve"> : Échelle de pertinence des couples SR/OV définie par la SGTIN</w:t>
       </w:r>
@@ -21552,7 +21569,6 @@
         <w:tc>
           <w:tcPr>
             <w:tcW w:w="889" w:type="pct"/>
-            <w:shd w:val="clear" w:color="auto" w:fill="auto"/>
             <w:vAlign w:val="center"/>
           </w:tcPr>
           <w:p>
@@ -23926,14 +23942,13 @@
       </w:pPr>
       <w:r>
         <w:rPr>
-          <w:rFonts w:ascii="Marianne" w:hAnsi="Marianne"/>
           <w:noProof/>
         </w:rPr>
         <w:drawing>
-          <wp:inline distT="0" distB="0" distL="0" distR="0" wp14:anchorId="206BB80C" wp14:editId="6559FC8A">
-            <wp:extent cx="6228715" cy="3973919"/>
-            <wp:effectExtent l="0" t="0" r="635" b="7620"/>
-            <wp:docPr id="89" name="Image 89" descr="Une image contenant diagramme, cercle, capture d’écran, astronomie&#10;&#10;Le contenu généré par l’IA peut être incorrect."/>
+          <wp:inline distT="0" distB="0" distL="0" distR="0" wp14:anchorId="224E5C61" wp14:editId="02FD2810">
+            <wp:extent cx="6068030" cy="3876344"/>
+            <wp:effectExtent l="0" t="0" r="9525" b="0"/>
+            <wp:docPr id="504954166" name="Image 15"/>
             <wp:cNvGraphicFramePr>
               <a:graphicFrameLocks xmlns:a="http://schemas.openxmlformats.org/drawingml/2006/main" noChangeAspect="1"/>
             </wp:cNvGraphicFramePr>
@@ -23941,7 +23956,7 @@
               <a:graphicData uri="http://schemas.openxmlformats.org/drawingml/2006/picture">
                 <pic:pic xmlns:pic="http://schemas.openxmlformats.org/drawingml/2006/picture">
                   <pic:nvPicPr>
-                    <pic:cNvPr id="89" name="Image 89" descr="Une image contenant diagramme, cercle, capture d’écran, astronomie&#10;&#10;Le contenu généré par l’IA peut être incorrect."/>
+                    <pic:cNvPr id="0" name="Picture 3"/>
                     <pic:cNvPicPr>
                       <a:picLocks noChangeAspect="1" noChangeArrowheads="1"/>
                     </pic:cNvPicPr>
@@ -23962,7 +23977,7 @@
                   <pic:spPr bwMode="auto">
                     <a:xfrm>
                       <a:off x="0" y="0"/>
-                      <a:ext cx="6228715" cy="3973919"/>
+                      <a:ext cx="6081609" cy="3885019"/>
                     </a:xfrm>
                     <a:prstGeom prst="rect">
                       <a:avLst/>
@@ -24729,7 +24744,6 @@
         <w:tc>
           <w:tcPr>
             <w:tcW w:w="2254" w:type="pct"/>
-            <w:shd w:val="clear" w:color="auto" w:fill="auto"/>
           </w:tcPr>
           <w:p>
             <w:pPr>
@@ -24742,7 +24756,6 @@
         <w:tc>
           <w:tcPr>
             <w:tcW w:w="2158" w:type="pct"/>
-            <w:shd w:val="clear" w:color="auto" w:fill="auto"/>
           </w:tcPr>
           <w:p>
             <w:pPr>
@@ -24755,7 +24768,6 @@
         <w:tc>
           <w:tcPr>
             <w:tcW w:w="588" w:type="pct"/>
-            <w:shd w:val="clear" w:color="auto" w:fill="auto"/>
           </w:tcPr>
           <w:p>
             <w:pPr>
@@ -25291,7 +25303,6 @@
             <w:tcBorders>
               <w:right w:val="single" w:sz="18" w:space="0" w:color="FFFFFF" w:themeColor="background1"/>
             </w:tcBorders>
-            <w:shd w:val="clear" w:color="auto" w:fill="auto"/>
             <w:vAlign w:val="center"/>
           </w:tcPr>
           <w:p>
@@ -25420,7 +25431,6 @@
             <w:tcBorders>
               <w:right w:val="single" w:sz="18" w:space="0" w:color="FFFFFF" w:themeColor="background1"/>
             </w:tcBorders>
-            <w:shd w:val="clear" w:color="auto" w:fill="auto"/>
             <w:vAlign w:val="center"/>
           </w:tcPr>
           <w:p>
@@ -25549,7 +25559,6 @@
             <w:tcBorders>
               <w:right w:val="single" w:sz="18" w:space="0" w:color="FFFFFF" w:themeColor="background1"/>
             </w:tcBorders>
-            <w:shd w:val="clear" w:color="auto" w:fill="auto"/>
             <w:vAlign w:val="center"/>
           </w:tcPr>
           <w:p>
@@ -25675,7 +25684,6 @@
         <w:tc>
           <w:tcPr>
             <w:tcW w:w="850" w:type="dxa"/>
-            <w:shd w:val="clear" w:color="auto" w:fill="auto"/>
           </w:tcPr>
           <w:p>
             <w:pPr>
@@ -25693,7 +25701,6 @@
             <w:tcBorders>
               <w:top w:val="single" w:sz="18" w:space="0" w:color="FFFFFF" w:themeColor="background1"/>
             </w:tcBorders>
-            <w:shd w:val="clear" w:color="auto" w:fill="auto"/>
           </w:tcPr>
           <w:p>
             <w:pPr>
@@ -25724,7 +25731,6 @@
             <w:tcBorders>
               <w:top w:val="single" w:sz="18" w:space="0" w:color="FFFFFF" w:themeColor="background1"/>
             </w:tcBorders>
-            <w:shd w:val="clear" w:color="auto" w:fill="auto"/>
           </w:tcPr>
           <w:p>
             <w:pPr>
@@ -25755,7 +25761,6 @@
             <w:tcBorders>
               <w:top w:val="single" w:sz="18" w:space="0" w:color="FFFFFF" w:themeColor="background1"/>
             </w:tcBorders>
-            <w:shd w:val="clear" w:color="auto" w:fill="auto"/>
           </w:tcPr>
           <w:p>
             <w:pPr>
@@ -25786,7 +25791,6 @@
             <w:tcBorders>
               <w:top w:val="single" w:sz="18" w:space="0" w:color="FFFFFF" w:themeColor="background1"/>
             </w:tcBorders>
-            <w:shd w:val="clear" w:color="auto" w:fill="auto"/>
           </w:tcPr>
           <w:p>
             <w:pPr>
@@ -25820,7 +25824,6 @@
           <w:tcPr>
             <w:tcW w:w="7654" w:type="dxa"/>
             <w:gridSpan w:val="5"/>
-            <w:shd w:val="clear" w:color="auto" w:fill="auto"/>
           </w:tcPr>
           <w:p>
             <w:pPr>
@@ -27580,6 +27583,7 @@
         <w:dataBinding w:prefixMappings="xmlns:ns0='http://purl.org/dc/elements/1.1/' xmlns:ns1='http://schemas.openxmlformats.org/package/2006/metadata/core-properties' " w:xpath="/ns1:coreProperties[1]/ns1:contentStatus[1]" w:storeItemID="{6C3C8BC8-F283-45AE-878A-BAB7291924A1}"/>
         <w:text/>
       </w:sdtPr>
+      <w:sdtEndPr/>
       <w:sdtContent>
         <w:r>
           <w:t>Amélioration continue</w:t>
@@ -28008,6 +28012,7 @@
         <w:dataBinding w:prefixMappings="xmlns:ns0='http://purl.org/dc/elements/1.1/' xmlns:ns1='http://schemas.openxmlformats.org/package/2006/metadata/core-properties' " w:xpath="/ns1:coreProperties[1]/ns1:contentStatus[1]" w:storeItemID="{6C3C8BC8-F283-45AE-878A-BAB7291924A1}"/>
         <w:text/>
       </w:sdtPr>
+      <w:sdtEndPr/>
       <w:sdtContent>
         <w:r>
           <w:t>Amélioration continue</w:t>
@@ -28031,9 +28036,10 @@
         <w:dataBinding w:prefixMappings="xmlns:ns0='http://schemas.microsoft.com/office/2006/metadata/properties' xmlns:ns1='http://www.w3.org/2001/XMLSchema-instance' xmlns:ns2='http://schemas.microsoft.com/office/infopath/2007/PartnerControls' xmlns:ns3='6d93d202-47fc-4405-873a-cab67cc5f1b2' xmlns:ns4='64acb2c5-0a2b-4bda-bd34-58e36cbb80d2' " w:xpath="/ns0:properties[1]/documentManagement[1]/ns3:TPAppVersion[1]" w:storeItemID="{2DF866C4-50CD-47D7-BED6-205C60F51F83}"/>
         <w:text/>
       </w:sdtPr>
+      <w:sdtEndPr/>
       <w:sdtContent>
         <w:r>
-          <w:t>03/07/2025</w:t>
+          <w:t>22/10/2025</w:t>
         </w:r>
       </w:sdtContent>
     </w:sdt>
@@ -28085,19 +28091,8 @@
           <w:iCs/>
           <w:sz w:val="18"/>
         </w:rPr>
-        <w:t xml:space="preserve">Secure </w:t>
-      </w:r>
-      <w:proofErr w:type="spellStart"/>
-      <w:r>
-        <w:rPr>
-          <w:rFonts w:asciiTheme="majorHAnsi" w:hAnsiTheme="majorHAnsi" w:cstheme="majorHAnsi"/>
-          <w:i/>
-          <w:iCs/>
-          <w:sz w:val="18"/>
-        </w:rPr>
-        <w:t>SHell</w:t>
-      </w:r>
-      <w:proofErr w:type="spellEnd"/>
+        <w:t>Secure SHell</w:t>
+      </w:r>
       <w:r>
         <w:rPr>
           <w:rFonts w:asciiTheme="majorHAnsi" w:hAnsiTheme="majorHAnsi" w:cstheme="majorHAnsi"/>
@@ -28303,7 +28298,6 @@
         </w:rPr>
         <w:t xml:space="preserve">Single </w:t>
       </w:r>
-      <w:proofErr w:type="spellStart"/>
       <w:r>
         <w:rPr>
           <w:rFonts w:asciiTheme="majorHAnsi" w:hAnsiTheme="majorHAnsi" w:cstheme="majorHAnsi"/>
@@ -28311,17 +28305,7 @@
           <w:iCs/>
           <w:sz w:val="18"/>
         </w:rPr>
-        <w:t>Sign</w:t>
-      </w:r>
-      <w:proofErr w:type="spellEnd"/>
-      <w:r>
-        <w:rPr>
-          <w:rFonts w:asciiTheme="majorHAnsi" w:hAnsiTheme="majorHAnsi" w:cstheme="majorHAnsi"/>
-          <w:i/>
-          <w:iCs/>
-          <w:sz w:val="18"/>
-        </w:rPr>
-        <w:t xml:space="preserve"> On</w:t>
+        <w:t>Sign On</w:t>
       </w:r>
       <w:r>
         <w:rPr>
@@ -28426,6 +28410,7 @@
         <w:dataBinding w:prefixMappings="xmlns:ns0='http://purl.org/dc/elements/1.1/' xmlns:ns1='http://schemas.openxmlformats.org/package/2006/metadata/core-properties' " w:xpath="/ns1:coreProperties[1]/ns0:title[1]" w:storeItemID="{6C3C8BC8-F283-45AE-878A-BAB7291924A1}"/>
         <w:text/>
       </w:sdtPr>
+      <w:sdtEndPr/>
       <w:sdtContent>
         <w:r>
           <w:rPr>
@@ -28467,6 +28452,7 @@
         <w:dataBinding w:prefixMappings="xmlns:ns0='http://purl.org/dc/elements/1.1/' xmlns:ns1='http://schemas.openxmlformats.org/package/2006/metadata/core-properties' " w:xpath="/ns1:coreProperties[1]/ns0:subject[1]" w:storeItemID="{6C3C8BC8-F283-45AE-878A-BAB7291924A1}"/>
         <w:text/>
       </w:sdtPr>
+      <w:sdtEndPr/>
       <w:sdtContent>
         <w:proofErr w:type="spellStart"/>
         <w:r>
@@ -28504,24 +28490,13 @@
         <w:dataBinding w:prefixMappings="xmlns:ns0='http://schemas.microsoft.com/office/2006/metadata/properties' xmlns:ns1='http://www.w3.org/2001/XMLSchema-instance' xmlns:ns2='http://schemas.microsoft.com/office/infopath/2007/PartnerControls' xmlns:ns3='6d93d202-47fc-4405-873a-cab67cc5f1b2' xmlns:ns4='64acb2c5-0a2b-4bda-bd34-58e36cbb80d2' " w:xpath="/ns0:properties[1]/documentManagement[1]/ns3:TPAppVersion[1]" w:storeItemID="{2DF866C4-50CD-47D7-BED6-205C60F51F83}"/>
         <w:text/>
       </w:sdtPr>
+      <w:sdtEndPr/>
       <w:sdtContent>
         <w:r>
           <w:rPr>
             <w:lang w:val="en-US"/>
           </w:rPr>
-          <w:t>0</w:t>
-        </w:r>
-        <w:r>
-          <w:rPr>
-            <w:lang w:val="en-US"/>
-          </w:rPr>
-          <w:t>3</w:t>
-        </w:r>
-        <w:r>
-          <w:rPr>
-            <w:lang w:val="en-US"/>
-          </w:rPr>
-          <w:t>/07</w:t>
+          <w:t>22/10</w:t>
         </w:r>
         <w:r>
           <w:rPr>
@@ -28570,7 +28545,7 @@
         <v:path o:extrusionok="f" gradientshapeok="t" o:connecttype="rect"/>
         <o:lock v:ext="edit" aspectratio="t"/>
       </v:shapetype>
-      <v:shape id="_x0000_i1083" type="#_x0000_t75" style="width:58.5pt;height:58.5pt;visibility:visible;mso-wrap-style:square" o:bullet="t">
+      <v:shape id="_x0000_i1027" type="#_x0000_t75" style="width:58.5pt;height:58.5pt;visibility:visible;mso-wrap-style:square" o:bullet="t">
         <v:imagedata r:id="rId1" o:title=""/>
       </v:shape>
     </w:pict>
@@ -34029,6 +34004,7 @@
   <w:style w:type="character" w:default="1" w:styleId="Policepardfaut">
     <w:name w:val="Default Paragraph Font"/>
     <w:uiPriority w:val="1"/>
+    <w:semiHidden/>
     <w:unhideWhenUsed/>
   </w:style>
   <w:style w:type="table" w:default="1" w:styleId="TableauNormal">
@@ -35605,14 +35581,14 @@
     <w:charset w:val="00"/>
     <w:family w:val="swiss"/>
     <w:pitch w:val="variable"/>
-    <w:sig w:usb0="E4002EFF" w:usb1="C200247B" w:usb2="00000009" w:usb3="00000000" w:csb0="000001FF" w:csb1="00000000"/>
+    <w:sig w:usb0="E4002EFF" w:usb1="C000247B" w:usb2="00000009" w:usb3="00000000" w:csb0="000001FF" w:csb1="00000000"/>
   </w:font>
   <w:font w:name="Calibri">
     <w:panose1 w:val="020F0502020204030204"/>
     <w:charset w:val="00"/>
     <w:family w:val="swiss"/>
     <w:pitch w:val="variable"/>
-    <w:sig w:usb0="E4002EFF" w:usb1="C200247B" w:usb2="00000009" w:usb3="00000000" w:csb0="000001FF" w:csb1="00000000"/>
+    <w:sig w:usb0="E4002EFF" w:usb1="C000247B" w:usb2="00000009" w:usb3="00000000" w:csb0="000001FF" w:csb1="00000000"/>
   </w:font>
   <w:font w:name="Tahoma">
     <w:panose1 w:val="020B0604030504040204"/>
@@ -35627,6 +35603,12 @@
     <w:family w:val="swiss"/>
     <w:pitch w:val="variable"/>
     <w:sig w:usb0="E4002EFF" w:usb1="C000E47F" w:usb2="00000009" w:usb3="00000000" w:csb0="000001FF" w:csb1="00000000"/>
+  </w:font>
+  <w:font w:name="Oxygen">
+    <w:charset w:val="00"/>
+    <w:family w:val="auto"/>
+    <w:pitch w:val="variable"/>
+    <w:sig w:usb0="A00000EF" w:usb1="4000204B" w:usb2="00000000" w:usb3="00000000" w:csb0="00000093" w:csb1="00000000"/>
   </w:font>
   <w:font w:name="Marianne">
     <w:altName w:val="Calibri"/>
@@ -35722,6 +35704,7 @@
     <w:rsid w:val="00AD06F8"/>
     <w:rsid w:val="00B55005"/>
     <w:rsid w:val="00B7477C"/>
+    <w:rsid w:val="00B86B94"/>
     <w:rsid w:val="00BD0C72"/>
     <w:rsid w:val="00BF22D9"/>
     <w:rsid w:val="00C14A04"/>
@@ -36564,10 +36547,155 @@
 </file>
 
 <file path=customXml/item2.xml><?xml version="1.0" encoding="utf-8"?>
-<b:Sources xmlns:b="http://schemas.openxmlformats.org/officeDocument/2006/bibliography" xmlns="http://schemas.openxmlformats.org/officeDocument/2006/bibliography" SelectedStyle="\APASixthEditionOfficeOnline.xsl" StyleName="APA" Version="6"/>
+<p:properties xmlns:p="http://schemas.microsoft.com/office/2006/metadata/properties" xmlns:xsi="http://www.w3.org/2001/XMLSchema-instance" xmlns:pc="http://schemas.microsoft.com/office/infopath/2007/PartnerControls">
+  <documentManagement>
+    <TPExecutable xmlns="6d93d202-47fc-4405-873a-cab67cc5f1b2" xsi:nil="true"/>
+    <SubmitterId xmlns="6d93d202-47fc-4405-873a-cab67cc5f1b2" xsi:nil="true"/>
+    <DirectSourceMarket xmlns="6d93d202-47fc-4405-873a-cab67cc5f1b2">english</DirectSourceMarket>
+    <AssetType xmlns="6d93d202-47fc-4405-873a-cab67cc5f1b2" xsi:nil="true"/>
+    <Milestone xmlns="6d93d202-47fc-4405-873a-cab67cc5f1b2" xsi:nil="true"/>
+    <OriginAsset xmlns="6d93d202-47fc-4405-873a-cab67cc5f1b2" xsi:nil="true"/>
+    <TPComponent xmlns="6d93d202-47fc-4405-873a-cab67cc5f1b2" xsi:nil="true"/>
+    <AssetId xmlns="6d93d202-47fc-4405-873a-cab67cc5f1b2">TP101840837</AssetId>
+    <TPFriendlyName xmlns="6d93d202-47fc-4405-873a-cab67cc5f1b2" xsi:nil="true"/>
+    <SourceTitle xmlns="6d93d202-47fc-4405-873a-cab67cc5f1b2" xsi:nil="true"/>
+    <TPApplication xmlns="6d93d202-47fc-4405-873a-cab67cc5f1b2" xsi:nil="true"/>
+    <TPLaunchHelpLink xmlns="6d93d202-47fc-4405-873a-cab67cc5f1b2" xsi:nil="true"/>
+    <OpenTemplate xmlns="6d93d202-47fc-4405-873a-cab67cc5f1b2">true</OpenTemplate>
+    <PlannedPubDate xmlns="6d93d202-47fc-4405-873a-cab67cc5f1b2">2010-03-09T05:43:00+00:00</PlannedPubDate>
+    <CrawlForDependencies xmlns="6d93d202-47fc-4405-873a-cab67cc5f1b2">false</CrawlForDependencies>
+    <TrustLevel xmlns="6d93d202-47fc-4405-873a-cab67cc5f1b2">1 Microsoft Managed Content</TrustLevel>
+    <PublishStatusLookup xmlns="6d93d202-47fc-4405-873a-cab67cc5f1b2">
+      <Value>336099</Value>
+      <Value>458294</Value>
+    </PublishStatusLookup>
+    <TemplateTemplateType xmlns="6d93d202-47fc-4405-873a-cab67cc5f1b2">Word Document Template</TemplateTemplateType>
+    <TPNamespace xmlns="6d93d202-47fc-4405-873a-cab67cc5f1b2" xsi:nil="true"/>
+    <Markets xmlns="6d93d202-47fc-4405-873a-cab67cc5f1b2"/>
+    <OriginalSourceMarket xmlns="6d93d202-47fc-4405-873a-cab67cc5f1b2">english</OriginalSourceMarket>
+    <TPInstallLocation xmlns="6d93d202-47fc-4405-873a-cab67cc5f1b2" xsi:nil="true"/>
+    <TPAppVersion xmlns="6d93d202-47fc-4405-873a-cab67cc5f1b2">22/10/2025</TPAppVersion>
+    <TPCommandLine xmlns="6d93d202-47fc-4405-873a-cab67cc5f1b2" xsi:nil="true"/>
+    <APAuthor xmlns="6d93d202-47fc-4405-873a-cab67cc5f1b2">
+      <UserInfo>
+        <DisplayName/>
+        <AccountId>1073741823</AccountId>
+        <AccountType/>
+      </UserInfo>
+    </APAuthor>
+    <EditorialStatus xmlns="6d93d202-47fc-4405-873a-cab67cc5f1b2" xsi:nil="true"/>
+    <PublishTargets xmlns="6d93d202-47fc-4405-873a-cab67cc5f1b2">OfficeOnline</PublishTargets>
+    <TPLaunchHelpLinkType xmlns="6d93d202-47fc-4405-873a-cab67cc5f1b2">Template</TPLaunchHelpLinkType>
+    <TPClientViewer xmlns="6d93d202-47fc-4405-873a-cab67cc5f1b2" xsi:nil="true"/>
+    <CSXHash xmlns="6d93d202-47fc-4405-873a-cab67cc5f1b2" xsi:nil="true"/>
+    <IsDeleted xmlns="6d93d202-47fc-4405-873a-cab67cc5f1b2">false</IsDeleted>
+    <ShowIn xmlns="6d93d202-47fc-4405-873a-cab67cc5f1b2">Show everywhere</ShowIn>
+    <UANotes xmlns="6d93d202-47fc-4405-873a-cab67cc5f1b2" xsi:nil="true"/>
+    <TemplateStatus xmlns="6d93d202-47fc-4405-873a-cab67cc5f1b2" xsi:nil="true"/>
+    <Downloads xmlns="6d93d202-47fc-4405-873a-cab67cc5f1b2">0</Downloads>
+    <AcquiredFrom xmlns="6d93d202-47fc-4405-873a-cab67cc5f1b2">Internal MS</AcquiredFrom>
+    <IsSearchable xmlns="6d93d202-47fc-4405-873a-cab67cc5f1b2">false</IsSearchable>
+    <ThumbnailAssetId xmlns="6d93d202-47fc-4405-873a-cab67cc5f1b2" xsi:nil="true"/>
+    <MarketSpecific xmlns="6d93d202-47fc-4405-873a-cab67cc5f1b2" xsi:nil="true"/>
+    <MachineTranslated xmlns="6d93d202-47fc-4405-873a-cab67cc5f1b2">false</MachineTranslated>
+    <ArtSampleDocs xmlns="6d93d202-47fc-4405-873a-cab67cc5f1b2" xsi:nil="true"/>
+    <ApprovalLog xmlns="6d93d202-47fc-4405-873a-cab67cc5f1b2" xsi:nil="true"/>
+    <ApprovalStatus xmlns="6d93d202-47fc-4405-873a-cab67cc5f1b2">InProgress</ApprovalStatus>
+    <EditorialTags xmlns="6d93d202-47fc-4405-873a-cab67cc5f1b2" xsi:nil="true"/>
+    <LastHandOff xmlns="6d93d202-47fc-4405-873a-cab67cc5f1b2" xsi:nil="true"/>
+    <BusinessGroup xmlns="6d93d202-47fc-4405-873a-cab67cc5f1b2" xsi:nil="true"/>
+    <VoteCount xmlns="6d93d202-47fc-4405-873a-cab67cc5f1b2" xsi:nil="true"/>
+    <UACurrentWords xmlns="6d93d202-47fc-4405-873a-cab67cc5f1b2" xsi:nil="true"/>
+    <Manager xmlns="6d93d202-47fc-4405-873a-cab67cc5f1b2" xsi:nil="true"/>
+    <NumericId xmlns="6d93d202-47fc-4405-873a-cab67cc5f1b2" xsi:nil="true"/>
+    <Component xmlns="64acb2c5-0a2b-4bda-bd34-58e36cbb80d2" xsi:nil="true"/>
+    <HandoffToMSDN xmlns="6d93d202-47fc-4405-873a-cab67cc5f1b2" xsi:nil="true"/>
+    <UALocComments xmlns="6d93d202-47fc-4405-873a-cab67cc5f1b2" xsi:nil="true"/>
+    <UALocRecommendation xmlns="6d93d202-47fc-4405-873a-cab67cc5f1b2">Localize</UALocRecommendation>
+    <AssetStart xmlns="6d93d202-47fc-4405-873a-cab67cc5f1b2">2010-10-20T14:05:51+00:00</AssetStart>
+    <LastModifiedDateTime xmlns="6d93d202-47fc-4405-873a-cab67cc5f1b2" xsi:nil="true"/>
+    <LastPublishResultLookup xmlns="6d93d202-47fc-4405-873a-cab67cc5f1b2" xsi:nil="true"/>
+    <AverageRating xmlns="6d93d202-47fc-4405-873a-cab67cc5f1b2" xsi:nil="true"/>
+    <CSXUpdate xmlns="6d93d202-47fc-4405-873a-cab67cc5f1b2">false</CSXUpdate>
+    <UAProjectedTotalWords xmlns="6d93d202-47fc-4405-873a-cab67cc5f1b2" xsi:nil="true"/>
+    <AssetExpire xmlns="6d93d202-47fc-4405-873a-cab67cc5f1b2">2100-01-01T00:00:00+00:00</AssetExpire>
+    <IntlLangReviewDate xmlns="6d93d202-47fc-4405-873a-cab67cc5f1b2" xsi:nil="true"/>
+    <IntlLangReview xmlns="6d93d202-47fc-4405-873a-cab67cc5f1b2" xsi:nil="true"/>
+    <OOCacheId xmlns="6d93d202-47fc-4405-873a-cab67cc5f1b2" xsi:nil="true"/>
+    <PolicheckWords xmlns="6d93d202-47fc-4405-873a-cab67cc5f1b2" xsi:nil="true"/>
+    <CSXSubmissionMarket xmlns="6d93d202-47fc-4405-873a-cab67cc5f1b2" xsi:nil="true"/>
+    <BlockPublish xmlns="6d93d202-47fc-4405-873a-cab67cc5f1b2" xsi:nil="true"/>
+    <FriendlyTitle xmlns="6d93d202-47fc-4405-873a-cab67cc5f1b2" xsi:nil="true"/>
+    <Providers xmlns="6d93d202-47fc-4405-873a-cab67cc5f1b2" xsi:nil="true"/>
+    <TimesCloned xmlns="6d93d202-47fc-4405-873a-cab67cc5f1b2" xsi:nil="true"/>
+    <ClipArtFilename xmlns="6d93d202-47fc-4405-873a-cab67cc5f1b2" xsi:nil="true"/>
+    <APDescription xmlns="6d93d202-47fc-4405-873a-cab67cc5f1b2" xsi:nil="true"/>
+    <PrimaryImageGen xmlns="6d93d202-47fc-4405-873a-cab67cc5f1b2">false</PrimaryImageGen>
+    <ContentItem xmlns="6d93d202-47fc-4405-873a-cab67cc5f1b2" xsi:nil="true"/>
+    <BugNumber xmlns="6d93d202-47fc-4405-873a-cab67cc5f1b2" xsi:nil="true"/>
+    <LegacyData xmlns="6d93d202-47fc-4405-873a-cab67cc5f1b2" xsi:nil="true"/>
+    <Description0 xmlns="64acb2c5-0a2b-4bda-bd34-58e36cbb80d2" xsi:nil="true"/>
+    <IntlLangReviewer xmlns="6d93d202-47fc-4405-873a-cab67cc5f1b2" xsi:nil="true"/>
+    <IntlLocPriority xmlns="6d93d202-47fc-4405-873a-cab67cc5f1b2" xsi:nil="true"/>
+    <Provider xmlns="6d93d202-47fc-4405-873a-cab67cc5f1b2" xsi:nil="true"/>
+    <CSXSubmissionDate xmlns="6d93d202-47fc-4405-873a-cab67cc5f1b2" xsi:nil="true"/>
+    <DSATActionTaken xmlns="6d93d202-47fc-4405-873a-cab67cc5f1b2" xsi:nil="true"/>
+    <APEditor xmlns="6d93d202-47fc-4405-873a-cab67cc5f1b2">
+      <UserInfo>
+        <DisplayName/>
+        <AccountId xsi:nil="true"/>
+        <AccountType/>
+      </UserInfo>
+    </APEditor>
+    <OutputCachingOn xmlns="6d93d202-47fc-4405-873a-cab67cc5f1b2">false</OutputCachingOn>
+    <ParentAssetId xmlns="6d93d202-47fc-4405-873a-cab67cc5f1b2" xsi:nil="true"/>
+    <LocManualTestRequired xmlns="6d93d202-47fc-4405-873a-cab67cc5f1b2" xsi:nil="true"/>
+    <LocalizationTagsTaxHTField0 xmlns="6d93d202-47fc-4405-873a-cab67cc5f1b2">
+      <Terms xmlns="http://schemas.microsoft.com/office/infopath/2007/PartnerControls"/>
+    </LocalizationTagsTaxHTField0>
+    <CampaignTagsTaxHTField0 xmlns="6d93d202-47fc-4405-873a-cab67cc5f1b2">
+      <Terms xmlns="http://schemas.microsoft.com/office/infopath/2007/PartnerControls"/>
+    </CampaignTagsTaxHTField0>
+    <LocLastLocAttemptVersionLookup xmlns="6d93d202-47fc-4405-873a-cab67cc5f1b2">146743</LocLastLocAttemptVersionLookup>
+    <InternalTagsTaxHTField0 xmlns="6d93d202-47fc-4405-873a-cab67cc5f1b2">
+      <Terms xmlns="http://schemas.microsoft.com/office/infopath/2007/PartnerControls"/>
+    </InternalTagsTaxHTField0>
+    <LocProcessedForMarketsLookup xmlns="6d93d202-47fc-4405-873a-cab67cc5f1b2" xsi:nil="true"/>
+    <LocRecommendedHandoff xmlns="6d93d202-47fc-4405-873a-cab67cc5f1b2" xsi:nil="true"/>
+    <LocOverallPreviewStatusLookup xmlns="6d93d202-47fc-4405-873a-cab67cc5f1b2" xsi:nil="true"/>
+    <LocOverallPublishStatusLookup xmlns="6d93d202-47fc-4405-873a-cab67cc5f1b2" xsi:nil="true"/>
+    <LocProcessedForHandoffsLookup xmlns="6d93d202-47fc-4405-873a-cab67cc5f1b2" xsi:nil="true"/>
+    <LocLastLocAttemptVersionTypeLookup xmlns="6d93d202-47fc-4405-873a-cab67cc5f1b2" xsi:nil="true"/>
+    <LocOverallHandbackStatusLookup xmlns="6d93d202-47fc-4405-873a-cab67cc5f1b2" xsi:nil="true"/>
+    <LocComments xmlns="6d93d202-47fc-4405-873a-cab67cc5f1b2" xsi:nil="true"/>
+    <TaxCatchAll xmlns="6d93d202-47fc-4405-873a-cab67cc5f1b2"/>
+    <RecommendationsModifier xmlns="6d93d202-47fc-4405-873a-cab67cc5f1b2" xsi:nil="true"/>
+    <ScenarioTagsTaxHTField0 xmlns="6d93d202-47fc-4405-873a-cab67cc5f1b2">
+      <Terms xmlns="http://schemas.microsoft.com/office/infopath/2007/PartnerControls"/>
+    </ScenarioTagsTaxHTField0>
+    <FeatureTagsTaxHTField0 xmlns="6d93d202-47fc-4405-873a-cab67cc5f1b2">
+      <Terms xmlns="http://schemas.microsoft.com/office/infopath/2007/PartnerControls"/>
+    </FeatureTagsTaxHTField0>
+    <LocOverallLocStatusLookup xmlns="6d93d202-47fc-4405-873a-cab67cc5f1b2" xsi:nil="true"/>
+    <LocPublishedLinkedAssetsLookup xmlns="6d93d202-47fc-4405-873a-cab67cc5f1b2" xsi:nil="true"/>
+    <LocNewPublishedVersionLookup xmlns="6d93d202-47fc-4405-873a-cab67cc5f1b2" xsi:nil="true"/>
+    <LocPublishedDependentAssetsLookup xmlns="6d93d202-47fc-4405-873a-cab67cc5f1b2" xsi:nil="true"/>
+    <OriginalRelease xmlns="6d93d202-47fc-4405-873a-cab67cc5f1b2">14</OriginalRelease>
+    <LocMarketGroupTiers2 xmlns="6d93d202-47fc-4405-873a-cab67cc5f1b2" xsi:nil="true"/>
+  </documentManagement>
+</p:properties>
 </file>
 
 <file path=customXml/item3.xml><?xml version="1.0" encoding="utf-8"?>
+<?mso-contentType ?>
+<FormTemplates xmlns="http://schemas.microsoft.com/sharepoint/v3/contenttype/forms">
+  <Display>DocumentLibraryForm</Display>
+  <Edit>AssetEditForm</Edit>
+  <New>DocumentLibraryForm</New>
+</FormTemplates>
+</file>
+
+<file path=customXml/item4.xml><?xml version="1.0" encoding="utf-8"?>
 <ct:contentTypeSchema xmlns:ct="http://schemas.microsoft.com/office/2006/metadata/contentType" xmlns:ma="http://schemas.microsoft.com/office/2006/metadata/properties/metaAttributes" ct:_="" ma:_="" ma:contentTypeName="TemplateFile" ma:contentTypeID="0x01010069924D1ECC420D47A2456556BC94F7370400BDF4491DEA4973499845289601F88B9F" ma:contentTypeVersion="55" ma:contentTypeDescription="Create a new document." ma:contentTypeScope="" ma:versionID="41eb558a2b826e6e4f9defd990175bec">
   <xsd:schema xmlns:xsd="http://www.w3.org/2001/XMLSchema" xmlns:xs="http://www.w3.org/2001/XMLSchema" xmlns:p="http://schemas.microsoft.com/office/2006/metadata/properties" xmlns:ns2="6d93d202-47fc-4405-873a-cab67cc5f1b2" xmlns:ns3="64acb2c5-0a2b-4bda-bd34-58e36cbb80d2" targetNamespace="http://schemas.microsoft.com/office/2006/metadata/properties" ma:root="true" ma:fieldsID="19deea0185cf7bc57eee9b90b1ba2ace" ns2:_="" ns3:_="">
     <xsd:import namespace="6d93d202-47fc-4405-873a-cab67cc5f1b2"/>
@@ -37626,153 +37754,8 @@
 </ct:contentTypeSchema>
 </file>
 
-<file path=customXml/item4.xml><?xml version="1.0" encoding="utf-8"?>
-<?mso-contentType ?>
-<FormTemplates xmlns="http://schemas.microsoft.com/sharepoint/v3/contenttype/forms">
-  <Display>DocumentLibraryForm</Display>
-  <Edit>AssetEditForm</Edit>
-  <New>DocumentLibraryForm</New>
-</FormTemplates>
-</file>
-
 <file path=customXml/item5.xml><?xml version="1.0" encoding="utf-8"?>
-<p:properties xmlns:p="http://schemas.microsoft.com/office/2006/metadata/properties" xmlns:xsi="http://www.w3.org/2001/XMLSchema-instance" xmlns:pc="http://schemas.microsoft.com/office/infopath/2007/PartnerControls">
-  <documentManagement>
-    <TPExecutable xmlns="6d93d202-47fc-4405-873a-cab67cc5f1b2" xsi:nil="true"/>
-    <SubmitterId xmlns="6d93d202-47fc-4405-873a-cab67cc5f1b2" xsi:nil="true"/>
-    <DirectSourceMarket xmlns="6d93d202-47fc-4405-873a-cab67cc5f1b2">english</DirectSourceMarket>
-    <AssetType xmlns="6d93d202-47fc-4405-873a-cab67cc5f1b2" xsi:nil="true"/>
-    <Milestone xmlns="6d93d202-47fc-4405-873a-cab67cc5f1b2" xsi:nil="true"/>
-    <OriginAsset xmlns="6d93d202-47fc-4405-873a-cab67cc5f1b2" xsi:nil="true"/>
-    <TPComponent xmlns="6d93d202-47fc-4405-873a-cab67cc5f1b2" xsi:nil="true"/>
-    <AssetId xmlns="6d93d202-47fc-4405-873a-cab67cc5f1b2">TP101840837</AssetId>
-    <TPFriendlyName xmlns="6d93d202-47fc-4405-873a-cab67cc5f1b2" xsi:nil="true"/>
-    <SourceTitle xmlns="6d93d202-47fc-4405-873a-cab67cc5f1b2" xsi:nil="true"/>
-    <TPApplication xmlns="6d93d202-47fc-4405-873a-cab67cc5f1b2" xsi:nil="true"/>
-    <TPLaunchHelpLink xmlns="6d93d202-47fc-4405-873a-cab67cc5f1b2" xsi:nil="true"/>
-    <OpenTemplate xmlns="6d93d202-47fc-4405-873a-cab67cc5f1b2">true</OpenTemplate>
-    <PlannedPubDate xmlns="6d93d202-47fc-4405-873a-cab67cc5f1b2">2010-03-09T05:43:00+00:00</PlannedPubDate>
-    <CrawlForDependencies xmlns="6d93d202-47fc-4405-873a-cab67cc5f1b2">false</CrawlForDependencies>
-    <TrustLevel xmlns="6d93d202-47fc-4405-873a-cab67cc5f1b2">1 Microsoft Managed Content</TrustLevel>
-    <PublishStatusLookup xmlns="6d93d202-47fc-4405-873a-cab67cc5f1b2">
-      <Value>336099</Value>
-      <Value>458294</Value>
-    </PublishStatusLookup>
-    <TemplateTemplateType xmlns="6d93d202-47fc-4405-873a-cab67cc5f1b2">Word Document Template</TemplateTemplateType>
-    <TPNamespace xmlns="6d93d202-47fc-4405-873a-cab67cc5f1b2" xsi:nil="true"/>
-    <Markets xmlns="6d93d202-47fc-4405-873a-cab67cc5f1b2"/>
-    <OriginalSourceMarket xmlns="6d93d202-47fc-4405-873a-cab67cc5f1b2">english</OriginalSourceMarket>
-    <TPInstallLocation xmlns="6d93d202-47fc-4405-873a-cab67cc5f1b2" xsi:nil="true"/>
-    <TPAppVersion xmlns="6d93d202-47fc-4405-873a-cab67cc5f1b2">03/07/2025</TPAppVersion>
-    <TPCommandLine xmlns="6d93d202-47fc-4405-873a-cab67cc5f1b2" xsi:nil="true"/>
-    <APAuthor xmlns="6d93d202-47fc-4405-873a-cab67cc5f1b2">
-      <UserInfo>
-        <DisplayName/>
-        <AccountId>1073741823</AccountId>
-        <AccountType/>
-      </UserInfo>
-    </APAuthor>
-    <EditorialStatus xmlns="6d93d202-47fc-4405-873a-cab67cc5f1b2" xsi:nil="true"/>
-    <PublishTargets xmlns="6d93d202-47fc-4405-873a-cab67cc5f1b2">OfficeOnline</PublishTargets>
-    <TPLaunchHelpLinkType xmlns="6d93d202-47fc-4405-873a-cab67cc5f1b2">Template</TPLaunchHelpLinkType>
-    <TPClientViewer xmlns="6d93d202-47fc-4405-873a-cab67cc5f1b2" xsi:nil="true"/>
-    <CSXHash xmlns="6d93d202-47fc-4405-873a-cab67cc5f1b2" xsi:nil="true"/>
-    <IsDeleted xmlns="6d93d202-47fc-4405-873a-cab67cc5f1b2">false</IsDeleted>
-    <ShowIn xmlns="6d93d202-47fc-4405-873a-cab67cc5f1b2">Show everywhere</ShowIn>
-    <UANotes xmlns="6d93d202-47fc-4405-873a-cab67cc5f1b2" xsi:nil="true"/>
-    <TemplateStatus xmlns="6d93d202-47fc-4405-873a-cab67cc5f1b2" xsi:nil="true"/>
-    <Downloads xmlns="6d93d202-47fc-4405-873a-cab67cc5f1b2">0</Downloads>
-    <AcquiredFrom xmlns="6d93d202-47fc-4405-873a-cab67cc5f1b2">Internal MS</AcquiredFrom>
-    <IsSearchable xmlns="6d93d202-47fc-4405-873a-cab67cc5f1b2">false</IsSearchable>
-    <ThumbnailAssetId xmlns="6d93d202-47fc-4405-873a-cab67cc5f1b2" xsi:nil="true"/>
-    <MarketSpecific xmlns="6d93d202-47fc-4405-873a-cab67cc5f1b2" xsi:nil="true"/>
-    <MachineTranslated xmlns="6d93d202-47fc-4405-873a-cab67cc5f1b2">false</MachineTranslated>
-    <ArtSampleDocs xmlns="6d93d202-47fc-4405-873a-cab67cc5f1b2" xsi:nil="true"/>
-    <ApprovalLog xmlns="6d93d202-47fc-4405-873a-cab67cc5f1b2" xsi:nil="true"/>
-    <ApprovalStatus xmlns="6d93d202-47fc-4405-873a-cab67cc5f1b2">InProgress</ApprovalStatus>
-    <EditorialTags xmlns="6d93d202-47fc-4405-873a-cab67cc5f1b2" xsi:nil="true"/>
-    <LastHandOff xmlns="6d93d202-47fc-4405-873a-cab67cc5f1b2" xsi:nil="true"/>
-    <BusinessGroup xmlns="6d93d202-47fc-4405-873a-cab67cc5f1b2" xsi:nil="true"/>
-    <VoteCount xmlns="6d93d202-47fc-4405-873a-cab67cc5f1b2" xsi:nil="true"/>
-    <UACurrentWords xmlns="6d93d202-47fc-4405-873a-cab67cc5f1b2" xsi:nil="true"/>
-    <Manager xmlns="6d93d202-47fc-4405-873a-cab67cc5f1b2" xsi:nil="true"/>
-    <NumericId xmlns="6d93d202-47fc-4405-873a-cab67cc5f1b2" xsi:nil="true"/>
-    <Component xmlns="64acb2c5-0a2b-4bda-bd34-58e36cbb80d2" xsi:nil="true"/>
-    <HandoffToMSDN xmlns="6d93d202-47fc-4405-873a-cab67cc5f1b2" xsi:nil="true"/>
-    <UALocComments xmlns="6d93d202-47fc-4405-873a-cab67cc5f1b2" xsi:nil="true"/>
-    <UALocRecommendation xmlns="6d93d202-47fc-4405-873a-cab67cc5f1b2">Localize</UALocRecommendation>
-    <AssetStart xmlns="6d93d202-47fc-4405-873a-cab67cc5f1b2">2010-10-20T14:05:51+00:00</AssetStart>
-    <LastModifiedDateTime xmlns="6d93d202-47fc-4405-873a-cab67cc5f1b2" xsi:nil="true"/>
-    <LastPublishResultLookup xmlns="6d93d202-47fc-4405-873a-cab67cc5f1b2" xsi:nil="true"/>
-    <AverageRating xmlns="6d93d202-47fc-4405-873a-cab67cc5f1b2" xsi:nil="true"/>
-    <CSXUpdate xmlns="6d93d202-47fc-4405-873a-cab67cc5f1b2">false</CSXUpdate>
-    <UAProjectedTotalWords xmlns="6d93d202-47fc-4405-873a-cab67cc5f1b2" xsi:nil="true"/>
-    <AssetExpire xmlns="6d93d202-47fc-4405-873a-cab67cc5f1b2">2100-01-01T00:00:00+00:00</AssetExpire>
-    <IntlLangReviewDate xmlns="6d93d202-47fc-4405-873a-cab67cc5f1b2" xsi:nil="true"/>
-    <IntlLangReview xmlns="6d93d202-47fc-4405-873a-cab67cc5f1b2" xsi:nil="true"/>
-    <OOCacheId xmlns="6d93d202-47fc-4405-873a-cab67cc5f1b2" xsi:nil="true"/>
-    <PolicheckWords xmlns="6d93d202-47fc-4405-873a-cab67cc5f1b2" xsi:nil="true"/>
-    <CSXSubmissionMarket xmlns="6d93d202-47fc-4405-873a-cab67cc5f1b2" xsi:nil="true"/>
-    <BlockPublish xmlns="6d93d202-47fc-4405-873a-cab67cc5f1b2" xsi:nil="true"/>
-    <FriendlyTitle xmlns="6d93d202-47fc-4405-873a-cab67cc5f1b2" xsi:nil="true"/>
-    <Providers xmlns="6d93d202-47fc-4405-873a-cab67cc5f1b2" xsi:nil="true"/>
-    <TimesCloned xmlns="6d93d202-47fc-4405-873a-cab67cc5f1b2" xsi:nil="true"/>
-    <ClipArtFilename xmlns="6d93d202-47fc-4405-873a-cab67cc5f1b2" xsi:nil="true"/>
-    <APDescription xmlns="6d93d202-47fc-4405-873a-cab67cc5f1b2" xsi:nil="true"/>
-    <PrimaryImageGen xmlns="6d93d202-47fc-4405-873a-cab67cc5f1b2">false</PrimaryImageGen>
-    <ContentItem xmlns="6d93d202-47fc-4405-873a-cab67cc5f1b2" xsi:nil="true"/>
-    <BugNumber xmlns="6d93d202-47fc-4405-873a-cab67cc5f1b2" xsi:nil="true"/>
-    <LegacyData xmlns="6d93d202-47fc-4405-873a-cab67cc5f1b2" xsi:nil="true"/>
-    <Description0 xmlns="64acb2c5-0a2b-4bda-bd34-58e36cbb80d2" xsi:nil="true"/>
-    <IntlLangReviewer xmlns="6d93d202-47fc-4405-873a-cab67cc5f1b2" xsi:nil="true"/>
-    <IntlLocPriority xmlns="6d93d202-47fc-4405-873a-cab67cc5f1b2" xsi:nil="true"/>
-    <Provider xmlns="6d93d202-47fc-4405-873a-cab67cc5f1b2" xsi:nil="true"/>
-    <CSXSubmissionDate xmlns="6d93d202-47fc-4405-873a-cab67cc5f1b2" xsi:nil="true"/>
-    <DSATActionTaken xmlns="6d93d202-47fc-4405-873a-cab67cc5f1b2" xsi:nil="true"/>
-    <APEditor xmlns="6d93d202-47fc-4405-873a-cab67cc5f1b2">
-      <UserInfo>
-        <DisplayName/>
-        <AccountId xsi:nil="true"/>
-        <AccountType/>
-      </UserInfo>
-    </APEditor>
-    <OutputCachingOn xmlns="6d93d202-47fc-4405-873a-cab67cc5f1b2">false</OutputCachingOn>
-    <ParentAssetId xmlns="6d93d202-47fc-4405-873a-cab67cc5f1b2" xsi:nil="true"/>
-    <LocManualTestRequired xmlns="6d93d202-47fc-4405-873a-cab67cc5f1b2" xsi:nil="true"/>
-    <LocalizationTagsTaxHTField0 xmlns="6d93d202-47fc-4405-873a-cab67cc5f1b2">
-      <Terms xmlns="http://schemas.microsoft.com/office/infopath/2007/PartnerControls"/>
-    </LocalizationTagsTaxHTField0>
-    <CampaignTagsTaxHTField0 xmlns="6d93d202-47fc-4405-873a-cab67cc5f1b2">
-      <Terms xmlns="http://schemas.microsoft.com/office/infopath/2007/PartnerControls"/>
-    </CampaignTagsTaxHTField0>
-    <LocLastLocAttemptVersionLookup xmlns="6d93d202-47fc-4405-873a-cab67cc5f1b2">146743</LocLastLocAttemptVersionLookup>
-    <InternalTagsTaxHTField0 xmlns="6d93d202-47fc-4405-873a-cab67cc5f1b2">
-      <Terms xmlns="http://schemas.microsoft.com/office/infopath/2007/PartnerControls"/>
-    </InternalTagsTaxHTField0>
-    <LocProcessedForMarketsLookup xmlns="6d93d202-47fc-4405-873a-cab67cc5f1b2" xsi:nil="true"/>
-    <LocRecommendedHandoff xmlns="6d93d202-47fc-4405-873a-cab67cc5f1b2" xsi:nil="true"/>
-    <LocOverallPreviewStatusLookup xmlns="6d93d202-47fc-4405-873a-cab67cc5f1b2" xsi:nil="true"/>
-    <LocOverallPublishStatusLookup xmlns="6d93d202-47fc-4405-873a-cab67cc5f1b2" xsi:nil="true"/>
-    <LocProcessedForHandoffsLookup xmlns="6d93d202-47fc-4405-873a-cab67cc5f1b2" xsi:nil="true"/>
-    <LocLastLocAttemptVersionTypeLookup xmlns="6d93d202-47fc-4405-873a-cab67cc5f1b2" xsi:nil="true"/>
-    <LocOverallHandbackStatusLookup xmlns="6d93d202-47fc-4405-873a-cab67cc5f1b2" xsi:nil="true"/>
-    <LocComments xmlns="6d93d202-47fc-4405-873a-cab67cc5f1b2" xsi:nil="true"/>
-    <TaxCatchAll xmlns="6d93d202-47fc-4405-873a-cab67cc5f1b2"/>
-    <RecommendationsModifier xmlns="6d93d202-47fc-4405-873a-cab67cc5f1b2" xsi:nil="true"/>
-    <ScenarioTagsTaxHTField0 xmlns="6d93d202-47fc-4405-873a-cab67cc5f1b2">
-      <Terms xmlns="http://schemas.microsoft.com/office/infopath/2007/PartnerControls"/>
-    </ScenarioTagsTaxHTField0>
-    <FeatureTagsTaxHTField0 xmlns="6d93d202-47fc-4405-873a-cab67cc5f1b2">
-      <Terms xmlns="http://schemas.microsoft.com/office/infopath/2007/PartnerControls"/>
-    </FeatureTagsTaxHTField0>
-    <LocOverallLocStatusLookup xmlns="6d93d202-47fc-4405-873a-cab67cc5f1b2" xsi:nil="true"/>
-    <LocPublishedLinkedAssetsLookup xmlns="6d93d202-47fc-4405-873a-cab67cc5f1b2" xsi:nil="true"/>
-    <LocNewPublishedVersionLookup xmlns="6d93d202-47fc-4405-873a-cab67cc5f1b2" xsi:nil="true"/>
-    <LocPublishedDependentAssetsLookup xmlns="6d93d202-47fc-4405-873a-cab67cc5f1b2" xsi:nil="true"/>
-    <OriginalRelease xmlns="6d93d202-47fc-4405-873a-cab67cc5f1b2">14</OriginalRelease>
-    <LocMarketGroupTiers2 xmlns="6d93d202-47fc-4405-873a-cab67cc5f1b2" xsi:nil="true"/>
-  </documentManagement>
-</p:properties>
+<b:Sources xmlns:b="http://schemas.openxmlformats.org/officeDocument/2006/bibliography" xmlns="http://schemas.openxmlformats.org/officeDocument/2006/bibliography" SelectedStyle="\APASixthEditionOfficeOnline.xsl" StyleName="APA" Version="6"/>
 </file>
 
 <file path=customXml/itemProps1.xml><?xml version="1.0" encoding="utf-8"?>
@@ -37784,14 +37767,31 @@
 </file>
 
 <file path=customXml/itemProps2.xml><?xml version="1.0" encoding="utf-8"?>
-<ds:datastoreItem xmlns:ds="http://schemas.openxmlformats.org/officeDocument/2006/customXml" ds:itemID="{AB9AA636-D291-4B2E-BBD8-8A9285B3238E}">
+<ds:datastoreItem xmlns:ds="http://schemas.openxmlformats.org/officeDocument/2006/customXml" ds:itemID="{2DF866C4-50CD-47D7-BED6-205C60F51F83}">
   <ds:schemaRefs>
-    <ds:schemaRef ds:uri="http://schemas.openxmlformats.org/officeDocument/2006/bibliography"/>
+    <ds:schemaRef ds:uri="http://purl.org/dc/elements/1.1/"/>
+    <ds:schemaRef ds:uri="http://schemas.microsoft.com/office/2006/metadata/properties"/>
+    <ds:schemaRef ds:uri="http://purl.org/dc/terms/"/>
+    <ds:schemaRef ds:uri="6d93d202-47fc-4405-873a-cab67cc5f1b2"/>
+    <ds:schemaRef ds:uri="http://schemas.microsoft.com/office/2006/documentManagement/types"/>
+    <ds:schemaRef ds:uri="http://schemas.microsoft.com/office/infopath/2007/PartnerControls"/>
+    <ds:schemaRef ds:uri="http://schemas.openxmlformats.org/package/2006/metadata/core-properties"/>
+    <ds:schemaRef ds:uri="64acb2c5-0a2b-4bda-bd34-58e36cbb80d2"/>
+    <ds:schemaRef ds:uri="http://www.w3.org/XML/1998/namespace"/>
+    <ds:schemaRef ds:uri="http://purl.org/dc/dcmitype/"/>
   </ds:schemaRefs>
 </ds:datastoreItem>
 </file>
 
 <file path=customXml/itemProps3.xml><?xml version="1.0" encoding="utf-8"?>
+<ds:datastoreItem xmlns:ds="http://schemas.openxmlformats.org/officeDocument/2006/customXml" ds:itemID="{0997F6B8-5DA6-4A19-9077-FDDDE75F6343}">
+  <ds:schemaRefs>
+    <ds:schemaRef ds:uri="http://schemas.microsoft.com/sharepoint/v3/contenttype/forms"/>
+  </ds:schemaRefs>
+</ds:datastoreItem>
+</file>
+
+<file path=customXml/itemProps4.xml><?xml version="1.0" encoding="utf-8"?>
 <ds:datastoreItem xmlns:ds="http://schemas.openxmlformats.org/officeDocument/2006/customXml" ds:itemID="{998361FD-1826-403A-96A6-4B967799DB7D}">
   <ds:schemaRefs>
     <ds:schemaRef ds:uri="http://schemas.microsoft.com/office/2006/metadata/contentType"/>
@@ -37810,21 +37810,10 @@
 </ds:datastoreItem>
 </file>
 
-<file path=customXml/itemProps4.xml><?xml version="1.0" encoding="utf-8"?>
-<ds:datastoreItem xmlns:ds="http://schemas.openxmlformats.org/officeDocument/2006/customXml" ds:itemID="{0997F6B8-5DA6-4A19-9077-FDDDE75F6343}">
+<file path=customXml/itemProps5.xml><?xml version="1.0" encoding="utf-8"?>
+<ds:datastoreItem xmlns:ds="http://schemas.openxmlformats.org/officeDocument/2006/customXml" ds:itemID="{AB9AA636-D291-4B2E-BBD8-8A9285B3238E}">
   <ds:schemaRefs>
-    <ds:schemaRef ds:uri="http://schemas.microsoft.com/sharepoint/v3/contenttype/forms"/>
-  </ds:schemaRefs>
-</ds:datastoreItem>
-</file>
-
-<file path=customXml/itemProps5.xml><?xml version="1.0" encoding="utf-8"?>
-<ds:datastoreItem xmlns:ds="http://schemas.openxmlformats.org/officeDocument/2006/customXml" ds:itemID="{2DF866C4-50CD-47D7-BED6-205C60F51F83}">
-  <ds:schemaRefs>
-    <ds:schemaRef ds:uri="http://schemas.microsoft.com/office/2006/metadata/properties"/>
-    <ds:schemaRef ds:uri="http://schemas.microsoft.com/office/infopath/2007/PartnerControls"/>
-    <ds:schemaRef ds:uri="6d93d202-47fc-4405-873a-cab67cc5f1b2"/>
-    <ds:schemaRef ds:uri="64acb2c5-0a2b-4bda-bd34-58e36cbb80d2"/>
+    <ds:schemaRef ds:uri="http://schemas.openxmlformats.org/officeDocument/2006/bibliography"/>
   </ds:schemaRefs>
 </ds:datastoreItem>
 </file>
--- a/EBIOS Risk Manager - Formation - Livret stagiaire.docx
+++ b/EBIOS Risk Manager - Formation - Livret stagiaire.docx
@@ -199,8 +199,8 @@
         <w:tblLook w:val="04A0" w:firstRow="1" w:lastRow="0" w:firstColumn="1" w:lastColumn="0" w:noHBand="0" w:noVBand="1"/>
       </w:tblPr>
       <w:tblGrid>
-        <w:gridCol w:w="1365"/>
-        <w:gridCol w:w="4162"/>
+        <w:gridCol w:w="1364"/>
+        <w:gridCol w:w="4163"/>
         <w:gridCol w:w="1840"/>
         <w:gridCol w:w="2432"/>
       </w:tblGrid>
@@ -226,7 +226,7 @@
         </w:tc>
         <w:tc>
           <w:tcPr>
-            <w:tcW w:w="2123" w:type="pct"/>
+            <w:tcW w:w="2124" w:type="pct"/>
             <w:shd w:val="clear" w:color="auto" w:fill="D9D9D9" w:themeFill="background1" w:themeFillShade="D9"/>
             <w:vAlign w:val="center"/>
           </w:tcPr>
@@ -293,7 +293,7 @@
         </w:tc>
         <w:tc>
           <w:tcPr>
-            <w:tcW w:w="2123" w:type="pct"/>
+            <w:tcW w:w="2124" w:type="pct"/>
             <w:vAlign w:val="center"/>
           </w:tcPr>
           <w:p>
@@ -345,7 +345,7 @@
         </w:tc>
         <w:tc>
           <w:tcPr>
-            <w:tcW w:w="2123" w:type="pct"/>
+            <w:tcW w:w="2124" w:type="pct"/>
             <w:vAlign w:val="center"/>
           </w:tcPr>
           <w:p>
@@ -397,7 +397,7 @@
         </w:tc>
         <w:tc>
           <w:tcPr>
-            <w:tcW w:w="2123" w:type="pct"/>
+            <w:tcW w:w="2124" w:type="pct"/>
             <w:vAlign w:val="center"/>
           </w:tcPr>
           <w:p>
@@ -446,12 +446,64 @@
         </w:tc>
         <w:tc>
           <w:tcPr>
-            <w:tcW w:w="2123" w:type="pct"/>
+            <w:tcW w:w="2124" w:type="pct"/>
             <w:vAlign w:val="center"/>
           </w:tcPr>
           <w:p>
             <w:r>
               <w:t>Corrections mineures</w:t>
+            </w:r>
+          </w:p>
+        </w:tc>
+        <w:tc>
+          <w:tcPr>
+            <w:tcW w:w="939" w:type="pct"/>
+            <w:vAlign w:val="center"/>
+          </w:tcPr>
+          <w:p>
+            <w:r>
+              <w:t>Matthieu GRALL</w:t>
+            </w:r>
+          </w:p>
+        </w:tc>
+        <w:tc>
+          <w:tcPr>
+            <w:tcW w:w="1241" w:type="pct"/>
+            <w:vAlign w:val="center"/>
+          </w:tcPr>
+          <w:p>
+            <w:r>
+              <w:t>Amélioration continue</w:t>
+            </w:r>
+          </w:p>
+        </w:tc>
+      </w:tr>
+      <w:tr>
+        <w:trPr>
+          <w:jc w:val="center"/>
+        </w:trPr>
+        <w:tc>
+          <w:tcPr>
+            <w:tcW w:w="696" w:type="pct"/>
+            <w:vAlign w:val="center"/>
+          </w:tcPr>
+          <w:p>
+            <w:r>
+              <w:t>19/11</w:t>
+            </w:r>
+            <w:r>
+              <w:t>/2025</w:t>
+            </w:r>
+          </w:p>
+        </w:tc>
+        <w:tc>
+          <w:tcPr>
+            <w:tcW w:w="2124" w:type="pct"/>
+            <w:vAlign w:val="center"/>
+          </w:tcPr>
+          <w:p>
+            <w:r>
+              <w:t>Correction mineure</w:t>
             </w:r>
           </w:p>
         </w:tc>
@@ -14553,21 +14605,7 @@
           <w:sz w:val="20"/>
           <w:szCs w:val="20"/>
         </w:rPr>
-        <w:t>Attaque directe du SI</w:t>
-      </w:r>
-      <w:r>
-        <w:rPr>
-          <w:sz w:val="20"/>
-          <w:szCs w:val="20"/>
-        </w:rPr>
-        <w:t xml:space="preserve"> </w:t>
-      </w:r>
-      <w:r>
-        <w:rPr>
-          <w:sz w:val="20"/>
-          <w:szCs w:val="20"/>
-        </w:rPr>
-        <w:t>de la société de biotechnologie</w:t>
+        <w:t>Attaque directe du SI de la société de biotechnologie</w:t>
       </w:r>
     </w:p>
     <w:p>
@@ -17184,27 +17222,14 @@
       <w:r>
         <w:t xml:space="preserve">Figure </w:t>
       </w:r>
-      <w:r>
-        <w:fldChar w:fldCharType="begin"/>
-      </w:r>
-      <w:r>
-        <w:instrText xml:space="preserve"> SEQ Figure \* ARABIC </w:instrText>
-      </w:r>
-      <w:r>
-        <w:fldChar w:fldCharType="separate"/>
-      </w:r>
-      <w:r>
-        <w:rPr>
-          <w:noProof/>
-        </w:rPr>
-        <w:t>1</w:t>
-      </w:r>
-      <w:r>
-        <w:rPr>
-          <w:noProof/>
-        </w:rPr>
-        <w:fldChar w:fldCharType="end"/>
-      </w:r>
+      <w:fldSimple w:instr=" SEQ Figure \* ARABIC ">
+        <w:r>
+          <w:rPr>
+            <w:noProof/>
+          </w:rPr>
+          <w:t>1</w:t>
+        </w:r>
+      </w:fldSimple>
       <w:r>
         <w:t xml:space="preserve"> : Diagramme de flux de la démarche de renouvellement de titres d’identité numérique</w:t>
       </w:r>
@@ -18225,27 +18250,14 @@
                             <w:r>
                               <w:t xml:space="preserve">Figure </w:t>
                             </w:r>
-                            <w:r>
-                              <w:fldChar w:fldCharType="begin"/>
-                            </w:r>
-                            <w:r>
-                              <w:instrText xml:space="preserve"> SEQ Figure \* ARABIC </w:instrText>
-                            </w:r>
-                            <w:r>
-                              <w:fldChar w:fldCharType="separate"/>
-                            </w:r>
-                            <w:r>
-                              <w:rPr>
-                                <w:noProof/>
-                              </w:rPr>
-                              <w:t>2</w:t>
-                            </w:r>
-                            <w:r>
-                              <w:rPr>
-                                <w:noProof/>
-                              </w:rPr>
-                              <w:fldChar w:fldCharType="end"/>
-                            </w:r>
+                            <w:fldSimple w:instr=" SEQ Figure \* ARABIC ">
+                              <w:r>
+                                <w:rPr>
+                                  <w:noProof/>
+                                </w:rPr>
+                                <w:t>2</w:t>
+                              </w:r>
+                            </w:fldSimple>
                             <w:r>
                               <w:t xml:space="preserve"> : Schéma d'infrastructure réseau</w:t>
                             </w:r>
@@ -18987,99 +18999,6 @@
                 <w:rFonts w:asciiTheme="majorHAnsi" w:hAnsiTheme="majorHAnsi" w:cstheme="majorHAnsi"/>
                 <w:bCs/>
               </w:rPr>
-              <w:t>Nature de la valeur métier</w:t>
-            </w:r>
-          </w:p>
-        </w:tc>
-        <w:tc>
-          <w:tcPr>
-            <w:tcW w:w="1547" w:type="dxa"/>
-            <w:vAlign w:val="center"/>
-          </w:tcPr>
-          <w:p>
-            <w:pPr>
-              <w:rPr>
-                <w:rFonts w:asciiTheme="majorHAnsi" w:hAnsiTheme="majorHAnsi" w:cstheme="majorHAnsi"/>
-              </w:rPr>
-            </w:pPr>
-          </w:p>
-        </w:tc>
-        <w:tc>
-          <w:tcPr>
-            <w:tcW w:w="1547" w:type="dxa"/>
-            <w:vAlign w:val="center"/>
-          </w:tcPr>
-          <w:p>
-            <w:pPr>
-              <w:rPr>
-                <w:rFonts w:asciiTheme="majorHAnsi" w:hAnsiTheme="majorHAnsi" w:cstheme="majorHAnsi"/>
-              </w:rPr>
-            </w:pPr>
-          </w:p>
-        </w:tc>
-        <w:tc>
-          <w:tcPr>
-            <w:tcW w:w="1547" w:type="dxa"/>
-            <w:vAlign w:val="center"/>
-          </w:tcPr>
-          <w:p>
-            <w:pPr>
-              <w:rPr>
-                <w:rFonts w:asciiTheme="majorHAnsi" w:hAnsiTheme="majorHAnsi" w:cstheme="majorHAnsi"/>
-              </w:rPr>
-            </w:pPr>
-          </w:p>
-        </w:tc>
-        <w:tc>
-          <w:tcPr>
-            <w:tcW w:w="1547" w:type="dxa"/>
-            <w:vAlign w:val="center"/>
-          </w:tcPr>
-          <w:p>
-            <w:pPr>
-              <w:rPr>
-                <w:rFonts w:asciiTheme="majorHAnsi" w:hAnsiTheme="majorHAnsi" w:cstheme="majorHAnsi"/>
-              </w:rPr>
-            </w:pPr>
-          </w:p>
-        </w:tc>
-        <w:tc>
-          <w:tcPr>
-            <w:tcW w:w="1548" w:type="dxa"/>
-            <w:vAlign w:val="center"/>
-          </w:tcPr>
-          <w:p>
-            <w:pPr>
-              <w:rPr>
-                <w:rFonts w:asciiTheme="majorHAnsi" w:hAnsiTheme="majorHAnsi" w:cstheme="majorHAnsi"/>
-              </w:rPr>
-            </w:pPr>
-          </w:p>
-        </w:tc>
-      </w:tr>
-      <w:tr>
-        <w:trPr>
-          <w:trHeight w:val="1020"/>
-        </w:trPr>
-        <w:tc>
-          <w:tcPr>
-            <w:tcW w:w="2063" w:type="dxa"/>
-            <w:shd w:val="clear" w:color="auto" w:fill="D9D9D9" w:themeFill="background1" w:themeFillShade="D9"/>
-            <w:vAlign w:val="center"/>
-          </w:tcPr>
-          <w:p>
-            <w:pPr>
-              <w:jc w:val="center"/>
-              <w:rPr>
-                <w:rFonts w:asciiTheme="majorHAnsi" w:hAnsiTheme="majorHAnsi" w:cstheme="majorHAnsi"/>
-                <w:bCs/>
-              </w:rPr>
-            </w:pPr>
-            <w:r>
-              <w:rPr>
-                <w:rFonts w:asciiTheme="majorHAnsi" w:hAnsiTheme="majorHAnsi" w:cstheme="majorHAnsi"/>
-                <w:bCs/>
-              </w:rPr>
               <w:t>Entité responsable</w:t>
             </w:r>
           </w:p>
@@ -19452,27 +19371,14 @@
       <w:r>
         <w:t xml:space="preserve">Figure </w:t>
       </w:r>
-      <w:r>
-        <w:fldChar w:fldCharType="begin"/>
-      </w:r>
-      <w:r>
-        <w:instrText xml:space="preserve"> SEQ Figure \* ARABIC </w:instrText>
-      </w:r>
-      <w:r>
-        <w:fldChar w:fldCharType="separate"/>
-      </w:r>
-      <w:r>
-        <w:rPr>
-          <w:noProof/>
-        </w:rPr>
-        <w:t>3</w:t>
-      </w:r>
-      <w:r>
-        <w:rPr>
-          <w:noProof/>
-        </w:rPr>
-        <w:fldChar w:fldCharType="end"/>
-      </w:r>
+      <w:fldSimple w:instr=" SEQ Figure \* ARABIC ">
+        <w:r>
+          <w:rPr>
+            <w:noProof/>
+          </w:rPr>
+          <w:t>3</w:t>
+        </w:r>
+      </w:fldSimple>
       <w:r>
         <w:t xml:space="preserve"> : Catégories d’impacts proposées dans EBIOS </w:t>
       </w:r>
@@ -19566,24 +19472,14 @@
       <w:r>
         <w:t xml:space="preserve">Figure </w:t>
       </w:r>
-      <w:r>
-        <w:fldChar w:fldCharType="begin"/>
-      </w:r>
-      <w:r>
-        <w:instrText xml:space="preserve"> SEQ Figure \* ARABIC </w:instrText>
-      </w:r>
-      <w:r>
-        <w:fldChar w:fldCharType="separate"/>
-      </w:r>
-      <w:r>
-        <w:rPr>
-          <w:noProof/>
-        </w:rPr>
-        <w:t>4</w:t>
-      </w:r>
-      <w:r>
-        <w:fldChar w:fldCharType="end"/>
-      </w:r>
+      <w:fldSimple w:instr=" SEQ Figure \* ARABIC ">
+        <w:r>
+          <w:rPr>
+            <w:noProof/>
+          </w:rPr>
+          <w:t>4</w:t>
+        </w:r>
+      </w:fldSimple>
       <w:r>
         <w:t xml:space="preserve"> : Échelle de gravité définie par la SGTIN</w:t>
       </w:r>
@@ -21314,27 +21210,14 @@
       <w:r>
         <w:t xml:space="preserve">Figure </w:t>
       </w:r>
-      <w:r>
-        <w:fldChar w:fldCharType="begin"/>
-      </w:r>
-      <w:r>
-        <w:instrText xml:space="preserve"> SEQ Figure \* ARABIC </w:instrText>
-      </w:r>
-      <w:r>
-        <w:fldChar w:fldCharType="separate"/>
-      </w:r>
-      <w:r>
-        <w:rPr>
-          <w:noProof/>
-        </w:rPr>
-        <w:t>5</w:t>
-      </w:r>
-      <w:r>
-        <w:rPr>
-          <w:noProof/>
-        </w:rPr>
-        <w:fldChar w:fldCharType="end"/>
-      </w:r>
+      <w:fldSimple w:instr=" SEQ Figure \* ARABIC ">
+        <w:r>
+          <w:rPr>
+            <w:noProof/>
+          </w:rPr>
+          <w:t>5</w:t>
+        </w:r>
+      </w:fldSimple>
       <w:r>
         <w:t xml:space="preserve"> : Échelle de pertinence des couples SR/OV définie par la SGTIN</w:t>
       </w:r>
@@ -22810,24 +22693,14 @@
       <w:r>
         <w:t xml:space="preserve">Figure </w:t>
       </w:r>
-      <w:r>
-        <w:fldChar w:fldCharType="begin"/>
-      </w:r>
-      <w:r>
-        <w:instrText xml:space="preserve"> SEQ Figure \* ARABIC </w:instrText>
-      </w:r>
-      <w:r>
-        <w:fldChar w:fldCharType="separate"/>
-      </w:r>
-      <w:r>
-        <w:rPr>
-          <w:noProof/>
-        </w:rPr>
-        <w:t>6</w:t>
-      </w:r>
-      <w:r>
-        <w:fldChar w:fldCharType="end"/>
-      </w:r>
+      <w:fldSimple w:instr=" SEQ Figure \* ARABIC ">
+        <w:r>
+          <w:rPr>
+            <w:noProof/>
+          </w:rPr>
+          <w:t>6</w:t>
+        </w:r>
+      </w:fldSimple>
       <w:r>
         <w:t xml:space="preserve"> : </w:t>
       </w:r>
@@ -24619,24 +24492,14 @@
       <w:r>
         <w:t xml:space="preserve">Figure </w:t>
       </w:r>
-      <w:r>
-        <w:fldChar w:fldCharType="begin"/>
-      </w:r>
-      <w:r>
-        <w:instrText xml:space="preserve"> SEQ Figure \* ARABIC </w:instrText>
-      </w:r>
-      <w:r>
-        <w:fldChar w:fldCharType="separate"/>
-      </w:r>
-      <w:r>
-        <w:rPr>
-          <w:noProof/>
-        </w:rPr>
-        <w:t>7</w:t>
-      </w:r>
-      <w:r>
-        <w:fldChar w:fldCharType="end"/>
-      </w:r>
+      <w:fldSimple w:instr=" SEQ Figure \* ARABIC ">
+        <w:r>
+          <w:rPr>
+            <w:noProof/>
+          </w:rPr>
+          <w:t>7</w:t>
+        </w:r>
+      </w:fldSimple>
       <w:r>
         <w:t xml:space="preserve"> : Échelle de </w:t>
       </w:r>
@@ -28039,7 +27902,7 @@
       <w:sdtEndPr/>
       <w:sdtContent>
         <w:r>
-          <w:t>22/10/2025</w:t>
+          <w:t>19/11/2025</w:t>
         </w:r>
       </w:sdtContent>
     </w:sdt>
@@ -28296,16 +28159,7 @@
           <w:iCs/>
           <w:sz w:val="18"/>
         </w:rPr>
-        <w:t xml:space="preserve">Single </w:t>
-      </w:r>
-      <w:r>
-        <w:rPr>
-          <w:rFonts w:asciiTheme="majorHAnsi" w:hAnsiTheme="majorHAnsi" w:cstheme="majorHAnsi"/>
-          <w:i/>
-          <w:iCs/>
-          <w:sz w:val="18"/>
-        </w:rPr>
-        <w:t>Sign On</w:t>
+        <w:t>Single Sign On</w:t>
       </w:r>
       <w:r>
         <w:rPr>
@@ -28496,7 +28350,7 @@
           <w:rPr>
             <w:lang w:val="en-US"/>
           </w:rPr>
-          <w:t>22/10</w:t>
+          <w:t>19/11</w:t>
         </w:r>
         <w:r>
           <w:rPr>
@@ -28545,7 +28399,7 @@
         <v:path o:extrusionok="f" gradientshapeok="t" o:connecttype="rect"/>
         <o:lock v:ext="edit" aspectratio="t"/>
       </v:shapetype>
-      <v:shape id="_x0000_i1027" type="#_x0000_t75" style="width:58.5pt;height:58.5pt;visibility:visible;mso-wrap-style:square" o:bullet="t">
+      <v:shape id="_x0000_i1026" type="#_x0000_t75" style="width:58.5pt;height:58.5pt;visibility:visible;mso-wrap-style:square" o:bullet="t">
         <v:imagedata r:id="rId1" o:title=""/>
       </v:shape>
     </w:pict>
@@ -35716,6 +35570,7 @@
     <w:rsid w:val="00CF10B3"/>
     <w:rsid w:val="00DF5C05"/>
     <w:rsid w:val="00E21B94"/>
+    <w:rsid w:val="00EB3210"/>
     <w:rsid w:val="00F86CFC"/>
     <w:rsid w:val="00F942C7"/>
     <w:rsid w:val="00F969FC"/>
@@ -36574,7 +36429,7 @@
     <Markets xmlns="6d93d202-47fc-4405-873a-cab67cc5f1b2"/>
     <OriginalSourceMarket xmlns="6d93d202-47fc-4405-873a-cab67cc5f1b2">english</OriginalSourceMarket>
     <TPInstallLocation xmlns="6d93d202-47fc-4405-873a-cab67cc5f1b2" xsi:nil="true"/>
-    <TPAppVersion xmlns="6d93d202-47fc-4405-873a-cab67cc5f1b2">22/10/2025</TPAppVersion>
+    <TPAppVersion xmlns="6d93d202-47fc-4405-873a-cab67cc5f1b2">19/11/2025</TPAppVersion>
     <TPCommandLine xmlns="6d93d202-47fc-4405-873a-cab67cc5f1b2" xsi:nil="true"/>
     <APAuthor xmlns="6d93d202-47fc-4405-873a-cab67cc5f1b2">
       <UserInfo>
@@ -36687,12 +36542,7 @@
 </file>
 
 <file path=customXml/item3.xml><?xml version="1.0" encoding="utf-8"?>
-<?mso-contentType ?>
-<FormTemplates xmlns="http://schemas.microsoft.com/sharepoint/v3/contenttype/forms">
-  <Display>DocumentLibraryForm</Display>
-  <Edit>AssetEditForm</Edit>
-  <New>DocumentLibraryForm</New>
-</FormTemplates>
+<b:Sources xmlns:b="http://schemas.openxmlformats.org/officeDocument/2006/bibliography" xmlns="http://schemas.openxmlformats.org/officeDocument/2006/bibliography" SelectedStyle="\APASixthEditionOfficeOnline.xsl" StyleName="APA" Version="6"/>
 </file>
 
 <file path=customXml/item4.xml><?xml version="1.0" encoding="utf-8"?>
@@ -37755,7 +37605,12 @@
 </file>
 
 <file path=customXml/item5.xml><?xml version="1.0" encoding="utf-8"?>
-<b:Sources xmlns:b="http://schemas.openxmlformats.org/officeDocument/2006/bibliography" xmlns="http://schemas.openxmlformats.org/officeDocument/2006/bibliography" SelectedStyle="\APASixthEditionOfficeOnline.xsl" StyleName="APA" Version="6"/>
+<?mso-contentType ?>
+<FormTemplates xmlns="http://schemas.microsoft.com/sharepoint/v3/contenttype/forms">
+  <Display>DocumentLibraryForm</Display>
+  <Edit>AssetEditForm</Edit>
+  <New>DocumentLibraryForm</New>
+</FormTemplates>
 </file>
 
 <file path=customXml/itemProps1.xml><?xml version="1.0" encoding="utf-8"?>
@@ -37769,14 +37624,14 @@
 <file path=customXml/itemProps2.xml><?xml version="1.0" encoding="utf-8"?>
 <ds:datastoreItem xmlns:ds="http://schemas.openxmlformats.org/officeDocument/2006/customXml" ds:itemID="{2DF866C4-50CD-47D7-BED6-205C60F51F83}">
   <ds:schemaRefs>
+    <ds:schemaRef ds:uri="64acb2c5-0a2b-4bda-bd34-58e36cbb80d2"/>
+    <ds:schemaRef ds:uri="http://purl.org/dc/terms/"/>
+    <ds:schemaRef ds:uri="http://schemas.microsoft.com/office/2006/documentManagement/types"/>
+    <ds:schemaRef ds:uri="http://schemas.openxmlformats.org/package/2006/metadata/core-properties"/>
     <ds:schemaRef ds:uri="http://purl.org/dc/elements/1.1/"/>
     <ds:schemaRef ds:uri="http://schemas.microsoft.com/office/2006/metadata/properties"/>
-    <ds:schemaRef ds:uri="http://purl.org/dc/terms/"/>
+    <ds:schemaRef ds:uri="http://schemas.microsoft.com/office/infopath/2007/PartnerControls"/>
     <ds:schemaRef ds:uri="6d93d202-47fc-4405-873a-cab67cc5f1b2"/>
-    <ds:schemaRef ds:uri="http://schemas.microsoft.com/office/2006/documentManagement/types"/>
-    <ds:schemaRef ds:uri="http://schemas.microsoft.com/office/infopath/2007/PartnerControls"/>
-    <ds:schemaRef ds:uri="http://schemas.openxmlformats.org/package/2006/metadata/core-properties"/>
-    <ds:schemaRef ds:uri="64acb2c5-0a2b-4bda-bd34-58e36cbb80d2"/>
     <ds:schemaRef ds:uri="http://www.w3.org/XML/1998/namespace"/>
     <ds:schemaRef ds:uri="http://purl.org/dc/dcmitype/"/>
   </ds:schemaRefs>
@@ -37784,9 +37639,9 @@
 </file>
 
 <file path=customXml/itemProps3.xml><?xml version="1.0" encoding="utf-8"?>
-<ds:datastoreItem xmlns:ds="http://schemas.openxmlformats.org/officeDocument/2006/customXml" ds:itemID="{0997F6B8-5DA6-4A19-9077-FDDDE75F6343}">
+<ds:datastoreItem xmlns:ds="http://schemas.openxmlformats.org/officeDocument/2006/customXml" ds:itemID="{AB9AA636-D291-4B2E-BBD8-8A9285B3238E}">
   <ds:schemaRefs>
-    <ds:schemaRef ds:uri="http://schemas.microsoft.com/sharepoint/v3/contenttype/forms"/>
+    <ds:schemaRef ds:uri="http://schemas.openxmlformats.org/officeDocument/2006/bibliography"/>
   </ds:schemaRefs>
 </ds:datastoreItem>
 </file>
@@ -37811,9 +37666,9 @@
 </file>
 
 <file path=customXml/itemProps5.xml><?xml version="1.0" encoding="utf-8"?>
-<ds:datastoreItem xmlns:ds="http://schemas.openxmlformats.org/officeDocument/2006/customXml" ds:itemID="{AB9AA636-D291-4B2E-BBD8-8A9285B3238E}">
+<ds:datastoreItem xmlns:ds="http://schemas.openxmlformats.org/officeDocument/2006/customXml" ds:itemID="{0997F6B8-5DA6-4A19-9077-FDDDE75F6343}">
   <ds:schemaRefs>
-    <ds:schemaRef ds:uri="http://schemas.openxmlformats.org/officeDocument/2006/bibliography"/>
+    <ds:schemaRef ds:uri="http://schemas.microsoft.com/sharepoint/v3/contenttype/forms"/>
   </ds:schemaRefs>
 </ds:datastoreItem>
 </file>